--- a/Jawaban-Gugatan-PT-Arunika-Kreasi.docx
+++ b/Jawaban-Gugatan-PT-Arunika-Kreasi.docx
@@ -745,7 +745,7 @@
           <w:sz w:val="24"/>
           <w:szCs w:val="24"/>
         </w:rPr>
-        <w:t xml:space="preserve">Dengan ini menyampaikan Jawaban atas Gugatan Wanprestasi yang diajukan oleh RAKA selaku PENGGUGAT, sebagai berikut:</w:t>
+        <w:t xml:space="preserve">Dengan ini menyampaikan Jawaban atas Gugatan Wanprestasi yang diajukan oleh RAKA selaku PENGGUGAT tertanggal 15 September 2026, sebagai berikut:</w:t>
       </w:r>
     </w:p>
     <w:p>
@@ -763,7 +763,7 @@
           <w:sz w:val="24"/>
           <w:szCs w:val="24"/>
         </w:rPr>
-        <w:t xml:space="preserve">Bahwa TERGUGAT menolak dengan tegas seluruh dalil PENGGUGAT dalam gugatannya, kecuali terhadap hal-hal yang secara tegas diakui oleh TERGUGAT dalam Jawaban ini. Pengakuan atas suatu fakta tidak berarti pengakuan atas kualifikasi hukum yang dibangun PENGGUGAT atas fakta tersebut.</w:t>
+        <w:t xml:space="preserve">Bahwa TERGUGAT menolak dengan tegas seluruh dalil PENGGUGAT dalam gugatannya, kecuali terhadap hal-hal yang secara tegas diakui oleh TERGUGAT dalam Jawaban ini. Pengakuan atas suatu fakta tidak berarti pengakuan atas kualifikasi hukum yang dibangun PENGGUGAT atas fakta tersebut. Agar Jawaban ini mudah diikuti Majelis Hakim, TERGUGAT menanggapi dalil PENGGUGAT dengan menunjuk nomor butir posita gugatan.</w:t>
       </w:r>
     </w:p>
     <w:p>
@@ -786,7 +786,7 @@
     </w:p>
     <w:p>
       <w:pPr>
-        <w:spacing w:after="120" w:before="200" w:line="280"/>
+        <w:spacing w:after="120" w:before="220" w:line="280"/>
         <w:jc w:val="left"/>
       </w:pPr>
       <w:r>
@@ -799,7 +799,7 @@
           <w:sz w:val="24"/>
           <w:szCs w:val="24"/>
         </w:rPr>
-        <w:t xml:space="preserve">A. Eksepsi Kewenangan Relatif (Exceptio Declinatoria Fori)</w:t>
+        <w:t xml:space="preserve">A. Eksepsi Kewenangan Relatif (Exceptio Declinatoria Fori) — menanggapi dalil angka 4 dan angka 24</w:t>
       </w:r>
     </w:p>
     <w:p>
@@ -841,7 +841,7 @@
           <w:sz w:val="24"/>
           <w:szCs w:val="24"/>
         </w:rPr>
-        <w:t xml:space="preserve">Bahwa sebelum TERGUGAT menyampaikan pembelaan lain, dan karenanya diajukan pada kesempatan pertama sebagaimana disyaratkan Pasal 133 Herzien Inlandsch Reglement, TERGUGAT mengajukan eksepsi bahwa Pengadilan Negeri Surakarta tidak berwenang secara relatif untuk memeriksa dan mengadili perkara ini;</w:t>
+        <w:t xml:space="preserve">Bahwa sebelum TERGUGAT menyampaikan pembelaan lain, dan karenanya diajukan pada kesempatan pertama sebagaimana disyaratkan Pasal 133 Herzien Inlandsch Reglement, TERGUGAT mengajukan eksepsi bahwa Pengadilan Negeri Surakarta tidak berwenang secara relatif memeriksa dan mengadili perkara ini;</w:t>
       </w:r>
     </w:p>
     <w:p>
@@ -883,7 +883,7 @@
           <w:sz w:val="24"/>
           <w:szCs w:val="24"/>
         </w:rPr>
-        <w:t xml:space="preserve">Bahwa TERGUGAT adalah suatu perseroan terbatas yang berkedudukan dan berkantor di Jalan Anggrek Nomor 07, RT 01, RW 02, Kelurahan Nyawiji, Kecamatan Polanharjo, Kabupaten Klaten, Provinsi Jawa Tengah, sebagaimana PENGGUGAT sendiri akui dalam gugatannya;</w:t>
+        <w:t xml:space="preserve">Bahwa sebagaimana PENGGUGAT akui sendiri pada dalil angka 24 gugatannya, TERGUGAT berkedudukan di Kabupaten Klaten. Berdasarkan asas actor sequitur forum rei sebagaimana Pasal 118 ayat (1) Herzien Inlandsch Reglement, gugatan seharusnya diajukan kepada Pengadilan Negeri Klaten;</w:t>
       </w:r>
     </w:p>
     <w:p>
@@ -925,7 +925,7 @@
           <w:sz w:val="24"/>
           <w:szCs w:val="24"/>
         </w:rPr>
-        <w:t xml:space="preserve">Bahwa berdasarkan asas actor sequitur forum rei sebagaimana Pasal 118 ayat (1) Herzien Inlandsch Reglement, gugatan harus diajukan kepada Ketua Pengadilan Negeri di wilayah hukum tempat TERGUGAT berkedudukan, yaitu Pengadilan Negeri Klaten, bukan Pengadilan Negeri Surakarta;</w:t>
+        <w:t xml:space="preserve">Bahwa PENGGUGAT pada dalil angka 4 dan angka 24 menyandarkan kewenangan pada klausula domisili hukum dalam Perjanjian. Namun kewenangan relatif pengadilan merupakan bagian dari hukum acara yang bersifat memaksa, sehingga Majelis Hakim tetap berkewajiban menguji kewenangannya sendiri, dan klausula yang memuat pelepasan hak mengajukan eksepsi kewenangan tidak dapat menghapus kewajiban pengujian tersebut;</w:t>
       </w:r>
     </w:p>
     <w:p>
@@ -967,54 +967,12 @@
           <w:sz w:val="24"/>
           <w:szCs w:val="24"/>
         </w:rPr>
-        <w:t xml:space="preserve">Bahwa meskipun PENGGUGAT menyandarkan kewenangan pada klausula pilihan forum dalam Perjanjian, kewenangan relatif pengadilan merupakan bagian dari hukum acara yang bersifat memaksa, sehingga Majelis Hakim tetap berkewajiban menguji kewenangannya sendiri. Klausula yang memuat pelepasan hak untuk mengajukan eksepsi kewenangan tidak dapat menghapus kewajiban pengujian tersebut;</w:t>
-      </w:r>
-    </w:p>
-    <w:p>
-      <w:pPr>
-        <w:tabs>
-          <w:tab w:val="left" w:pos="620"/>
-        </w:tabs>
-        <w:spacing w:after="120" w:before="60" w:line="280"/>
-        <w:ind w:left="620" w:hanging="620"/>
-        <w:jc w:val="both"/>
-      </w:pPr>
-      <w:r>
-        <w:rPr>
-          <w:rFonts w:ascii="Times New Roman" w:cs="Times New Roman" w:eastAsia="Times New Roman" w:hAnsi="Times New Roman"/>
-          <w:b w:val="false"/>
-          <w:bCs w:val="false"/>
-          <w:i w:val="false"/>
-          <w:iCs w:val="false"/>
-          <w:sz w:val="24"/>
-          <w:szCs w:val="24"/>
-        </w:rPr>
-        <w:t xml:space="preserve">5.</w:t>
-      </w:r>
-      <w:r>
-        <w:rPr>
-          <w:rFonts w:ascii="Times New Roman" w:cs="Times New Roman" w:eastAsia="Times New Roman" w:hAnsi="Times New Roman"/>
-          <w:sz w:val="24"/>
-          <w:szCs w:val="24"/>
-        </w:rPr>
-        <w:t xml:space="preserve">	</w:t>
-      </w:r>
-      <w:r>
-        <w:rPr>
-          <w:rFonts w:ascii="Times New Roman" w:cs="Times New Roman" w:eastAsia="Times New Roman" w:hAnsi="Times New Roman"/>
-          <w:b w:val="false"/>
-          <w:bCs w:val="false"/>
-          <w:i w:val="false"/>
-          <w:iCs w:val="false"/>
-          <w:sz w:val="24"/>
-          <w:szCs w:val="24"/>
-        </w:rPr>
-        <w:t xml:space="preserve">Bahwa dengan demikian TERGUGAT mohon agar Majelis Hakim menyatakan Pengadilan Negeri Surakarta tidak berwenang memeriksa dan mengadili perkara ini, dan menyatakan gugatan PENGGUGAT tidak dapat diterima;</w:t>
-      </w:r>
-    </w:p>
-    <w:p>
-      <w:pPr>
-        <w:spacing w:after="120" w:before="200" w:line="280"/>
+        <w:t xml:space="preserve">Bahwa dengan demikian TERGUGAT mohon Majelis Hakim menyatakan Pengadilan Negeri Surakarta tidak berwenang, dan menyatakan gugatan PENGGUGAT tidak dapat diterima;</w:t>
+      </w:r>
+    </w:p>
+    <w:p>
+      <w:pPr>
+        <w:spacing w:after="120" w:before="220" w:line="280"/>
         <w:jc w:val="left"/>
       </w:pPr>
       <w:r>
@@ -1027,7 +985,49 @@
           <w:sz w:val="24"/>
           <w:szCs w:val="24"/>
         </w:rPr>
-        <w:t xml:space="preserve">B. Eksepsi Gugatan Tidak Jelas dan Saling Bertentangan (Exceptio Obscuur Libel)</w:t>
+        <w:t xml:space="preserve">B. Eksepsi Gugatan Kabur dan Saling Bertentangan (Exceptio Obscuur Libel)</w:t>
+      </w:r>
+    </w:p>
+    <w:p>
+      <w:pPr>
+        <w:tabs>
+          <w:tab w:val="left" w:pos="620"/>
+        </w:tabs>
+        <w:spacing w:after="120" w:before="60" w:line="280"/>
+        <w:ind w:left="620" w:hanging="620"/>
+        <w:jc w:val="both"/>
+      </w:pPr>
+      <w:r>
+        <w:rPr>
+          <w:rFonts w:ascii="Times New Roman" w:cs="Times New Roman" w:eastAsia="Times New Roman" w:hAnsi="Times New Roman"/>
+          <w:b w:val="false"/>
+          <w:bCs w:val="false"/>
+          <w:i w:val="false"/>
+          <w:iCs w:val="false"/>
+          <w:sz w:val="24"/>
+          <w:szCs w:val="24"/>
+        </w:rPr>
+        <w:t xml:space="preserve">5.</w:t>
+      </w:r>
+      <w:r>
+        <w:rPr>
+          <w:rFonts w:ascii="Times New Roman" w:cs="Times New Roman" w:eastAsia="Times New Roman" w:hAnsi="Times New Roman"/>
+          <w:sz w:val="24"/>
+          <w:szCs w:val="24"/>
+        </w:rPr>
+        <w:t xml:space="preserve">	</w:t>
+      </w:r>
+      <w:r>
+        <w:rPr>
+          <w:rFonts w:ascii="Times New Roman" w:cs="Times New Roman" w:eastAsia="Times New Roman" w:hAnsi="Times New Roman"/>
+          <w:b w:val="false"/>
+          <w:bCs w:val="false"/>
+          <w:i w:val="false"/>
+          <w:iCs w:val="false"/>
+          <w:sz w:val="24"/>
+          <w:szCs w:val="24"/>
+        </w:rPr>
+        <w:t xml:space="preserve">Bahwa petitum PENGGUGAT mengandung pertentangan yang tidak dapat dipertemukan. Pada petitum angka 2 PENGGUGAT meminta Majelis Hakim menyatakan Perjanjian sah dan mengikat, sedangkan pada petitum angka 4 PENGGUGAT meminta Perjanjian yang sama dibatalkan. Kedua tuntutan tersebut kontradiktif dan tidak dapat dikabulkan bersamaan;</w:t>
       </w:r>
     </w:p>
     <w:p>
@@ -1069,7 +1069,7 @@
           <w:sz w:val="24"/>
           <w:szCs w:val="24"/>
         </w:rPr>
-        <w:t xml:space="preserve">Bahwa petitum PENGGUGAT mengandung pertentangan yang tidak dapat dipertemukan. Pada petitum angka 2 PENGGUGAT meminta Majelis Hakim menyatakan Perjanjian sah dan mengikat, sedangkan pada petitum angka 4 PENGGUGAT justru meminta Perjanjian yang sama dibatalkan. Dua tuntutan tersebut bersifat kontradiktif dan tidak dapat dikabulkan secara bersamaan;</w:t>
+        <w:t xml:space="preserve">Bahwa pertentangan yang lebih mendasar terdapat antara petitum angka 4 dan petitum angka 7 huruf b. PENGGUGAT meminta Perjanjian dibatalkan, namun pada saat yang sama menuntut denda keterlambatan Rp42.500.000,00 yang dasarnya semata-mata bersumber dari klausula denda dalam Perjanjian itu sendiri. Apabila Perjanjian dibatalkan, klausula denda di dalamnya turut kehilangan daya ikat, sehingga tuntutan denda tersebut kehilangan dasar;</w:t>
       </w:r>
     </w:p>
     <w:p>
@@ -1111,7 +1111,7 @@
           <w:sz w:val="24"/>
           <w:szCs w:val="24"/>
         </w:rPr>
-        <w:t xml:space="preserve">Bahwa pertentangan yang lebih mendasar terdapat antara petitum angka 4 dan petitum angka 7 huruf b. PENGGUGAT meminta Perjanjian dibatalkan, namun pada saat yang sama menuntut denda keterlambatan sebesar Rp42.500.000,00 yang dasar hukumnya semata-mata bersumber dari klausula denda dalam Perjanjian itu sendiri. Apabila Perjanjian dibatalkan, maka klausula denda di dalamnya turut kehilangan daya ikat, sehingga tuntutan denda tersebut kehilangan dasar;</w:t>
+        <w:t xml:space="preserve">Bahwa dalil angka 20 gugatan menghitung pengembalian kelebihan pembayaran berdasarkan keadaan tanggal 25 Juni 2026, sedangkan denda keterlambatan pada butir yang sama dihitung berdasarkan jatuh tempo tanggal 1 Mei 2026, tanpa satu pun penjelasan mengenai dasar penggunaan dua titik waktu berbeda untuk satu rangkaian tuntutan;</w:t>
       </w:r>
     </w:p>
     <w:p>
@@ -1153,7 +1153,7 @@
           <w:sz w:val="24"/>
           <w:szCs w:val="24"/>
         </w:rPr>
-        <w:t xml:space="preserve">Bahwa dasar perhitungan kerugian PENGGUGAT juga tidak konsisten. PENGGUGAT menghitung pengembalian kelebihan pembayaran berdasarkan keadaan pekerjaan tanggal 25 Juni 2026, sedangkan denda keterlambatan dihitung berdasarkan jatuh tempo tanggal 1 Mei 2026, tanpa menjelaskan dasar penggunaan dua titik waktu yang berbeda untuk satu rangkaian tuntutan;</w:t>
+        <w:t xml:space="preserve">Bahwa dalil angka 23 gugatan memohon sita jaminan atas harta kekayaan TERGUGAT namun objeknya dibiarkan kosong berupa titik-titik, sehingga permohonan tersebut tidak jelas dan tidak dapat dilaksanakan;</w:t>
       </w:r>
     </w:p>
     <w:p>
@@ -1195,12 +1195,12 @@
           <w:sz w:val="24"/>
           <w:szCs w:val="24"/>
         </w:rPr>
-        <w:t xml:space="preserve">Bahwa dengan demikian gugatan PENGGUGAT kabur dan tidak memenuhi syarat formal suatu gugatan, sehingga sepatutnya dinyatakan tidak dapat diterima;</w:t>
-      </w:r>
-    </w:p>
-    <w:p>
-      <w:pPr>
-        <w:spacing w:after="120" w:before="200" w:line="280"/>
+        <w:t xml:space="preserve">Bahwa dengan demikian gugatan PENGGUGAT kabur dan tidak memenuhi syarat formal, sehingga sepatutnya dinyatakan tidak dapat diterima;</w:t>
+      </w:r>
+    </w:p>
+    <w:p>
+      <w:pPr>
+        <w:spacing w:after="120" w:before="220" w:line="280"/>
         <w:jc w:val="left"/>
       </w:pPr>
       <w:r>
@@ -1213,7 +1213,7 @@
           <w:sz w:val="24"/>
           <w:szCs w:val="24"/>
         </w:rPr>
-        <w:t xml:space="preserve">C. Eksepsi Gugatan Prematur</w:t>
+        <w:t xml:space="preserve">C. Eksepsi Gugatan Prematur — menanggapi dalil angka 11 dan angka 15</w:t>
       </w:r>
     </w:p>
     <w:p>
@@ -1255,7 +1255,7 @@
           <w:sz w:val="24"/>
           <w:szCs w:val="24"/>
         </w:rPr>
-        <w:t xml:space="preserve">Bahwa PENGGUGAT dalam gugatannya tidak pernah menguraikan adanya pernyataan lalai secara tertulis kepada TERGUGAT. PENGGUGAT hanya mendalilkan penolakan tagihan yang disampaikan melalui sambungan telepon pada tanggal 15 Mei 2026, tanpa satu pun surat peringatan maupun pernyataan lalai yang diajukan sebagai alat bukti;</w:t>
+        <w:t xml:space="preserve">Bahwa PENGGUGAT pada dalil angka 15 hanya mendalilkan penolakan tagihan melalui sambungan telepon, dan di seluruh gugatannya PENGGUGAT tidak pernah menguraikan adanya pernyataan lalai secara tertulis kepada TERGUGAT, serta tidak mengajukan satu pun surat peringatan sebagai alat bukti;</w:t>
       </w:r>
     </w:p>
     <w:p>
@@ -1297,7 +1297,7 @@
           <w:sz w:val="24"/>
           <w:szCs w:val="24"/>
         </w:rPr>
-        <w:t xml:space="preserve">Bahwa PENGGUGAT menyandarkan keadaan lalai TERGUGAT pada lewatnya waktu berdasarkan kekuatan perikatan sendiri. Namun dalam perjanjian pemborongan pekerjaan yang pelaksanaannya nyata-nyata dipengaruhi oleh temuan kondisi lapangan dan perubahan desain, tenggat waktu tidak dapat diperlakukan sebagai tenggat yang bersifat mutlak tanpa didahului pernyataan lalai secara tertulis, agar debitur memperoleh kesempatan yang patut untuk memenuhi prestasinya;</w:t>
+        <w:t xml:space="preserve">Bahwa pada dalil angka 11 PENGGUGAT menyandarkan keadaan lalai TERGUGAT semata-mata pada lewatnya waktu berdasarkan kekuatan perikatan sendiri. Namun dalam perjanjian pemborongan pekerjaan yang pelaksanaannya nyata dipengaruhi temuan kondisi lapangan dan perubahan desain, tenggat waktu tidak dapat diperlakukan sebagai tenggat mutlak tanpa didahului pernyataan lalai tertulis, agar debitur memperoleh kesempatan yang patut memenuhi prestasinya;</w:t>
       </w:r>
     </w:p>
     <w:p>
@@ -1339,7 +1339,7 @@
           <w:sz w:val="24"/>
           <w:szCs w:val="24"/>
         </w:rPr>
-        <w:t xml:space="preserve">Bahwa Perjanjian pada Pasal 18 ayat (1) mensyaratkan musyawarah dalam jangka waktu paling lama 30 (tiga puluh) hari kalender sejak perselisihan diberitahukan secara tertulis. PENGGUGAT tidak menguraikan adanya pemberitahuan perselisihan secara tertulis sebagai syarat formal dimulainya tahap musyawarah tersebut;</w:t>
+        <w:t xml:space="preserve">Bahwa Perjanjian juga mensyaratkan musyawarah dalam jangka waktu paling lama 30 (tiga puluh) hari kalender sejak perselisihan diberitahukan secara tertulis, sedangkan PENGGUGAT pada dalil angka 17 tidak menguraikan adanya pemberitahuan perselisihan secara tertulis sebagai syarat formal dimulainya tahap tersebut;</w:t>
       </w:r>
     </w:p>
     <w:p>
@@ -1381,7 +1381,7 @@
           <w:sz w:val="24"/>
           <w:szCs w:val="24"/>
         </w:rPr>
-        <w:t xml:space="preserve">Bahwa dengan demikian gugatan PENGGUGAT diajukan secara prematur dan sepatutnya dinyatakan tidak dapat diterima;</w:t>
+        <w:t xml:space="preserve">Bahwa dengan demikian gugatan PENGGUGAT prematur dan sepatutnya dinyatakan tidak dapat diterima;</w:t>
       </w:r>
     </w:p>
     <w:p>
@@ -1404,7 +1404,7 @@
     </w:p>
     <w:p>
       <w:pPr>
-        <w:spacing w:after="120" w:before="200" w:line="280"/>
+        <w:spacing w:after="120" w:before="220" w:line="280"/>
         <w:jc w:val="left"/>
       </w:pPr>
       <w:r>
@@ -1417,7 +1417,7 @@
           <w:sz w:val="24"/>
           <w:szCs w:val="24"/>
         </w:rPr>
-        <w:t xml:space="preserve">A. Hal-hal yang Diakui TERGUGAT</w:t>
+        <w:t xml:space="preserve">A. Dalil yang Diakui TERGUGAT — dalil angka 1, angka 2, dan angka 3</w:t>
       </w:r>
     </w:p>
     <w:p>
@@ -1459,7 +1459,7 @@
           <w:sz w:val="24"/>
           <w:szCs w:val="24"/>
         </w:rPr>
-        <w:t xml:space="preserve">Bahwa TERGUGAT mengakui telah menandatangani Perjanjian Pemborongan Pekerjaan Nomor 001/PPP/AK-RK/I/2026 tanggal 12 Januari 2026 beserta lampirannya, dengan nilai kontrak Rp850.000.000,00 termasuk pajak, jangka waktu 105 hari kalender sejak 16 Januari 2026, dan batas akhir penyerahan tanggal 1 Mei 2026;</w:t>
+        <w:t xml:space="preserve">Bahwa TERGUGAT mengakui dalil angka 1 gugatan, yaitu PENGGUGAT adalah pemilik bangunan komersial di Jalan Ahmad Yani Nomor 21, Kota Surakarta, seluas kurang lebih 120 m²;</w:t>
       </w:r>
     </w:p>
     <w:p>
@@ -1501,7 +1501,7 @@
           <w:sz w:val="24"/>
           <w:szCs w:val="24"/>
         </w:rPr>
-        <w:t xml:space="preserve">Bahwa TERGUGAT mengakui telah menerima pembayaran dari PENGGUGAT seluruhnya sebesar Rp600.000.000,00 melalui Termin I, Termin II, dan Termin III;</w:t>
+        <w:t xml:space="preserve">Bahwa TERGUGAT mengakui dalil angka 2 gugatan, yaitu adanya Perjanjian Pemborongan Pekerjaan Nomor 001/PPP/AK-RK/I/2026 tanggal 12 Januari 2026 beserta lampirannya, dan mengakui Perjanjian tersebut sah serta mengikat PARA PIHAK;</w:t>
       </w:r>
     </w:p>
     <w:p>
@@ -1543,7 +1543,7 @@
           <w:sz w:val="24"/>
           <w:szCs w:val="24"/>
         </w:rPr>
-        <w:t xml:space="preserve">Bahwa TERGUGAT mengakui pada tanggal 1 Mei 2026 pekerjaan belum diserahterimakan, dan mengakui pada tanggal 25 Juni 2026 pekerjaan di lokasi terhenti;</w:t>
+        <w:t xml:space="preserve">Bahwa TERGUGAT mengakui dalil angka 3 gugatan mengenai nilai kontrak Rp850.000.000,00 termasuk pajak, yang terdiri atas Dasar Pengenaan Pajak Rp765.765.766,00 dan Pajak Pertambahan Nilai Rp84.234.234,00. TERGUGAT pula mengakui Rencana Anggaran Biaya disusun oleh TERGUGAT, namun perlu ditegaskan bahwa penyusunannya dilakukan pada tanggal 12 Januari 2026, yaitu sebelum pembongkaran interior lama dilaksanakan, sehingga seluruh volume dan asumsi di dalamnya disusun berdasarkan kondisi bangunan yang tampak dari luar;</w:t>
       </w:r>
     </w:p>
     <w:p>
@@ -1585,54 +1585,12 @@
           <w:sz w:val="24"/>
           <w:szCs w:val="24"/>
         </w:rPr>
-        <w:t xml:space="preserve">Bahwa TERGUGAT mengakui telah memasang keramik lantai berwarna hitam, bukan berwarna cokelat sebagaimana spesifikasi awal;</w:t>
-      </w:r>
-    </w:p>
-    <w:p>
-      <w:pPr>
-        <w:tabs>
-          <w:tab w:val="left" w:pos="620"/>
-        </w:tabs>
-        <w:spacing w:after="120" w:before="60" w:line="280"/>
-        <w:ind w:left="620" w:hanging="620"/>
-        <w:jc w:val="both"/>
-      </w:pPr>
-      <w:r>
-        <w:rPr>
-          <w:rFonts w:ascii="Times New Roman" w:cs="Times New Roman" w:eastAsia="Times New Roman" w:hAnsi="Times New Roman"/>
-          <w:b w:val="false"/>
-          <w:bCs w:val="false"/>
-          <w:i w:val="false"/>
-          <w:iCs w:val="false"/>
-          <w:sz w:val="24"/>
-          <w:szCs w:val="24"/>
-        </w:rPr>
-        <w:t xml:space="preserve">5.</w:t>
-      </w:r>
-      <w:r>
-        <w:rPr>
-          <w:rFonts w:ascii="Times New Roman" w:cs="Times New Roman" w:eastAsia="Times New Roman" w:hAnsi="Times New Roman"/>
-          <w:sz w:val="24"/>
-          <w:szCs w:val="24"/>
-        </w:rPr>
-        <w:t xml:space="preserve">	</w:t>
-      </w:r>
-      <w:r>
-        <w:rPr>
-          <w:rFonts w:ascii="Times New Roman" w:cs="Times New Roman" w:eastAsia="Times New Roman" w:hAnsi="Times New Roman"/>
-          <w:b w:val="false"/>
-          <w:bCs w:val="false"/>
-          <w:i w:val="false"/>
-          <w:iCs w:val="false"/>
-          <w:sz w:val="24"/>
-          <w:szCs w:val="24"/>
-        </w:rPr>
-        <w:t xml:space="preserve">Bahwa pengakuan atas fakta-fakta tersebut sama sekali tidak berarti pengakuan atas dalil PENGGUGAT bahwa TERGUGAT telah melakukan wanprestasi, karena keadaan tersebut timbul dari sebab-sebab yang akan TERGUGAT uraikan di bawah ini;</w:t>
-      </w:r>
-    </w:p>
-    <w:p>
-      <w:pPr>
-        <w:spacing w:after="120" w:before="200" w:line="280"/>
+        <w:t xml:space="preserve">Bahwa pengakuan atas fakta-fakta tersebut sama sekali tidak berarti pengakuan atas dalil PENGGUGAT bahwa TERGUGAT telah melakukan wanprestasi;</w:t>
+      </w:r>
+    </w:p>
+    <w:p>
+      <w:pPr>
+        <w:spacing w:after="120" w:before="220" w:line="280"/>
         <w:jc w:val="left"/>
       </w:pPr>
       <w:r>
@@ -1645,7 +1603,49 @@
           <w:sz w:val="24"/>
           <w:szCs w:val="24"/>
         </w:rPr>
-        <w:t xml:space="preserve">B. Perubahan Pekerjaan Berasal dari Kondisi Lapangan yang Tidak Dapat Diketahui Sebelumnya</w:t>
+        <w:t xml:space="preserve">B. Tanggapan atas Dalil Angka 4 dan Angka 5</w:t>
+      </w:r>
+    </w:p>
+    <w:p>
+      <w:pPr>
+        <w:tabs>
+          <w:tab w:val="left" w:pos="620"/>
+        </w:tabs>
+        <w:spacing w:after="120" w:before="60" w:line="280"/>
+        <w:ind w:left="620" w:hanging="620"/>
+        <w:jc w:val="both"/>
+      </w:pPr>
+      <w:r>
+        <w:rPr>
+          <w:rFonts w:ascii="Times New Roman" w:cs="Times New Roman" w:eastAsia="Times New Roman" w:hAnsi="Times New Roman"/>
+          <w:b w:val="false"/>
+          <w:bCs w:val="false"/>
+          <w:i w:val="false"/>
+          <w:iCs w:val="false"/>
+          <w:sz w:val="24"/>
+          <w:szCs w:val="24"/>
+        </w:rPr>
+        <w:t xml:space="preserve">5.</w:t>
+      </w:r>
+      <w:r>
+        <w:rPr>
+          <w:rFonts w:ascii="Times New Roman" w:cs="Times New Roman" w:eastAsia="Times New Roman" w:hAnsi="Times New Roman"/>
+          <w:sz w:val="24"/>
+          <w:szCs w:val="24"/>
+        </w:rPr>
+        <w:t xml:space="preserve">	</w:t>
+      </w:r>
+      <w:r>
+        <w:rPr>
+          <w:rFonts w:ascii="Times New Roman" w:cs="Times New Roman" w:eastAsia="Times New Roman" w:hAnsi="Times New Roman"/>
+          <w:b w:val="false"/>
+          <w:bCs w:val="false"/>
+          <w:i w:val="false"/>
+          <w:iCs w:val="false"/>
+          <w:sz w:val="24"/>
+          <w:szCs w:val="24"/>
+        </w:rPr>
+        <w:t xml:space="preserve">Bahwa TERGUGAT mengakui dalil angka 4 gugatan sepanjang mengenai jangka waktu 105 hari kalender sejak 16 Januari 2026 dengan batas akhir 1 Mei 2026, spesifikasi keramik, dan keharusan addendum tertulis. Adapun mengenai klausula domisili hukum, TERGUGAT telah menanggapinya dalam Eksepsi;</w:t>
       </w:r>
     </w:p>
     <w:p>
@@ -1687,7 +1687,7 @@
           <w:sz w:val="24"/>
           <w:szCs w:val="24"/>
         </w:rPr>
-        <w:t xml:space="preserve">Bahwa setelah pembongkaran interior lama dilaksanakan pada tanggal 16 Januari 2026, ditemukan kondisi struktur dan bentuk bangunan yang tidak sesuai dengan asumsi awal. Temuan tersebut merupakan keadaan yang secara teknis tidak dapat diketahui sebelum pembongkaran dilakukan, dan bukan merupakan kelalaian TERGUGAT;</w:t>
+        <w:t xml:space="preserve">Bahwa TERGUGAT mengakui dalil angka 5 gugatan sepanjang mengenai diterimanya pembayaran Termin I, Termin II, dan Termin III seluruhnya Rp600.000.000,00;</w:t>
       </w:r>
     </w:p>
     <w:p>
@@ -1729,96 +1729,12 @@
           <w:sz w:val="24"/>
           <w:szCs w:val="24"/>
         </w:rPr>
-        <w:t xml:space="preserve">Bahwa penyesuaian desain, tata ruang, posisi kitchen dan bar, serta jalur instalasi merupakan akibat langsung dari temuan tersebut, dan seluruh penyesuaian itu dikomunikasikan kepada PENGGUGAT serta dituangkan dalam gambar revisi yang diketahui dan diterima PENGGUGAT;</w:t>
-      </w:r>
-    </w:p>
-    <w:p>
-      <w:pPr>
-        <w:tabs>
-          <w:tab w:val="left" w:pos="620"/>
-        </w:tabs>
-        <w:spacing w:after="120" w:before="60" w:line="280"/>
-        <w:ind w:left="620" w:hanging="620"/>
-        <w:jc w:val="both"/>
-      </w:pPr>
-      <w:r>
-        <w:rPr>
-          <w:rFonts w:ascii="Times New Roman" w:cs="Times New Roman" w:eastAsia="Times New Roman" w:hAnsi="Times New Roman"/>
-          <w:b w:val="false"/>
-          <w:bCs w:val="false"/>
-          <w:i w:val="false"/>
-          <w:iCs w:val="false"/>
-          <w:sz w:val="24"/>
-          <w:szCs w:val="24"/>
-        </w:rPr>
-        <w:t xml:space="preserve">8.</w:t>
-      </w:r>
-      <w:r>
-        <w:rPr>
-          <w:rFonts w:ascii="Times New Roman" w:cs="Times New Roman" w:eastAsia="Times New Roman" w:hAnsi="Times New Roman"/>
-          <w:sz w:val="24"/>
-          <w:szCs w:val="24"/>
-        </w:rPr>
-        <w:t xml:space="preserve">	</w:t>
-      </w:r>
-      <w:r>
-        <w:rPr>
-          <w:rFonts w:ascii="Times New Roman" w:cs="Times New Roman" w:eastAsia="Times New Roman" w:hAnsi="Times New Roman"/>
-          <w:b w:val="false"/>
-          <w:bCs w:val="false"/>
-          <w:i w:val="false"/>
-          <w:iCs w:val="false"/>
-          <w:sz w:val="24"/>
-          <w:szCs w:val="24"/>
-        </w:rPr>
-        <w:t xml:space="preserve">Bahwa PENGGUGAT tidak dapat di satu sisi menikmati hasil penyesuaian desain yang membuat bangunannya dapat difungsikan sebagai kafe, namun di sisi lain menolak sepenuhnya akibat penyesuaian tersebut terhadap waktu pelaksanaan pekerjaan;</w:t>
-      </w:r>
-    </w:p>
-    <w:p>
-      <w:pPr>
-        <w:tabs>
-          <w:tab w:val="left" w:pos="620"/>
-        </w:tabs>
-        <w:spacing w:after="120" w:before="60" w:line="280"/>
-        <w:ind w:left="620" w:hanging="620"/>
-        <w:jc w:val="both"/>
-      </w:pPr>
-      <w:r>
-        <w:rPr>
-          <w:rFonts w:ascii="Times New Roman" w:cs="Times New Roman" w:eastAsia="Times New Roman" w:hAnsi="Times New Roman"/>
-          <w:b w:val="false"/>
-          <w:bCs w:val="false"/>
-          <w:i w:val="false"/>
-          <w:iCs w:val="false"/>
-          <w:sz w:val="24"/>
-          <w:szCs w:val="24"/>
-        </w:rPr>
-        <w:t xml:space="preserve">9.</w:t>
-      </w:r>
-      <w:r>
-        <w:rPr>
-          <w:rFonts w:ascii="Times New Roman" w:cs="Times New Roman" w:eastAsia="Times New Roman" w:hAnsi="Times New Roman"/>
-          <w:sz w:val="24"/>
-          <w:szCs w:val="24"/>
-        </w:rPr>
-        <w:t xml:space="preserve">	</w:t>
-      </w:r>
-      <w:r>
-        <w:rPr>
-          <w:rFonts w:ascii="Times New Roman" w:cs="Times New Roman" w:eastAsia="Times New Roman" w:hAnsi="Times New Roman"/>
-          <w:b w:val="false"/>
-          <w:bCs w:val="false"/>
-          <w:i w:val="false"/>
-          <w:iCs w:val="false"/>
-          <w:sz w:val="24"/>
-          <w:szCs w:val="24"/>
-        </w:rPr>
-        <w:t xml:space="preserve">Bahwa pada tanggal 18 Maret 2026 diadakan pertemuan di lokasi yang dihadiri langsung oleh PENGGUGAT, Direktur TERGUGAT, dan pelaksana lapangan. Dalam pertemuan tersebut PENGGUGAT menyetujui perubahan rancangan plafon, penambahan pencahayaan, dan perubahan tata ruang area luar. Persetujuan PENGGUGAT tersebut nyata diberikan, dan atas dasar persetujuan itulah TERGUGAT melaksanakan pekerjaan yang dimaksud;</w:t>
-      </w:r>
-    </w:p>
-    <w:p>
-      <w:pPr>
-        <w:spacing w:after="120" w:before="200" w:line="280"/>
+        <w:t xml:space="preserve">Bahwa TERGUGAT membantah bagian akhir dalil angka 5 yang menyatakan Termin IV belum jatuh tempo. Tidak terpenuhinya syarat penyerahan pekerjaan justru disebabkan terhentinya pekerjaan, sedangkan terhentinya pekerjaan disebabkan penolakan mutlak PENGGUGAT atas seluruh tagihan TERGUGAT. PENGGUGAT tidak dapat menjadikan keadaan yang ia sendiri turut menimbulkan sebagai dasar untuk menghindari kewajiban pembayarannya;</w:t>
+      </w:r>
+    </w:p>
+    <w:p>
+      <w:pPr>
+        <w:spacing w:after="120" w:before="220" w:line="280"/>
         <w:jc w:val="left"/>
       </w:pPr>
       <w:r>
@@ -1831,7 +1747,91 @@
           <w:sz w:val="24"/>
           <w:szCs w:val="24"/>
         </w:rPr>
-        <w:t xml:space="preserve">C. Penilaian Progres Pekerjaan PENGGUGAT Tidak Dapat Dipertahankan</w:t>
+        <w:t xml:space="preserve">C. Tanggapan atas Dalil Angka 6 — Tabel Pembayaran PENGGUGAT Menyesatkan</w:t>
+      </w:r>
+    </w:p>
+    <w:p>
+      <w:pPr>
+        <w:tabs>
+          <w:tab w:val="left" w:pos="620"/>
+        </w:tabs>
+        <w:spacing w:after="120" w:before="60" w:line="280"/>
+        <w:ind w:left="620" w:hanging="620"/>
+        <w:jc w:val="both"/>
+      </w:pPr>
+      <w:r>
+        <w:rPr>
+          <w:rFonts w:ascii="Times New Roman" w:cs="Times New Roman" w:eastAsia="Times New Roman" w:hAnsi="Times New Roman"/>
+          <w:b w:val="false"/>
+          <w:bCs w:val="false"/>
+          <w:i w:val="false"/>
+          <w:iCs w:val="false"/>
+          <w:sz w:val="24"/>
+          <w:szCs w:val="24"/>
+        </w:rPr>
+        <w:t xml:space="preserve">8.</w:t>
+      </w:r>
+      <w:r>
+        <w:rPr>
+          <w:rFonts w:ascii="Times New Roman" w:cs="Times New Roman" w:eastAsia="Times New Roman" w:hAnsi="Times New Roman"/>
+          <w:sz w:val="24"/>
+          <w:szCs w:val="24"/>
+        </w:rPr>
+        <w:t xml:space="preserve">	</w:t>
+      </w:r>
+      <w:r>
+        <w:rPr>
+          <w:rFonts w:ascii="Times New Roman" w:cs="Times New Roman" w:eastAsia="Times New Roman" w:hAnsi="Times New Roman"/>
+          <w:b w:val="false"/>
+          <w:bCs w:val="false"/>
+          <w:i w:val="false"/>
+          <w:iCs w:val="false"/>
+          <w:sz w:val="24"/>
+          <w:szCs w:val="24"/>
+        </w:rPr>
+        <w:t xml:space="preserve">Bahwa TERGUGAT membantah dalil angka 6 gugatan beserta tabel yang menyertainya. Tabel tersebut disusun dengan mencampur dua dasar penilaian yang berbeda dalam satu rangkaian perbandingan. Tiga baris pertama menggunakan klaim progres TERGUGAT, sedangkan dua baris terakhir beralih menggunakan penilaian ahli yang diajukan PENGGUGAT sendiri. Perbandingan yang dasarnya berpindah di tengah jalan tidak dapat menghasilkan kesimpulan yang sahih;</w:t>
+      </w:r>
+    </w:p>
+    <w:p>
+      <w:pPr>
+        <w:tabs>
+          <w:tab w:val="left" w:pos="620"/>
+        </w:tabs>
+        <w:spacing w:after="120" w:before="60" w:line="280"/>
+        <w:ind w:left="620" w:hanging="620"/>
+        <w:jc w:val="both"/>
+      </w:pPr>
+      <w:r>
+        <w:rPr>
+          <w:rFonts w:ascii="Times New Roman" w:cs="Times New Roman" w:eastAsia="Times New Roman" w:hAnsi="Times New Roman"/>
+          <w:b w:val="false"/>
+          <w:bCs w:val="false"/>
+          <w:i w:val="false"/>
+          <w:iCs w:val="false"/>
+          <w:sz w:val="24"/>
+          <w:szCs w:val="24"/>
+        </w:rPr>
+        <w:t xml:space="preserve">9.</w:t>
+      </w:r>
+      <w:r>
+        <w:rPr>
+          <w:rFonts w:ascii="Times New Roman" w:cs="Times New Roman" w:eastAsia="Times New Roman" w:hAnsi="Times New Roman"/>
+          <w:sz w:val="24"/>
+          <w:szCs w:val="24"/>
+        </w:rPr>
+        <w:t xml:space="preserve">	</w:t>
+      </w:r>
+      <w:r>
+        <w:rPr>
+          <w:rFonts w:ascii="Times New Roman" w:cs="Times New Roman" w:eastAsia="Times New Roman" w:hAnsi="Times New Roman"/>
+          <w:b w:val="false"/>
+          <w:bCs w:val="false"/>
+          <w:i w:val="false"/>
+          <w:iCs w:val="false"/>
+          <w:sz w:val="24"/>
+          <w:szCs w:val="24"/>
+        </w:rPr>
+        <w:t xml:space="preserve">Bahwa baris pertama tabel tersebut menyebut pembayaran Termin I sebesar Rp450.000.000,00 pada tanggal 16 Januari 2026 sebagai kelebihan bayar. Dalil tersebut bertentangan dengan Perjanjian, karena Termin I memang diperjanjikan jatuh tempo setelah Perjanjian ditandatangani dan pekerjaan dimulai, dan diperuntukkan bagi biaya persiapan, mobilisasi, serta pengadaan material utama. Termin I adalah uang muka kontraktual, bukan kelebihan pembayaran;</w:t>
       </w:r>
     </w:p>
     <w:p>
@@ -1873,7 +1873,666 @@
           <w:sz w:val="24"/>
           <w:szCs w:val="24"/>
         </w:rPr>
-        <w:t xml:space="preserve">Bahwa TERGUGAT menolak dalil PENGGUGAT bahwa realisasi progres pekerjaan pada tanggal 1 Mei 2026 hanya 64,70%. Menurut TERGUGAT, realisasi progres pekerjaan pada tanggal tersebut telah mencapai sekitar 85% (delapan puluh lima persen) atau senilai Rp722.500.000,00;</w:t>
+        <w:t xml:space="preserve">Bahwa apabila perbandingan disusun dengan dasar yang konsisten, yaitu realisasi progres menurut TERGUGAT, maka hasilnya justru berlawanan dengan dalil PENGGUGAT, sebagaimana tabel berikut:</w:t>
+      </w:r>
+    </w:p>
+    <w:tbl>
+      <w:tblPr>
+        <w:tblW w:type="dxa" w:w="9354"/>
+        <w:tblBorders>
+          <w:top w:val="single" w:color="auto" w:sz="4"/>
+          <w:left w:val="single" w:color="auto" w:sz="4"/>
+          <w:bottom w:val="single" w:color="auto" w:sz="4"/>
+          <w:right w:val="single" w:color="auto" w:sz="4"/>
+          <w:insideH w:val="single" w:color="auto" w:sz="4"/>
+          <w:insideV w:val="single" w:color="auto" w:sz="4"/>
+        </w:tblBorders>
+      </w:tblPr>
+      <w:tblGrid>
+        <w:gridCol w:w="1900"/>
+        <w:gridCol w:w="2100"/>
+        <w:gridCol w:w="2154"/>
+        <w:gridCol w:w="1600"/>
+        <w:gridCol w:w="1600"/>
+      </w:tblGrid>
+      <w:tr>
+        <w:trPr>
+          <w:tblHeader/>
+        </w:trPr>
+        <w:tc>
+          <w:tcPr>
+            <w:tcW w:type="dxa" w:w="1900"/>
+            <w:shd w:fill="D9D9D9" w:color="auto" w:val="clear"/>
+            <w:tcMar>
+              <w:top w:type="dxa" w:w="50"/>
+              <w:left w:type="dxa" w:w="100"/>
+              <w:bottom w:type="dxa" w:w="50"/>
+              <w:right w:type="dxa" w:w="100"/>
+            </w:tcMar>
+            <w:vAlign w:val="center"/>
+          </w:tcPr>
+          <w:p>
+            <w:pPr>
+              <w:spacing w:after="30" w:before="30" w:line="250"/>
+              <w:jc w:val="center"/>
+            </w:pPr>
+            <w:r>
+              <w:rPr>
+                <w:rFonts w:ascii="Times New Roman" w:cs="Times New Roman" w:eastAsia="Times New Roman" w:hAnsi="Times New Roman"/>
+                <w:b/>
+                <w:bCs/>
+                <w:i w:val="false"/>
+                <w:iCs w:val="false"/>
+                <w:sz w:val="21"/>
+                <w:szCs w:val="21"/>
+              </w:rPr>
+              <w:t xml:space="preserve">Tanggal</w:t>
+            </w:r>
+          </w:p>
+        </w:tc>
+        <w:tc>
+          <w:tcPr>
+            <w:tcW w:type="dxa" w:w="2100"/>
+            <w:shd w:fill="D9D9D9" w:color="auto" w:val="clear"/>
+            <w:tcMar>
+              <w:top w:type="dxa" w:w="50"/>
+              <w:left w:type="dxa" w:w="100"/>
+              <w:bottom w:type="dxa" w:w="50"/>
+              <w:right w:type="dxa" w:w="100"/>
+            </w:tcMar>
+            <w:vAlign w:val="center"/>
+          </w:tcPr>
+          <w:p>
+            <w:pPr>
+              <w:spacing w:after="30" w:before="30" w:line="250"/>
+              <w:jc w:val="center"/>
+            </w:pPr>
+            <w:r>
+              <w:rPr>
+                <w:rFonts w:ascii="Times New Roman" w:cs="Times New Roman" w:eastAsia="Times New Roman" w:hAnsi="Times New Roman"/>
+                <w:b/>
+                <w:bCs/>
+                <w:i w:val="false"/>
+                <w:iCs w:val="false"/>
+                <w:sz w:val="21"/>
+                <w:szCs w:val="21"/>
+              </w:rPr>
+              <w:t xml:space="preserve">Dibayar PENGGUGAT (kumulatif)</w:t>
+            </w:r>
+          </w:p>
+        </w:tc>
+        <w:tc>
+          <w:tcPr>
+            <w:tcW w:type="dxa" w:w="2154"/>
+            <w:shd w:fill="D9D9D9" w:color="auto" w:val="clear"/>
+            <w:tcMar>
+              <w:top w:type="dxa" w:w="50"/>
+              <w:left w:type="dxa" w:w="100"/>
+              <w:bottom w:type="dxa" w:w="50"/>
+              <w:right w:type="dxa" w:w="100"/>
+            </w:tcMar>
+            <w:vAlign w:val="center"/>
+          </w:tcPr>
+          <w:p>
+            <w:pPr>
+              <w:spacing w:after="30" w:before="30" w:line="250"/>
+              <w:jc w:val="center"/>
+            </w:pPr>
+            <w:r>
+              <w:rPr>
+                <w:rFonts w:ascii="Times New Roman" w:cs="Times New Roman" w:eastAsia="Times New Roman" w:hAnsi="Times New Roman"/>
+                <w:b/>
+                <w:bCs/>
+                <w:i w:val="false"/>
+                <w:iCs w:val="false"/>
+                <w:sz w:val="21"/>
+                <w:szCs w:val="21"/>
+              </w:rPr>
+              <w:t xml:space="preserve">Dasar Penilaian (konsisten)</w:t>
+            </w:r>
+          </w:p>
+        </w:tc>
+        <w:tc>
+          <w:tcPr>
+            <w:tcW w:type="dxa" w:w="1600"/>
+            <w:shd w:fill="D9D9D9" w:color="auto" w:val="clear"/>
+            <w:tcMar>
+              <w:top w:type="dxa" w:w="50"/>
+              <w:left w:type="dxa" w:w="100"/>
+              <w:bottom w:type="dxa" w:w="50"/>
+              <w:right w:type="dxa" w:w="100"/>
+            </w:tcMar>
+            <w:vAlign w:val="center"/>
+          </w:tcPr>
+          <w:p>
+            <w:pPr>
+              <w:spacing w:after="30" w:before="30" w:line="250"/>
+              <w:jc w:val="center"/>
+            </w:pPr>
+            <w:r>
+              <w:rPr>
+                <w:rFonts w:ascii="Times New Roman" w:cs="Times New Roman" w:eastAsia="Times New Roman" w:hAnsi="Times New Roman"/>
+                <w:b/>
+                <w:bCs/>
+                <w:i w:val="false"/>
+                <w:iCs w:val="false"/>
+                <w:sz w:val="21"/>
+                <w:szCs w:val="21"/>
+              </w:rPr>
+              <w:t xml:space="preserve">Nilai Prestasi</w:t>
+            </w:r>
+          </w:p>
+        </w:tc>
+        <w:tc>
+          <w:tcPr>
+            <w:tcW w:type="dxa" w:w="1600"/>
+            <w:shd w:fill="D9D9D9" w:color="auto" w:val="clear"/>
+            <w:tcMar>
+              <w:top w:type="dxa" w:w="50"/>
+              <w:left w:type="dxa" w:w="100"/>
+              <w:bottom w:type="dxa" w:w="50"/>
+              <w:right w:type="dxa" w:w="100"/>
+            </w:tcMar>
+            <w:vAlign w:val="center"/>
+          </w:tcPr>
+          <w:p>
+            <w:pPr>
+              <w:spacing w:after="30" w:before="30" w:line="250"/>
+              <w:jc w:val="center"/>
+            </w:pPr>
+            <w:r>
+              <w:rPr>
+                <w:rFonts w:ascii="Times New Roman" w:cs="Times New Roman" w:eastAsia="Times New Roman" w:hAnsi="Times New Roman"/>
+                <w:b/>
+                <w:bCs/>
+                <w:i w:val="false"/>
+                <w:iCs w:val="false"/>
+                <w:sz w:val="21"/>
+                <w:szCs w:val="21"/>
+              </w:rPr>
+              <w:t xml:space="preserve">Selisih</w:t>
+            </w:r>
+          </w:p>
+        </w:tc>
+      </w:tr>
+      <w:tr>
+        <w:tc>
+          <w:tcPr>
+            <w:tcW w:type="dxa" w:w="1900"/>
+            <w:tcMar>
+              <w:top w:type="dxa" w:w="50"/>
+              <w:left w:type="dxa" w:w="100"/>
+              <w:bottom w:type="dxa" w:w="50"/>
+              <w:right w:type="dxa" w:w="100"/>
+            </w:tcMar>
+            <w:vAlign w:val="center"/>
+          </w:tcPr>
+          <w:p>
+            <w:pPr>
+              <w:spacing w:after="30" w:before="30" w:line="250"/>
+              <w:jc w:val="center"/>
+            </w:pPr>
+            <w:r>
+              <w:rPr>
+                <w:rFonts w:ascii="Times New Roman" w:cs="Times New Roman" w:eastAsia="Times New Roman" w:hAnsi="Times New Roman"/>
+                <w:b w:val="false"/>
+                <w:bCs w:val="false"/>
+                <w:i w:val="false"/>
+                <w:iCs w:val="false"/>
+                <w:sz w:val="21"/>
+                <w:szCs w:val="21"/>
+              </w:rPr>
+              <w:t xml:space="preserve">5 Maret 2026</w:t>
+            </w:r>
+          </w:p>
+        </w:tc>
+        <w:tc>
+          <w:tcPr>
+            <w:tcW w:type="dxa" w:w="2100"/>
+            <w:tcMar>
+              <w:top w:type="dxa" w:w="50"/>
+              <w:left w:type="dxa" w:w="100"/>
+              <w:bottom w:type="dxa" w:w="50"/>
+              <w:right w:type="dxa" w:w="100"/>
+            </w:tcMar>
+            <w:vAlign w:val="center"/>
+          </w:tcPr>
+          <w:p>
+            <w:pPr>
+              <w:spacing w:after="30" w:before="30" w:line="250"/>
+              <w:jc w:val="right"/>
+            </w:pPr>
+            <w:r>
+              <w:rPr>
+                <w:rFonts w:ascii="Times New Roman" w:cs="Times New Roman" w:eastAsia="Times New Roman" w:hAnsi="Times New Roman"/>
+                <w:b w:val="false"/>
+                <w:bCs w:val="false"/>
+                <w:i w:val="false"/>
+                <w:iCs w:val="false"/>
+                <w:sz w:val="21"/>
+                <w:szCs w:val="21"/>
+              </w:rPr>
+              <w:t xml:space="preserve">Rp500.000.000,00</w:t>
+            </w:r>
+          </w:p>
+        </w:tc>
+        <w:tc>
+          <w:tcPr>
+            <w:tcW w:type="dxa" w:w="2154"/>
+            <w:tcMar>
+              <w:top w:type="dxa" w:w="50"/>
+              <w:left w:type="dxa" w:w="100"/>
+              <w:bottom w:type="dxa" w:w="50"/>
+              <w:right w:type="dxa" w:w="100"/>
+            </w:tcMar>
+            <w:vAlign w:val="center"/>
+          </w:tcPr>
+          <w:p>
+            <w:pPr>
+              <w:spacing w:after="30" w:before="30" w:line="250"/>
+              <w:jc w:val="center"/>
+            </w:pPr>
+            <w:r>
+              <w:rPr>
+                <w:rFonts w:ascii="Times New Roman" w:cs="Times New Roman" w:eastAsia="Times New Roman" w:hAnsi="Times New Roman"/>
+                <w:b w:val="false"/>
+                <w:bCs w:val="false"/>
+                <w:i w:val="false"/>
+                <w:iCs w:val="false"/>
+                <w:sz w:val="21"/>
+                <w:szCs w:val="21"/>
+              </w:rPr>
+              <w:t xml:space="preserve">Progres 40%</w:t>
+            </w:r>
+          </w:p>
+        </w:tc>
+        <w:tc>
+          <w:tcPr>
+            <w:tcW w:type="dxa" w:w="1600"/>
+            <w:tcMar>
+              <w:top w:type="dxa" w:w="50"/>
+              <w:left w:type="dxa" w:w="100"/>
+              <w:bottom w:type="dxa" w:w="50"/>
+              <w:right w:type="dxa" w:w="100"/>
+            </w:tcMar>
+            <w:vAlign w:val="center"/>
+          </w:tcPr>
+          <w:p>
+            <w:pPr>
+              <w:spacing w:after="30" w:before="30" w:line="250"/>
+              <w:jc w:val="right"/>
+            </w:pPr>
+            <w:r>
+              <w:rPr>
+                <w:rFonts w:ascii="Times New Roman" w:cs="Times New Roman" w:eastAsia="Times New Roman" w:hAnsi="Times New Roman"/>
+                <w:b w:val="false"/>
+                <w:bCs w:val="false"/>
+                <w:i w:val="false"/>
+                <w:iCs w:val="false"/>
+                <w:sz w:val="21"/>
+                <w:szCs w:val="21"/>
+              </w:rPr>
+              <w:t xml:space="preserve">Rp340.000.000,00</w:t>
+            </w:r>
+          </w:p>
+        </w:tc>
+        <w:tc>
+          <w:tcPr>
+            <w:tcW w:type="dxa" w:w="1600"/>
+            <w:tcMar>
+              <w:top w:type="dxa" w:w="50"/>
+              <w:left w:type="dxa" w:w="100"/>
+              <w:bottom w:type="dxa" w:w="50"/>
+              <w:right w:type="dxa" w:w="100"/>
+            </w:tcMar>
+            <w:vAlign w:val="center"/>
+          </w:tcPr>
+          <w:p>
+            <w:pPr>
+              <w:spacing w:after="30" w:before="30" w:line="250"/>
+              <w:jc w:val="right"/>
+            </w:pPr>
+            <w:r>
+              <w:rPr>
+                <w:rFonts w:ascii="Times New Roman" w:cs="Times New Roman" w:eastAsia="Times New Roman" w:hAnsi="Times New Roman"/>
+                <w:b w:val="false"/>
+                <w:bCs w:val="false"/>
+                <w:i w:val="false"/>
+                <w:iCs w:val="false"/>
+                <w:sz w:val="21"/>
+                <w:szCs w:val="21"/>
+              </w:rPr>
+              <w:t xml:space="preserve">Lebih bayar Rp160.000.000,00</w:t>
+            </w:r>
+          </w:p>
+        </w:tc>
+      </w:tr>
+      <w:tr>
+        <w:tc>
+          <w:tcPr>
+            <w:tcW w:type="dxa" w:w="1900"/>
+            <w:tcMar>
+              <w:top w:type="dxa" w:w="50"/>
+              <w:left w:type="dxa" w:w="100"/>
+              <w:bottom w:type="dxa" w:w="50"/>
+              <w:right w:type="dxa" w:w="100"/>
+            </w:tcMar>
+            <w:vAlign w:val="center"/>
+          </w:tcPr>
+          <w:p>
+            <w:pPr>
+              <w:spacing w:after="30" w:before="30" w:line="250"/>
+              <w:jc w:val="center"/>
+            </w:pPr>
+            <w:r>
+              <w:rPr>
+                <w:rFonts w:ascii="Times New Roman" w:cs="Times New Roman" w:eastAsia="Times New Roman" w:hAnsi="Times New Roman"/>
+                <w:b w:val="false"/>
+                <w:bCs w:val="false"/>
+                <w:i w:val="false"/>
+                <w:iCs w:val="false"/>
+                <w:sz w:val="21"/>
+                <w:szCs w:val="21"/>
+              </w:rPr>
+              <w:t xml:space="preserve">10 April 2026</w:t>
+            </w:r>
+          </w:p>
+        </w:tc>
+        <w:tc>
+          <w:tcPr>
+            <w:tcW w:type="dxa" w:w="2100"/>
+            <w:tcMar>
+              <w:top w:type="dxa" w:w="50"/>
+              <w:left w:type="dxa" w:w="100"/>
+              <w:bottom w:type="dxa" w:w="50"/>
+              <w:right w:type="dxa" w:w="100"/>
+            </w:tcMar>
+            <w:vAlign w:val="center"/>
+          </w:tcPr>
+          <w:p>
+            <w:pPr>
+              <w:spacing w:after="30" w:before="30" w:line="250"/>
+              <w:jc w:val="right"/>
+            </w:pPr>
+            <w:r>
+              <w:rPr>
+                <w:rFonts w:ascii="Times New Roman" w:cs="Times New Roman" w:eastAsia="Times New Roman" w:hAnsi="Times New Roman"/>
+                <w:b w:val="false"/>
+                <w:bCs w:val="false"/>
+                <w:i w:val="false"/>
+                <w:iCs w:val="false"/>
+                <w:sz w:val="21"/>
+                <w:szCs w:val="21"/>
+              </w:rPr>
+              <w:t xml:space="preserve">Rp600.000.000,00</w:t>
+            </w:r>
+          </w:p>
+        </w:tc>
+        <w:tc>
+          <w:tcPr>
+            <w:tcW w:type="dxa" w:w="2154"/>
+            <w:tcMar>
+              <w:top w:type="dxa" w:w="50"/>
+              <w:left w:type="dxa" w:w="100"/>
+              <w:bottom w:type="dxa" w:w="50"/>
+              <w:right w:type="dxa" w:w="100"/>
+            </w:tcMar>
+            <w:vAlign w:val="center"/>
+          </w:tcPr>
+          <w:p>
+            <w:pPr>
+              <w:spacing w:after="30" w:before="30" w:line="250"/>
+              <w:jc w:val="center"/>
+            </w:pPr>
+            <w:r>
+              <w:rPr>
+                <w:rFonts w:ascii="Times New Roman" w:cs="Times New Roman" w:eastAsia="Times New Roman" w:hAnsi="Times New Roman"/>
+                <w:b w:val="false"/>
+                <w:bCs w:val="false"/>
+                <w:i w:val="false"/>
+                <w:iCs w:val="false"/>
+                <w:sz w:val="21"/>
+                <w:szCs w:val="21"/>
+              </w:rPr>
+              <w:t xml:space="preserve">Progres 70%</w:t>
+            </w:r>
+          </w:p>
+        </w:tc>
+        <w:tc>
+          <w:tcPr>
+            <w:tcW w:type="dxa" w:w="1600"/>
+            <w:tcMar>
+              <w:top w:type="dxa" w:w="50"/>
+              <w:left w:type="dxa" w:w="100"/>
+              <w:bottom w:type="dxa" w:w="50"/>
+              <w:right w:type="dxa" w:w="100"/>
+            </w:tcMar>
+            <w:vAlign w:val="center"/>
+          </w:tcPr>
+          <w:p>
+            <w:pPr>
+              <w:spacing w:after="30" w:before="30" w:line="250"/>
+              <w:jc w:val="right"/>
+            </w:pPr>
+            <w:r>
+              <w:rPr>
+                <w:rFonts w:ascii="Times New Roman" w:cs="Times New Roman" w:eastAsia="Times New Roman" w:hAnsi="Times New Roman"/>
+                <w:b w:val="false"/>
+                <w:bCs w:val="false"/>
+                <w:i w:val="false"/>
+                <w:iCs w:val="false"/>
+                <w:sz w:val="21"/>
+                <w:szCs w:val="21"/>
+              </w:rPr>
+              <w:t xml:space="preserve">Rp595.000.000,00</w:t>
+            </w:r>
+          </w:p>
+        </w:tc>
+        <w:tc>
+          <w:tcPr>
+            <w:tcW w:type="dxa" w:w="1600"/>
+            <w:tcMar>
+              <w:top w:type="dxa" w:w="50"/>
+              <w:left w:type="dxa" w:w="100"/>
+              <w:bottom w:type="dxa" w:w="50"/>
+              <w:right w:type="dxa" w:w="100"/>
+            </w:tcMar>
+            <w:vAlign w:val="center"/>
+          </w:tcPr>
+          <w:p>
+            <w:pPr>
+              <w:spacing w:after="30" w:before="30" w:line="250"/>
+              <w:jc w:val="right"/>
+            </w:pPr>
+            <w:r>
+              <w:rPr>
+                <w:rFonts w:ascii="Times New Roman" w:cs="Times New Roman" w:eastAsia="Times New Roman" w:hAnsi="Times New Roman"/>
+                <w:b w:val="false"/>
+                <w:bCs w:val="false"/>
+                <w:i w:val="false"/>
+                <w:iCs w:val="false"/>
+                <w:sz w:val="21"/>
+                <w:szCs w:val="21"/>
+              </w:rPr>
+              <w:t xml:space="preserve">Lebih bayar Rp5.000.000,00</w:t>
+            </w:r>
+          </w:p>
+        </w:tc>
+      </w:tr>
+      <w:tr>
+        <w:tc>
+          <w:tcPr>
+            <w:tcW w:type="dxa" w:w="1900"/>
+            <w:shd w:fill="FFF2CC" w:color="auto" w:val="clear"/>
+            <w:tcMar>
+              <w:top w:type="dxa" w:w="50"/>
+              <w:left w:type="dxa" w:w="100"/>
+              <w:bottom w:type="dxa" w:w="50"/>
+              <w:right w:type="dxa" w:w="100"/>
+            </w:tcMar>
+            <w:vAlign w:val="center"/>
+          </w:tcPr>
+          <w:p>
+            <w:pPr>
+              <w:spacing w:after="30" w:before="30" w:line="250"/>
+              <w:jc w:val="center"/>
+            </w:pPr>
+            <w:r>
+              <w:rPr>
+                <w:rFonts w:ascii="Times New Roman" w:cs="Times New Roman" w:eastAsia="Times New Roman" w:hAnsi="Times New Roman"/>
+                <w:b/>
+                <w:bCs/>
+                <w:i w:val="false"/>
+                <w:iCs w:val="false"/>
+                <w:sz w:val="21"/>
+                <w:szCs w:val="21"/>
+              </w:rPr>
+              <w:t xml:space="preserve">1 Mei 2026</w:t>
+            </w:r>
+          </w:p>
+        </w:tc>
+        <w:tc>
+          <w:tcPr>
+            <w:tcW w:type="dxa" w:w="2100"/>
+            <w:shd w:fill="FFF2CC" w:color="auto" w:val="clear"/>
+            <w:tcMar>
+              <w:top w:type="dxa" w:w="50"/>
+              <w:left w:type="dxa" w:w="100"/>
+              <w:bottom w:type="dxa" w:w="50"/>
+              <w:right w:type="dxa" w:w="100"/>
+            </w:tcMar>
+            <w:vAlign w:val="center"/>
+          </w:tcPr>
+          <w:p>
+            <w:pPr>
+              <w:spacing w:after="30" w:before="30" w:line="250"/>
+              <w:jc w:val="right"/>
+            </w:pPr>
+            <w:r>
+              <w:rPr>
+                <w:rFonts w:ascii="Times New Roman" w:cs="Times New Roman" w:eastAsia="Times New Roman" w:hAnsi="Times New Roman"/>
+                <w:b/>
+                <w:bCs/>
+                <w:i w:val="false"/>
+                <w:iCs w:val="false"/>
+                <w:sz w:val="21"/>
+                <w:szCs w:val="21"/>
+              </w:rPr>
+              <w:t xml:space="preserve">Rp600.000.000,00</w:t>
+            </w:r>
+          </w:p>
+        </w:tc>
+        <w:tc>
+          <w:tcPr>
+            <w:tcW w:type="dxa" w:w="2154"/>
+            <w:shd w:fill="FFF2CC" w:color="auto" w:val="clear"/>
+            <w:tcMar>
+              <w:top w:type="dxa" w:w="50"/>
+              <w:left w:type="dxa" w:w="100"/>
+              <w:bottom w:type="dxa" w:w="50"/>
+              <w:right w:type="dxa" w:w="100"/>
+            </w:tcMar>
+            <w:vAlign w:val="center"/>
+          </w:tcPr>
+          <w:p>
+            <w:pPr>
+              <w:spacing w:after="30" w:before="30" w:line="250"/>
+              <w:jc w:val="center"/>
+            </w:pPr>
+            <w:r>
+              <w:rPr>
+                <w:rFonts w:ascii="Times New Roman" w:cs="Times New Roman" w:eastAsia="Times New Roman" w:hAnsi="Times New Roman"/>
+                <w:b/>
+                <w:bCs/>
+                <w:i w:val="false"/>
+                <w:iCs w:val="false"/>
+                <w:sz w:val="21"/>
+                <w:szCs w:val="21"/>
+              </w:rPr>
+              <w:t xml:space="preserve">Progres 85%</w:t>
+            </w:r>
+          </w:p>
+        </w:tc>
+        <w:tc>
+          <w:tcPr>
+            <w:tcW w:type="dxa" w:w="1600"/>
+            <w:shd w:fill="FFF2CC" w:color="auto" w:val="clear"/>
+            <w:tcMar>
+              <w:top w:type="dxa" w:w="50"/>
+              <w:left w:type="dxa" w:w="100"/>
+              <w:bottom w:type="dxa" w:w="50"/>
+              <w:right w:type="dxa" w:w="100"/>
+            </w:tcMar>
+            <w:vAlign w:val="center"/>
+          </w:tcPr>
+          <w:p>
+            <w:pPr>
+              <w:spacing w:after="30" w:before="30" w:line="250"/>
+              <w:jc w:val="right"/>
+            </w:pPr>
+            <w:r>
+              <w:rPr>
+                <w:rFonts w:ascii="Times New Roman" w:cs="Times New Roman" w:eastAsia="Times New Roman" w:hAnsi="Times New Roman"/>
+                <w:b/>
+                <w:bCs/>
+                <w:i w:val="false"/>
+                <w:iCs w:val="false"/>
+                <w:sz w:val="21"/>
+                <w:szCs w:val="21"/>
+              </w:rPr>
+              <w:t xml:space="preserve">Rp722.500.000,00</w:t>
+            </w:r>
+          </w:p>
+        </w:tc>
+        <w:tc>
+          <w:tcPr>
+            <w:tcW w:type="dxa" w:w="1600"/>
+            <w:shd w:fill="FFF2CC" w:color="auto" w:val="clear"/>
+            <w:tcMar>
+              <w:top w:type="dxa" w:w="50"/>
+              <w:left w:type="dxa" w:w="100"/>
+              <w:bottom w:type="dxa" w:w="50"/>
+              <w:right w:type="dxa" w:w="100"/>
+            </w:tcMar>
+            <w:vAlign w:val="center"/>
+          </w:tcPr>
+          <w:p>
+            <w:pPr>
+              <w:spacing w:after="30" w:before="30" w:line="250"/>
+              <w:jc w:val="right"/>
+            </w:pPr>
+            <w:r>
+              <w:rPr>
+                <w:rFonts w:ascii="Times New Roman" w:cs="Times New Roman" w:eastAsia="Times New Roman" w:hAnsi="Times New Roman"/>
+                <w:b/>
+                <w:bCs/>
+                <w:i w:val="false"/>
+                <w:iCs w:val="false"/>
+                <w:sz w:val="21"/>
+                <w:szCs w:val="21"/>
+              </w:rPr>
+              <w:t xml:space="preserve">KURANG BAYAR Rp122.500.000,00</w:t>
+            </w:r>
+          </w:p>
+        </w:tc>
+      </w:tr>
+    </w:tbl>
+    <w:p>
+      <w:pPr>
+        <w:spacing w:after="160" w:before="0" w:line="280"/>
+        <w:jc w:val="left"/>
+      </w:pPr>
+      <w:r>
+        <w:rPr>
+          <w:rFonts w:ascii="Times New Roman" w:cs="Times New Roman" w:eastAsia="Times New Roman" w:hAnsi="Times New Roman"/>
+          <w:b w:val="false"/>
+          <w:bCs w:val="false"/>
+          <w:i w:val="false"/>
+          <w:iCs w:val="false"/>
+          <w:sz w:val="24"/>
+          <w:szCs w:val="24"/>
+        </w:rPr>
+        <w:t xml:space="preserve"/>
       </w:r>
     </w:p>
     <w:p>
@@ -1915,7 +2574,691 @@
           <w:sz w:val="24"/>
           <w:szCs w:val="24"/>
         </w:rPr>
-        <w:t xml:space="preserve">Bahwa Laporan Pemeriksaan dan Pendapat Ahli yang diajukan PENGGUGAT tidak dapat dijadikan dasar penilaian yang meyakinkan, dengan alasan sebagai berikut:</w:t>
+        <w:t xml:space="preserve">Bahwa dengan dasar penilaian yang konsisten, pada tanggal 1 Mei 2026 PENGGUGAT justru kurang membayar sebesar Rp122.500.000,00. Dengan demikian dalil PENGGUGAT bahwa ia senantiasa membayar melebihi nilai prestasi TERGUGAT adalah tidak benar;</w:t>
+      </w:r>
+    </w:p>
+    <w:p>
+      <w:pPr>
+        <w:spacing w:after="120" w:before="220" w:line="280"/>
+        <w:jc w:val="left"/>
+      </w:pPr>
+      <w:r>
+        <w:rPr>
+          <w:rFonts w:ascii="Times New Roman" w:cs="Times New Roman" w:eastAsia="Times New Roman" w:hAnsi="Times New Roman"/>
+          <w:b/>
+          <w:bCs/>
+          <w:i w:val="false"/>
+          <w:iCs w:val="false"/>
+          <w:sz w:val="24"/>
+          <w:szCs w:val="24"/>
+        </w:rPr>
+        <w:t xml:space="preserve">D. Tanggapan atas Dalil Angka 7, Angka 9, Angka 18, dan Angka 19 — Perubahan Pekerjaan</w:t>
+      </w:r>
+    </w:p>
+    <w:p>
+      <w:pPr>
+        <w:tabs>
+          <w:tab w:val="left" w:pos="620"/>
+        </w:tabs>
+        <w:spacing w:after="120" w:before="60" w:line="280"/>
+        <w:ind w:left="620" w:hanging="620"/>
+        <w:jc w:val="both"/>
+      </w:pPr>
+      <w:r>
+        <w:rPr>
+          <w:rFonts w:ascii="Times New Roman" w:cs="Times New Roman" w:eastAsia="Times New Roman" w:hAnsi="Times New Roman"/>
+          <w:b w:val="false"/>
+          <w:bCs w:val="false"/>
+          <w:i w:val="false"/>
+          <w:iCs w:val="false"/>
+          <w:sz w:val="24"/>
+          <w:szCs w:val="24"/>
+        </w:rPr>
+        <w:t xml:space="preserve">12.</w:t>
+      </w:r>
+      <w:r>
+        <w:rPr>
+          <w:rFonts w:ascii="Times New Roman" w:cs="Times New Roman" w:eastAsia="Times New Roman" w:hAnsi="Times New Roman"/>
+          <w:sz w:val="24"/>
+          <w:szCs w:val="24"/>
+        </w:rPr>
+        <w:t xml:space="preserve">	</w:t>
+      </w:r>
+      <w:r>
+        <w:rPr>
+          <w:rFonts w:ascii="Times New Roman" w:cs="Times New Roman" w:eastAsia="Times New Roman" w:hAnsi="Times New Roman"/>
+          <w:b w:val="false"/>
+          <w:bCs w:val="false"/>
+          <w:i w:val="false"/>
+          <w:iCs w:val="false"/>
+          <w:sz w:val="24"/>
+          <w:szCs w:val="24"/>
+        </w:rPr>
+        <w:t xml:space="preserve">Bahwa TERGUGAT mengakui dalil angka 7 gugatan bahwa usulan penyesuaian desain berasal dari TERGUGAT, namun membantah kualifikasi yang dibangun PENGGUGAT atas fakta tersebut. Menyampaikan temuan kondisi lapangan dan mengusulkan penyesuaian adalah kewajiban profesional pelaksana pekerjaan. Justru akan merupakan kelalaian apabila TERGUGAT membiarkan pekerjaan berjalan dengan desain yang tidak lagi sesuai kenyataan struktur bangunan;</w:t>
+      </w:r>
+    </w:p>
+    <w:p>
+      <w:pPr>
+        <w:tabs>
+          <w:tab w:val="left" w:pos="620"/>
+        </w:tabs>
+        <w:spacing w:after="120" w:before="60" w:line="280"/>
+        <w:ind w:left="620" w:hanging="620"/>
+        <w:jc w:val="both"/>
+      </w:pPr>
+      <w:r>
+        <w:rPr>
+          <w:rFonts w:ascii="Times New Roman" w:cs="Times New Roman" w:eastAsia="Times New Roman" w:hAnsi="Times New Roman"/>
+          <w:b w:val="false"/>
+          <w:bCs w:val="false"/>
+          <w:i w:val="false"/>
+          <w:iCs w:val="false"/>
+          <w:sz w:val="24"/>
+          <w:szCs w:val="24"/>
+        </w:rPr>
+        <w:t xml:space="preserve">13.</w:t>
+      </w:r>
+      <w:r>
+        <w:rPr>
+          <w:rFonts w:ascii="Times New Roman" w:cs="Times New Roman" w:eastAsia="Times New Roman" w:hAnsi="Times New Roman"/>
+          <w:sz w:val="24"/>
+          <w:szCs w:val="24"/>
+        </w:rPr>
+        <w:t xml:space="preserve">	</w:t>
+      </w:r>
+      <w:r>
+        <w:rPr>
+          <w:rFonts w:ascii="Times New Roman" w:cs="Times New Roman" w:eastAsia="Times New Roman" w:hAnsi="Times New Roman"/>
+          <w:b w:val="false"/>
+          <w:bCs w:val="false"/>
+          <w:i w:val="false"/>
+          <w:iCs w:val="false"/>
+          <w:sz w:val="24"/>
+          <w:szCs w:val="24"/>
+        </w:rPr>
+        <w:t xml:space="preserve">Bahwa kondisi struktur dan bentuk bangunan yang berbeda dari asumsi awal baru dapat diketahui setelah pembongkaran interior lama dilaksanakan. Keadaan tersebut secara teknis tidak dapat diketahui sebelumnya dan bukan merupakan kelalaian TERGUGAT;</w:t>
+      </w:r>
+    </w:p>
+    <w:p>
+      <w:pPr>
+        <w:tabs>
+          <w:tab w:val="left" w:pos="620"/>
+        </w:tabs>
+        <w:spacing w:after="120" w:before="60" w:line="280"/>
+        <w:ind w:left="620" w:hanging="620"/>
+        <w:jc w:val="both"/>
+      </w:pPr>
+      <w:r>
+        <w:rPr>
+          <w:rFonts w:ascii="Times New Roman" w:cs="Times New Roman" w:eastAsia="Times New Roman" w:hAnsi="Times New Roman"/>
+          <w:b w:val="false"/>
+          <w:bCs w:val="false"/>
+          <w:i w:val="false"/>
+          <w:iCs w:val="false"/>
+          <w:sz w:val="24"/>
+          <w:szCs w:val="24"/>
+        </w:rPr>
+        <w:t xml:space="preserve">14.</w:t>
+      </w:r>
+      <w:r>
+        <w:rPr>
+          <w:rFonts w:ascii="Times New Roman" w:cs="Times New Roman" w:eastAsia="Times New Roman" w:hAnsi="Times New Roman"/>
+          <w:sz w:val="24"/>
+          <w:szCs w:val="24"/>
+        </w:rPr>
+        <w:t xml:space="preserve">	</w:t>
+      </w:r>
+      <w:r>
+        <w:rPr>
+          <w:rFonts w:ascii="Times New Roman" w:cs="Times New Roman" w:eastAsia="Times New Roman" w:hAnsi="Times New Roman"/>
+          <w:b w:val="false"/>
+          <w:bCs w:val="false"/>
+          <w:i w:val="false"/>
+          <w:iCs w:val="false"/>
+          <w:sz w:val="24"/>
+          <w:szCs w:val="24"/>
+        </w:rPr>
+        <w:t xml:space="preserve">Bahwa PENGGUGAT menyetujui penyesuaian desain tersebut dan menerima gambar revisi yang dibuat TERGUGAT. PENGGUGAT tidak dapat di satu sisi menikmati hasil penyesuaian yang membuat bangunannya dapat difungsikan sebagai kafe, namun di sisi lain menolak seluruh akibat penyesuaian itu terhadap waktu pelaksanaan;</w:t>
+      </w:r>
+    </w:p>
+    <w:p>
+      <w:pPr>
+        <w:tabs>
+          <w:tab w:val="left" w:pos="620"/>
+        </w:tabs>
+        <w:spacing w:after="120" w:before="60" w:line="280"/>
+        <w:ind w:left="620" w:hanging="620"/>
+        <w:jc w:val="both"/>
+      </w:pPr>
+      <w:r>
+        <w:rPr>
+          <w:rFonts w:ascii="Times New Roman" w:cs="Times New Roman" w:eastAsia="Times New Roman" w:hAnsi="Times New Roman"/>
+          <w:b w:val="false"/>
+          <w:bCs w:val="false"/>
+          <w:i w:val="false"/>
+          <w:iCs w:val="false"/>
+          <w:sz w:val="24"/>
+          <w:szCs w:val="24"/>
+        </w:rPr>
+        <w:t xml:space="preserve">15.</w:t>
+      </w:r>
+      <w:r>
+        <w:rPr>
+          <w:rFonts w:ascii="Times New Roman" w:cs="Times New Roman" w:eastAsia="Times New Roman" w:hAnsi="Times New Roman"/>
+          <w:sz w:val="24"/>
+          <w:szCs w:val="24"/>
+        </w:rPr>
+        <w:t xml:space="preserve">	</w:t>
+      </w:r>
+      <w:r>
+        <w:rPr>
+          <w:rFonts w:ascii="Times New Roman" w:cs="Times New Roman" w:eastAsia="Times New Roman" w:hAnsi="Times New Roman"/>
+          <w:b w:val="false"/>
+          <w:bCs w:val="false"/>
+          <w:i w:val="false"/>
+          <w:iCs w:val="false"/>
+          <w:sz w:val="24"/>
+          <w:szCs w:val="24"/>
+        </w:rPr>
+        <w:t xml:space="preserve">Bahwa TERGUGAT mengakui dalil angka 9 gugatan bahwa perubahan pada pertemuan tanggal 18 Maret 2026 tidak dituangkan dalam addendum tertulis. Namun perlu ditegaskan bahwa pertemuan tersebut dihadiri langsung oleh PENGGUGAT bersama Direktur TERGUGAT dan pelaksana lapangan, PENGGUGAT menyetujui perubahan tersebut, dan PENGGUGAT sama sekali tidak meminta dibuatkan addendum atas perubahan yang ia setujui sendiri. Tidak dibuatnya addendum merupakan kelalaian bersama PARA PIHAK, bukan kelalaian TERGUGAT semata;</w:t>
+      </w:r>
+    </w:p>
+    <w:p>
+      <w:pPr>
+        <w:tabs>
+          <w:tab w:val="left" w:pos="620"/>
+        </w:tabs>
+        <w:spacing w:after="120" w:before="60" w:line="280"/>
+        <w:ind w:left="620" w:hanging="620"/>
+        <w:jc w:val="both"/>
+      </w:pPr>
+      <w:r>
+        <w:rPr>
+          <w:rFonts w:ascii="Times New Roman" w:cs="Times New Roman" w:eastAsia="Times New Roman" w:hAnsi="Times New Roman"/>
+          <w:b w:val="false"/>
+          <w:bCs w:val="false"/>
+          <w:i w:val="false"/>
+          <w:iCs w:val="false"/>
+          <w:sz w:val="24"/>
+          <w:szCs w:val="24"/>
+        </w:rPr>
+        <w:t xml:space="preserve">16.</w:t>
+      </w:r>
+      <w:r>
+        <w:rPr>
+          <w:rFonts w:ascii="Times New Roman" w:cs="Times New Roman" w:eastAsia="Times New Roman" w:hAnsi="Times New Roman"/>
+          <w:sz w:val="24"/>
+          <w:szCs w:val="24"/>
+        </w:rPr>
+        <w:t xml:space="preserve">	</w:t>
+      </w:r>
+      <w:r>
+        <w:rPr>
+          <w:rFonts w:ascii="Times New Roman" w:cs="Times New Roman" w:eastAsia="Times New Roman" w:hAnsi="Times New Roman"/>
+          <w:b w:val="false"/>
+          <w:bCs w:val="false"/>
+          <w:i w:val="false"/>
+          <w:iCs w:val="false"/>
+          <w:sz w:val="24"/>
+          <w:szCs w:val="24"/>
+        </w:rPr>
+        <w:t xml:space="preserve">Bahwa TERGUGAT membantah dalil angka 18 dan angka 19 gugatan beserta tabelnya. Bahwa Rencana Anggaran Biaya memuat pos penyesuaian struktur, plafon, pencahayaan, dan area luar adalah benar, namun pos-pos tersebut disusun berdasarkan volume dan asumsi sebelum pembongkaran. Yang TERGUGAT tagihkan bukanlah pekerjaan yang telah dianggarkan itu, melainkan selisih volume dan spesifikasi di atas yang dianggarkan;</w:t>
+      </w:r>
+    </w:p>
+    <w:p>
+      <w:pPr>
+        <w:tabs>
+          <w:tab w:val="left" w:pos="620"/>
+        </w:tabs>
+        <w:spacing w:after="120" w:before="60" w:line="280"/>
+        <w:ind w:left="620" w:hanging="620"/>
+        <w:jc w:val="both"/>
+      </w:pPr>
+      <w:r>
+        <w:rPr>
+          <w:rFonts w:ascii="Times New Roman" w:cs="Times New Roman" w:eastAsia="Times New Roman" w:hAnsi="Times New Roman"/>
+          <w:b w:val="false"/>
+          <w:bCs w:val="false"/>
+          <w:i w:val="false"/>
+          <w:iCs w:val="false"/>
+          <w:sz w:val="24"/>
+          <w:szCs w:val="24"/>
+        </w:rPr>
+        <w:t xml:space="preserve">17.</w:t>
+      </w:r>
+      <w:r>
+        <w:rPr>
+          <w:rFonts w:ascii="Times New Roman" w:cs="Times New Roman" w:eastAsia="Times New Roman" w:hAnsi="Times New Roman"/>
+          <w:sz w:val="24"/>
+          <w:szCs w:val="24"/>
+        </w:rPr>
+        <w:t xml:space="preserve">	</w:t>
+      </w:r>
+      <w:r>
+        <w:rPr>
+          <w:rFonts w:ascii="Times New Roman" w:cs="Times New Roman" w:eastAsia="Times New Roman" w:hAnsi="Times New Roman"/>
+          <w:b w:val="false"/>
+          <w:bCs w:val="false"/>
+          <w:i w:val="false"/>
+          <w:iCs w:val="false"/>
+          <w:sz w:val="24"/>
+          <w:szCs w:val="24"/>
+        </w:rPr>
+        <w:t xml:space="preserve">Bahwa Perjanjian sendiri mengakui kemungkinan adanya selisih demikian, dengan mensyaratkan pihak yang mendalilkan pekerjaan tambahan membuktikan selisih volume atau spesifikasi di atas yang dianggarkan. TERGUGAT justru mengajukan perhitungan selisih volume tersebut sebagai alat bukti, sehingga dalil PENGGUGAT yang menganggap persoalan ini selesai hanya dengan menunjuk adanya pos dalam Rencana Anggaran Biaya adalah dalil yang terlalu menyederhanakan;</w:t>
+      </w:r>
+    </w:p>
+    <w:p>
+      <w:pPr>
+        <w:spacing w:after="120" w:before="220" w:line="280"/>
+        <w:jc w:val="left"/>
+      </w:pPr>
+      <w:r>
+        <w:rPr>
+          <w:rFonts w:ascii="Times New Roman" w:cs="Times New Roman" w:eastAsia="Times New Roman" w:hAnsi="Times New Roman"/>
+          <w:b/>
+          <w:bCs/>
+          <w:i w:val="false"/>
+          <w:iCs w:val="false"/>
+          <w:sz w:val="24"/>
+          <w:szCs w:val="24"/>
+        </w:rPr>
+        <w:t xml:space="preserve">E. Tanggapan atas Dalil Angka 8 dan Angka 12 — Keramik Lantai</w:t>
+      </w:r>
+    </w:p>
+    <w:p>
+      <w:pPr>
+        <w:tabs>
+          <w:tab w:val="left" w:pos="620"/>
+        </w:tabs>
+        <w:spacing w:after="120" w:before="60" w:line="280"/>
+        <w:ind w:left="620" w:hanging="620"/>
+        <w:jc w:val="both"/>
+      </w:pPr>
+      <w:r>
+        <w:rPr>
+          <w:rFonts w:ascii="Times New Roman" w:cs="Times New Roman" w:eastAsia="Times New Roman" w:hAnsi="Times New Roman"/>
+          <w:b w:val="false"/>
+          <w:bCs w:val="false"/>
+          <w:i w:val="false"/>
+          <w:iCs w:val="false"/>
+          <w:sz w:val="24"/>
+          <w:szCs w:val="24"/>
+        </w:rPr>
+        <w:t xml:space="preserve">18.</w:t>
+      </w:r>
+      <w:r>
+        <w:rPr>
+          <w:rFonts w:ascii="Times New Roman" w:cs="Times New Roman" w:eastAsia="Times New Roman" w:hAnsi="Times New Roman"/>
+          <w:sz w:val="24"/>
+          <w:szCs w:val="24"/>
+        </w:rPr>
+        <w:t xml:space="preserve">	</w:t>
+      </w:r>
+      <w:r>
+        <w:rPr>
+          <w:rFonts w:ascii="Times New Roman" w:cs="Times New Roman" w:eastAsia="Times New Roman" w:hAnsi="Times New Roman"/>
+          <w:b w:val="false"/>
+          <w:bCs w:val="false"/>
+          <w:i w:val="false"/>
+          <w:iCs w:val="false"/>
+          <w:sz w:val="24"/>
+          <w:szCs w:val="24"/>
+        </w:rPr>
+        <w:t xml:space="preserve">Bahwa TERGUGAT mengakui dalil angka 8 gugatan bahwa keramik yang dipasang berwarna hitam dan bukan cokelat, serta mengakui PENGGUGAT menyampaikan keberatan pada tanggal 20 Februari 2026;</w:t>
+      </w:r>
+    </w:p>
+    <w:p>
+      <w:pPr>
+        <w:tabs>
+          <w:tab w:val="left" w:pos="620"/>
+        </w:tabs>
+        <w:spacing w:after="120" w:before="60" w:line="280"/>
+        <w:ind w:left="620" w:hanging="620"/>
+        <w:jc w:val="both"/>
+      </w:pPr>
+      <w:r>
+        <w:rPr>
+          <w:rFonts w:ascii="Times New Roman" w:cs="Times New Roman" w:eastAsia="Times New Roman" w:hAnsi="Times New Roman"/>
+          <w:b w:val="false"/>
+          <w:bCs w:val="false"/>
+          <w:i w:val="false"/>
+          <w:iCs w:val="false"/>
+          <w:sz w:val="24"/>
+          <w:szCs w:val="24"/>
+        </w:rPr>
+        <w:t xml:space="preserve">19.</w:t>
+      </w:r>
+      <w:r>
+        <w:rPr>
+          <w:rFonts w:ascii="Times New Roman" w:cs="Times New Roman" w:eastAsia="Times New Roman" w:hAnsi="Times New Roman"/>
+          <w:sz w:val="24"/>
+          <w:szCs w:val="24"/>
+        </w:rPr>
+        <w:t xml:space="preserve">	</w:t>
+      </w:r>
+      <w:r>
+        <w:rPr>
+          <w:rFonts w:ascii="Times New Roman" w:cs="Times New Roman" w:eastAsia="Times New Roman" w:hAnsi="Times New Roman"/>
+          <w:b w:val="false"/>
+          <w:bCs w:val="false"/>
+          <w:i w:val="false"/>
+          <w:iCs w:val="false"/>
+          <w:sz w:val="24"/>
+          <w:szCs w:val="24"/>
+        </w:rPr>
+        <w:t xml:space="preserve">Bahwa keramik cokelat sesuai spesifikasi pada saat itu tidak tersedia pada pemasok TERGUGAT. Guna menghindari terhentinya seluruh rangkaian pekerjaan lantai dan keterlambatan yang lebih besar, TERGUGAT memasang keramik pengganti dan memberitahukan keadaan tersebut kepada PENGGUGAT;</w:t>
+      </w:r>
+    </w:p>
+    <w:p>
+      <w:pPr>
+        <w:tabs>
+          <w:tab w:val="left" w:pos="620"/>
+        </w:tabs>
+        <w:spacing w:after="120" w:before="60" w:line="280"/>
+        <w:ind w:left="620" w:hanging="620"/>
+        <w:jc w:val="both"/>
+      </w:pPr>
+      <w:r>
+        <w:rPr>
+          <w:rFonts w:ascii="Times New Roman" w:cs="Times New Roman" w:eastAsia="Times New Roman" w:hAnsi="Times New Roman"/>
+          <w:b w:val="false"/>
+          <w:bCs w:val="false"/>
+          <w:i w:val="false"/>
+          <w:iCs w:val="false"/>
+          <w:sz w:val="24"/>
+          <w:szCs w:val="24"/>
+        </w:rPr>
+        <w:t xml:space="preserve">20.</w:t>
+      </w:r>
+      <w:r>
+        <w:rPr>
+          <w:rFonts w:ascii="Times New Roman" w:cs="Times New Roman" w:eastAsia="Times New Roman" w:hAnsi="Times New Roman"/>
+          <w:sz w:val="24"/>
+          <w:szCs w:val="24"/>
+        </w:rPr>
+        <w:t xml:space="preserve">	</w:t>
+      </w:r>
+      <w:r>
+        <w:rPr>
+          <w:rFonts w:ascii="Times New Roman" w:cs="Times New Roman" w:eastAsia="Times New Roman" w:hAnsi="Times New Roman"/>
+          <w:b w:val="false"/>
+          <w:bCs w:val="false"/>
+          <w:i w:val="false"/>
+          <w:iCs w:val="false"/>
+          <w:sz w:val="24"/>
+          <w:szCs w:val="24"/>
+        </w:rPr>
+        <w:t xml:space="preserve">Bahwa yang paling menentukan, dan yang sama sekali tidak diuraikan PENGGUGAT dalam gugatannya, adalah perbuatan PENGGUGAT sendiri setelah mengetahui ketidaksesuaian tersebut. Sebagaimana PENGGUGAT akui pada dalil angka 5, PENGGUGAT tetap melakukan pembayaran Termin II pada tanggal 5 Maret 2026 dan pembayaran Termin III pada tanggal 10 April 2026, yaitu dua kali pembayaran setelah keberatan disampaikan, tanpa sekali pun mensyaratkan pembongkaran keramik terlebih dahulu dan tanpa menahan sebagian pembayaran sebagai jaminan perbaikan;</w:t>
+      </w:r>
+    </w:p>
+    <w:p>
+      <w:pPr>
+        <w:tabs>
+          <w:tab w:val="left" w:pos="620"/>
+        </w:tabs>
+        <w:spacing w:after="120" w:before="60" w:line="280"/>
+        <w:ind w:left="620" w:hanging="620"/>
+        <w:jc w:val="both"/>
+      </w:pPr>
+      <w:r>
+        <w:rPr>
+          <w:rFonts w:ascii="Times New Roman" w:cs="Times New Roman" w:eastAsia="Times New Roman" w:hAnsi="Times New Roman"/>
+          <w:b w:val="false"/>
+          <w:bCs w:val="false"/>
+          <w:i w:val="false"/>
+          <w:iCs w:val="false"/>
+          <w:sz w:val="24"/>
+          <w:szCs w:val="24"/>
+        </w:rPr>
+        <w:t xml:space="preserve">21.</w:t>
+      </w:r>
+      <w:r>
+        <w:rPr>
+          <w:rFonts w:ascii="Times New Roman" w:cs="Times New Roman" w:eastAsia="Times New Roman" w:hAnsi="Times New Roman"/>
+          <w:sz w:val="24"/>
+          <w:szCs w:val="24"/>
+        </w:rPr>
+        <w:t xml:space="preserve">	</w:t>
+      </w:r>
+      <w:r>
+        <w:rPr>
+          <w:rFonts w:ascii="Times New Roman" w:cs="Times New Roman" w:eastAsia="Times New Roman" w:hAnsi="Times New Roman"/>
+          <w:b w:val="false"/>
+          <w:bCs w:val="false"/>
+          <w:i w:val="false"/>
+          <w:iCs w:val="false"/>
+          <w:sz w:val="24"/>
+          <w:szCs w:val="24"/>
+        </w:rPr>
+        <w:t xml:space="preserve">Bahwa perbuatan PENGGUGAT yang terus melaksanakan pembayaran selama lebih dari 7 (tujuh) minggu setelah mengetahui ketidaksesuaian, serta membiarkan pekerjaan lantai tetap berlangsung, menunjukkan bahwa PENGGUGAT pada kenyataannya menerima keadaan tersebut. PENGGUGAT tidak dapat pada kemudian hari menuntut pembongkaran atas keadaan yang telah ia terima melalui perbuatannya sendiri;</w:t>
+      </w:r>
+    </w:p>
+    <w:p>
+      <w:pPr>
+        <w:tabs>
+          <w:tab w:val="left" w:pos="620"/>
+        </w:tabs>
+        <w:spacing w:after="120" w:before="60" w:line="280"/>
+        <w:ind w:left="620" w:hanging="620"/>
+        <w:jc w:val="both"/>
+      </w:pPr>
+      <w:r>
+        <w:rPr>
+          <w:rFonts w:ascii="Times New Roman" w:cs="Times New Roman" w:eastAsia="Times New Roman" w:hAnsi="Times New Roman"/>
+          <w:b w:val="false"/>
+          <w:bCs w:val="false"/>
+          <w:i w:val="false"/>
+          <w:iCs w:val="false"/>
+          <w:sz w:val="24"/>
+          <w:szCs w:val="24"/>
+        </w:rPr>
+        <w:t xml:space="preserve">22.</w:t>
+      </w:r>
+      <w:r>
+        <w:rPr>
+          <w:rFonts w:ascii="Times New Roman" w:cs="Times New Roman" w:eastAsia="Times New Roman" w:hAnsi="Times New Roman"/>
+          <w:sz w:val="24"/>
+          <w:szCs w:val="24"/>
+        </w:rPr>
+        <w:t xml:space="preserve">	</w:t>
+      </w:r>
+      <w:r>
+        <w:rPr>
+          <w:rFonts w:ascii="Times New Roman" w:cs="Times New Roman" w:eastAsia="Times New Roman" w:hAnsi="Times New Roman"/>
+          <w:b w:val="false"/>
+          <w:bCs w:val="false"/>
+          <w:i w:val="false"/>
+          <w:iCs w:val="false"/>
+          <w:sz w:val="24"/>
+          <w:szCs w:val="24"/>
+        </w:rPr>
+        <w:t xml:space="preserve">Bahwa TERGUGAT membantah dalil angka 12 gugatan sepanjang mengenai penilaian pekerjaan lantai dan keramik sebesar 0% (nol persen). Perjanjian menyatakan bahwa pekerjaan yang tidak sesuai spesifikasi tidak diperhitungkan sebagai realisasi progres “sampai kesesuaiannya dipulihkan”. Rumusan tersebut menunjukkan penangguhan perhitungan, bukan penghapusan nilai pekerjaan secara permanen. Menilai Item 4 sebesar nol berarti menghapus seluruh biaya bahan, upah, rabat beton, waterproofing, dan pekerjaan persiapan lantai yang nyata telah dikeluarkan TERGUGAT;</w:t>
+      </w:r>
+    </w:p>
+    <w:p>
+      <w:pPr>
+        <w:tabs>
+          <w:tab w:val="left" w:pos="620"/>
+        </w:tabs>
+        <w:spacing w:after="120" w:before="60" w:line="280"/>
+        <w:ind w:left="620" w:hanging="620"/>
+        <w:jc w:val="both"/>
+      </w:pPr>
+      <w:r>
+        <w:rPr>
+          <w:rFonts w:ascii="Times New Roman" w:cs="Times New Roman" w:eastAsia="Times New Roman" w:hAnsi="Times New Roman"/>
+          <w:b w:val="false"/>
+          <w:bCs w:val="false"/>
+          <w:i w:val="false"/>
+          <w:iCs w:val="false"/>
+          <w:sz w:val="24"/>
+          <w:szCs w:val="24"/>
+        </w:rPr>
+        <w:t xml:space="preserve">23.</w:t>
+      </w:r>
+      <w:r>
+        <w:rPr>
+          <w:rFonts w:ascii="Times New Roman" w:cs="Times New Roman" w:eastAsia="Times New Roman" w:hAnsi="Times New Roman"/>
+          <w:sz w:val="24"/>
+          <w:szCs w:val="24"/>
+        </w:rPr>
+        <w:t xml:space="preserve">	</w:t>
+      </w:r>
+      <w:r>
+        <w:rPr>
+          <w:rFonts w:ascii="Times New Roman" w:cs="Times New Roman" w:eastAsia="Times New Roman" w:hAnsi="Times New Roman"/>
+          <w:b w:val="false"/>
+          <w:bCs w:val="false"/>
+          <w:i w:val="false"/>
+          <w:iCs w:val="false"/>
+          <w:sz w:val="24"/>
+          <w:szCs w:val="24"/>
+        </w:rPr>
+        <w:t xml:space="preserve">Bahwa TERGUGAT sampai dengan saat ini tetap bersedia menggantikan keramik tersebut sesuai spesifikasi, sepanjang PENGGUGAT memenuhi kewajiban pembayaran yang telah TERGUGAT tagihkan;</w:t>
+      </w:r>
+    </w:p>
+    <w:p>
+      <w:pPr>
+        <w:spacing w:after="120" w:before="220" w:line="280"/>
+        <w:jc w:val="left"/>
+      </w:pPr>
+      <w:r>
+        <w:rPr>
+          <w:rFonts w:ascii="Times New Roman" w:cs="Times New Roman" w:eastAsia="Times New Roman" w:hAnsi="Times New Roman"/>
+          <w:b/>
+          <w:bCs/>
+          <w:i w:val="false"/>
+          <w:iCs w:val="false"/>
+          <w:sz w:val="24"/>
+          <w:szCs w:val="24"/>
+        </w:rPr>
+        <w:t xml:space="preserve">F. Tanggapan atas Dalil Angka 10 dan Angka 11 — Keterlambatan dan Penilaian Progres</w:t>
+      </w:r>
+    </w:p>
+    <w:p>
+      <w:pPr>
+        <w:tabs>
+          <w:tab w:val="left" w:pos="620"/>
+        </w:tabs>
+        <w:spacing w:after="120" w:before="60" w:line="280"/>
+        <w:ind w:left="620" w:hanging="620"/>
+        <w:jc w:val="both"/>
+      </w:pPr>
+      <w:r>
+        <w:rPr>
+          <w:rFonts w:ascii="Times New Roman" w:cs="Times New Roman" w:eastAsia="Times New Roman" w:hAnsi="Times New Roman"/>
+          <w:b w:val="false"/>
+          <w:bCs w:val="false"/>
+          <w:i w:val="false"/>
+          <w:iCs w:val="false"/>
+          <w:sz w:val="24"/>
+          <w:szCs w:val="24"/>
+        </w:rPr>
+        <w:t xml:space="preserve">24.</w:t>
+      </w:r>
+      <w:r>
+        <w:rPr>
+          <w:rFonts w:ascii="Times New Roman" w:cs="Times New Roman" w:eastAsia="Times New Roman" w:hAnsi="Times New Roman"/>
+          <w:sz w:val="24"/>
+          <w:szCs w:val="24"/>
+        </w:rPr>
+        <w:t xml:space="preserve">	</w:t>
+      </w:r>
+      <w:r>
+        <w:rPr>
+          <w:rFonts w:ascii="Times New Roman" w:cs="Times New Roman" w:eastAsia="Times New Roman" w:hAnsi="Times New Roman"/>
+          <w:b w:val="false"/>
+          <w:bCs w:val="false"/>
+          <w:i w:val="false"/>
+          <w:iCs w:val="false"/>
+          <w:sz w:val="24"/>
+          <w:szCs w:val="24"/>
+        </w:rPr>
+        <w:t xml:space="preserve">Bahwa TERGUGAT mengakui dalil angka 10 gugatan bahwa pada tanggal 22 April 2026 PENGGUGAT mengingatkan batas waktu, dan mengakui TERGUGAT menyampaikan adanya hambatan pengadaan keramik;</w:t>
+      </w:r>
+    </w:p>
+    <w:p>
+      <w:pPr>
+        <w:tabs>
+          <w:tab w:val="left" w:pos="620"/>
+        </w:tabs>
+        <w:spacing w:after="120" w:before="60" w:line="280"/>
+        <w:ind w:left="620" w:hanging="620"/>
+        <w:jc w:val="both"/>
+      </w:pPr>
+      <w:r>
+        <w:rPr>
+          <w:rFonts w:ascii="Times New Roman" w:cs="Times New Roman" w:eastAsia="Times New Roman" w:hAnsi="Times New Roman"/>
+          <w:b w:val="false"/>
+          <w:bCs w:val="false"/>
+          <w:i w:val="false"/>
+          <w:iCs w:val="false"/>
+          <w:sz w:val="24"/>
+          <w:szCs w:val="24"/>
+        </w:rPr>
+        <w:t xml:space="preserve">25.</w:t>
+      </w:r>
+      <w:r>
+        <w:rPr>
+          <w:rFonts w:ascii="Times New Roman" w:cs="Times New Roman" w:eastAsia="Times New Roman" w:hAnsi="Times New Roman"/>
+          <w:sz w:val="24"/>
+          <w:szCs w:val="24"/>
+        </w:rPr>
+        <w:t xml:space="preserve">	</w:t>
+      </w:r>
+      <w:r>
+        <w:rPr>
+          <w:rFonts w:ascii="Times New Roman" w:cs="Times New Roman" w:eastAsia="Times New Roman" w:hAnsi="Times New Roman"/>
+          <w:b w:val="false"/>
+          <w:bCs w:val="false"/>
+          <w:i w:val="false"/>
+          <w:iCs w:val="false"/>
+          <w:sz w:val="24"/>
+          <w:szCs w:val="24"/>
+        </w:rPr>
+        <w:t xml:space="preserve">Bahwa TERGUGAT membantah dalil angka 11 gugatan. Menurut TERGUGAT, realisasi progres pekerjaan pada tanggal 1 Mei 2026 telah mencapai sekitar 85% (delapan puluh lima persen) atau senilai Rp722.500.000,00, bukan 64,70% sebagaimana didalilkan PENGGUGAT;</w:t>
+      </w:r>
+    </w:p>
+    <w:p>
+      <w:pPr>
+        <w:tabs>
+          <w:tab w:val="left" w:pos="620"/>
+        </w:tabs>
+        <w:spacing w:after="120" w:before="60" w:line="280"/>
+        <w:ind w:left="620" w:hanging="620"/>
+        <w:jc w:val="both"/>
+      </w:pPr>
+      <w:r>
+        <w:rPr>
+          <w:rFonts w:ascii="Times New Roman" w:cs="Times New Roman" w:eastAsia="Times New Roman" w:hAnsi="Times New Roman"/>
+          <w:b w:val="false"/>
+          <w:bCs w:val="false"/>
+          <w:i w:val="false"/>
+          <w:iCs w:val="false"/>
+          <w:sz w:val="24"/>
+          <w:szCs w:val="24"/>
+        </w:rPr>
+        <w:t xml:space="preserve">26.</w:t>
+      </w:r>
+      <w:r>
+        <w:rPr>
+          <w:rFonts w:ascii="Times New Roman" w:cs="Times New Roman" w:eastAsia="Times New Roman" w:hAnsi="Times New Roman"/>
+          <w:sz w:val="24"/>
+          <w:szCs w:val="24"/>
+        </w:rPr>
+        <w:t xml:space="preserve">	</w:t>
+      </w:r>
+      <w:r>
+        <w:rPr>
+          <w:rFonts w:ascii="Times New Roman" w:cs="Times New Roman" w:eastAsia="Times New Roman" w:hAnsi="Times New Roman"/>
+          <w:b w:val="false"/>
+          <w:bCs w:val="false"/>
+          <w:i w:val="false"/>
+          <w:iCs w:val="false"/>
+          <w:sz w:val="24"/>
+          <w:szCs w:val="24"/>
+        </w:rPr>
+        <w:t xml:space="preserve">Bahwa Laporan Pemeriksaan dan Pendapat Ahli yang PENGGUGAT ajukan sebagai Bukti P-15 tidak dapat dijadikan dasar penilaian yang meyakinkan, karena berdasarkan pengakuan ahli itu sendiri di dalam laporannya:</w:t>
       </w:r>
     </w:p>
     <w:p>
@@ -1957,7 +3300,7 @@
           <w:sz w:val="24"/>
           <w:szCs w:val="24"/>
         </w:rPr>
-        <w:t xml:space="preserve">Ahli mengakui sendiri dalam laporannya bahwa ia tidak berada di lokasi pekerjaan pada tanggal 1 Mei 2026 maupun pada tanggal 25 Juni 2026, sehingga penilaiannya atas kedua tanggal tersebut bersifat rekonstruksi dan bukan hasil pengamatan langsung;</w:t>
+        <w:t xml:space="preserve">ahli tidak berada di lokasi pekerjaan pada tanggal 1 Mei 2026 maupun pada tanggal 25 Juni 2026, sehingga penilaiannya atas kedua tanggal tersebut bersifat rekonstruksi dan bukan hasil pengamatan langsung;</w:t>
       </w:r>
     </w:p>
     <w:p>
@@ -1999,7 +3342,7 @@
           <w:sz w:val="24"/>
           <w:szCs w:val="24"/>
         </w:rPr>
-        <w:t xml:space="preserve">Ahli mengakui sendiri bahwa terhadap Item 14 terbuka metode penilaian lain yang juga dapat dipertanggungjawabkan, yang menghasilkan angka berbeda yaitu 65,99%. Dengan adanya dua hasil yang berbeda atas objek yang sama, penilaian tersebut tidak bersifat tunggal dan tidak dapat diperlakukan sebagai kebenaran yang pasti;</w:t>
+        <w:t xml:space="preserve">ahli mengakui terbuka metode penilaian lain yang juga dapat dipertanggungjawabkan, yang menghasilkan angka berbeda yaitu 65,99%. Dengan adanya dua hasil berbeda atas objek yang sama, penilaian tersebut tidak bersifat tunggal dan tidak dapat diperlakukan sebagai kebenaran yang pasti;</w:t>
       </w:r>
     </w:p>
     <w:p>
@@ -2041,96 +3384,54 @@
           <w:sz w:val="24"/>
           <w:szCs w:val="24"/>
         </w:rPr>
-        <w:t xml:space="preserve">Ahli mengakui sendiri bahwa sub-item 14.1 sampai dengan 14.3 senilai Rp27.850.000,00 berupa jasa desain, gambar revisi, serta engineering dan perhitungan struktur telah selesai seluruhnya. Namun ahli tetap memperhitungkan seluruh Item 14 secara proporsional, sehingga menihilkan sebagian pekerjaan yang ia sendiri akui telah selesai;</w:t>
-      </w:r>
-    </w:p>
-    <w:p>
-      <w:pPr>
-        <w:tabs>
-          <w:tab w:val="left" w:pos="620"/>
-        </w:tabs>
-        <w:spacing w:after="120" w:before="60" w:line="280"/>
-        <w:ind w:left="620" w:hanging="620"/>
-        <w:jc w:val="both"/>
-      </w:pPr>
-      <w:r>
-        <w:rPr>
-          <w:rFonts w:ascii="Times New Roman" w:cs="Times New Roman" w:eastAsia="Times New Roman" w:hAnsi="Times New Roman"/>
-          <w:b w:val="false"/>
-          <w:bCs w:val="false"/>
-          <w:i w:val="false"/>
-          <w:iCs w:val="false"/>
-          <w:sz w:val="24"/>
-          <w:szCs w:val="24"/>
-        </w:rPr>
-        <w:t xml:space="preserve">12.</w:t>
-      </w:r>
-      <w:r>
-        <w:rPr>
-          <w:rFonts w:ascii="Times New Roman" w:cs="Times New Roman" w:eastAsia="Times New Roman" w:hAnsi="Times New Roman"/>
-          <w:sz w:val="24"/>
-          <w:szCs w:val="24"/>
-        </w:rPr>
-        <w:t xml:space="preserve">	</w:t>
-      </w:r>
-      <w:r>
-        <w:rPr>
-          <w:rFonts w:ascii="Times New Roman" w:cs="Times New Roman" w:eastAsia="Times New Roman" w:hAnsi="Times New Roman"/>
-          <w:b w:val="false"/>
-          <w:bCs w:val="false"/>
-          <w:i w:val="false"/>
-          <w:iCs w:val="false"/>
-          <w:sz w:val="24"/>
-          <w:szCs w:val="24"/>
-        </w:rPr>
-        <w:t xml:space="preserve">Bahwa penilaian Item 4 berupa pekerjaan lantai dan keramik sebesar 0% (nol persen) bertentangan dengan Perjanjian itu sendiri. Pasal 4 ayat (5) Perjanjian menyatakan bahwa pekerjaan yang tidak sesuai spesifikasi tidak diperhitungkan sebagai realisasi progres “sampai kesesuaiannya dipulihkan”. Rumusan tersebut menunjukkan penangguhan perhitungan, bukan penghapusan nilai pekerjaan secara permanen. Menilai Item 4 sebesar nol berarti menghapus seluruh biaya bahan, upah, dan pekerjaan persiapan lantai yang nyata telah dikeluarkan TERGUGAT;</w:t>
-      </w:r>
-    </w:p>
-    <w:p>
-      <w:pPr>
-        <w:tabs>
-          <w:tab w:val="left" w:pos="620"/>
-        </w:tabs>
-        <w:spacing w:after="120" w:before="60" w:line="280"/>
-        <w:ind w:left="620" w:hanging="620"/>
-        <w:jc w:val="both"/>
-      </w:pPr>
-      <w:r>
-        <w:rPr>
-          <w:rFonts w:ascii="Times New Roman" w:cs="Times New Roman" w:eastAsia="Times New Roman" w:hAnsi="Times New Roman"/>
-          <w:b w:val="false"/>
-          <w:bCs w:val="false"/>
-          <w:i w:val="false"/>
-          <w:iCs w:val="false"/>
-          <w:sz w:val="24"/>
-          <w:szCs w:val="24"/>
-        </w:rPr>
-        <w:t xml:space="preserve">13.</w:t>
-      </w:r>
-      <w:r>
-        <w:rPr>
-          <w:rFonts w:ascii="Times New Roman" w:cs="Times New Roman" w:eastAsia="Times New Roman" w:hAnsi="Times New Roman"/>
-          <w:sz w:val="24"/>
-          <w:szCs w:val="24"/>
-        </w:rPr>
-        <w:t xml:space="preserve">	</w:t>
-      </w:r>
-      <w:r>
-        <w:rPr>
-          <w:rFonts w:ascii="Times New Roman" w:cs="Times New Roman" w:eastAsia="Times New Roman" w:hAnsi="Times New Roman"/>
-          <w:b w:val="false"/>
-          <w:bCs w:val="false"/>
-          <w:i w:val="false"/>
-          <w:iCs w:val="false"/>
-          <w:sz w:val="24"/>
-          <w:szCs w:val="24"/>
-        </w:rPr>
-        <w:t xml:space="preserve">Bahwa selisih penilaian progres antara TERGUGAT dan PENGGUGAT adalah Rp172.550.000,00. Mengingat besarnya selisih tersebut, TERGUGAT mohon agar dilakukan pemeriksaan setempat dan/atau opname bersama sebagaimana Pasal 7 ayat (6) Perjanjian, dengan menghadirkan ahli yang ditunjuk Majelis Hakim;</w:t>
-      </w:r>
-    </w:p>
-    <w:p>
-      <w:pPr>
-        <w:spacing w:after="120" w:before="200" w:line="280"/>
+        <w:t xml:space="preserve">ahli mengakui sub-item desain, gambar revisi, serta engineering dan perhitungan struktur senilai Rp27.850.000,00 telah selesai seluruhnya, namun ahli tetap memperhitungkan seluruh Item 14 secara proporsional, sehingga menihilkan sebagian pekerjaan yang ia sendiri akui telah selesai;</w:t>
+      </w:r>
+    </w:p>
+    <w:p>
+      <w:pPr>
+        <w:tabs>
+          <w:tab w:val="left" w:pos="620"/>
+        </w:tabs>
+        <w:spacing w:after="120" w:before="60" w:line="280"/>
+        <w:ind w:left="620" w:hanging="620"/>
+        <w:jc w:val="both"/>
+      </w:pPr>
+      <w:r>
+        <w:rPr>
+          <w:rFonts w:ascii="Times New Roman" w:cs="Times New Roman" w:eastAsia="Times New Roman" w:hAnsi="Times New Roman"/>
+          <w:b w:val="false"/>
+          <w:bCs w:val="false"/>
+          <w:i w:val="false"/>
+          <w:iCs w:val="false"/>
+          <w:sz w:val="24"/>
+          <w:szCs w:val="24"/>
+        </w:rPr>
+        <w:t xml:space="preserve">27.</w:t>
+      </w:r>
+      <w:r>
+        <w:rPr>
+          <w:rFonts w:ascii="Times New Roman" w:cs="Times New Roman" w:eastAsia="Times New Roman" w:hAnsi="Times New Roman"/>
+          <w:sz w:val="24"/>
+          <w:szCs w:val="24"/>
+        </w:rPr>
+        <w:t xml:space="preserve">	</w:t>
+      </w:r>
+      <w:r>
+        <w:rPr>
+          <w:rFonts w:ascii="Times New Roman" w:cs="Times New Roman" w:eastAsia="Times New Roman" w:hAnsi="Times New Roman"/>
+          <w:b w:val="false"/>
+          <w:bCs w:val="false"/>
+          <w:i w:val="false"/>
+          <w:iCs w:val="false"/>
+          <w:sz w:val="24"/>
+          <w:szCs w:val="24"/>
+        </w:rPr>
+        <w:t xml:space="preserve">Bahwa selisih penilaian progres antara TERGUGAT dan PENGGUGAT mencapai Rp172.550.000,00. Mengingat besarnya selisih tersebut, TERGUGAT mohon dilakukan pemeriksaan setempat dan/atau opname bersama dengan menghadirkan ahli yang ditunjuk Majelis Hakim;</w:t>
+      </w:r>
+    </w:p>
+    <w:p>
+      <w:pPr>
+        <w:spacing w:after="120" w:before="220" w:line="280"/>
         <w:jc w:val="left"/>
       </w:pPr>
       <w:r>
@@ -2143,222 +3444,306 @@
           <w:sz w:val="24"/>
           <w:szCs w:val="24"/>
         </w:rPr>
-        <w:t xml:space="preserve">D. PENGGUGAT Telah Menerima Pemasangan Keramik Pengganti</w:t>
-      </w:r>
-    </w:p>
-    <w:p>
-      <w:pPr>
-        <w:tabs>
-          <w:tab w:val="left" w:pos="620"/>
-        </w:tabs>
-        <w:spacing w:after="120" w:before="60" w:line="280"/>
-        <w:ind w:left="620" w:hanging="620"/>
-        <w:jc w:val="both"/>
-      </w:pPr>
-      <w:r>
-        <w:rPr>
-          <w:rFonts w:ascii="Times New Roman" w:cs="Times New Roman" w:eastAsia="Times New Roman" w:hAnsi="Times New Roman"/>
-          <w:b w:val="false"/>
-          <w:bCs w:val="false"/>
-          <w:i w:val="false"/>
-          <w:iCs w:val="false"/>
-          <w:sz w:val="24"/>
-          <w:szCs w:val="24"/>
-        </w:rPr>
-        <w:t xml:space="preserve">14.</w:t>
-      </w:r>
-      <w:r>
-        <w:rPr>
-          <w:rFonts w:ascii="Times New Roman" w:cs="Times New Roman" w:eastAsia="Times New Roman" w:hAnsi="Times New Roman"/>
-          <w:sz w:val="24"/>
-          <w:szCs w:val="24"/>
-        </w:rPr>
-        <w:t xml:space="preserve">	</w:t>
-      </w:r>
-      <w:r>
-        <w:rPr>
-          <w:rFonts w:ascii="Times New Roman" w:cs="Times New Roman" w:eastAsia="Times New Roman" w:hAnsi="Times New Roman"/>
-          <w:b w:val="false"/>
-          <w:bCs w:val="false"/>
-          <w:i w:val="false"/>
-          <w:iCs w:val="false"/>
-          <w:sz w:val="24"/>
-          <w:szCs w:val="24"/>
-        </w:rPr>
-        <w:t xml:space="preserve">Bahwa keramik berwarna cokelat sesuai spesifikasi pada saat itu tidak tersedia pada pemasok TERGUGAT. Guna menghindari terhentinya pekerjaan dan keterlambatan yang lebih besar, TERGUGAT memasang keramik pengganti dan memberitahukan keadaan tersebut kepada PENGGUGAT;</w:t>
-      </w:r>
-    </w:p>
-    <w:p>
-      <w:pPr>
-        <w:tabs>
-          <w:tab w:val="left" w:pos="620"/>
-        </w:tabs>
-        <w:spacing w:after="120" w:before="60" w:line="280"/>
-        <w:ind w:left="620" w:hanging="620"/>
-        <w:jc w:val="both"/>
-      </w:pPr>
-      <w:r>
-        <w:rPr>
-          <w:rFonts w:ascii="Times New Roman" w:cs="Times New Roman" w:eastAsia="Times New Roman" w:hAnsi="Times New Roman"/>
-          <w:b w:val="false"/>
-          <w:bCs w:val="false"/>
-          <w:i w:val="false"/>
-          <w:iCs w:val="false"/>
-          <w:sz w:val="24"/>
-          <w:szCs w:val="24"/>
-        </w:rPr>
-        <w:t xml:space="preserve">15.</w:t>
-      </w:r>
-      <w:r>
-        <w:rPr>
-          <w:rFonts w:ascii="Times New Roman" w:cs="Times New Roman" w:eastAsia="Times New Roman" w:hAnsi="Times New Roman"/>
-          <w:sz w:val="24"/>
-          <w:szCs w:val="24"/>
-        </w:rPr>
-        <w:t xml:space="preserve">	</w:t>
-      </w:r>
-      <w:r>
-        <w:rPr>
-          <w:rFonts w:ascii="Times New Roman" w:cs="Times New Roman" w:eastAsia="Times New Roman" w:hAnsi="Times New Roman"/>
-          <w:b w:val="false"/>
-          <w:bCs w:val="false"/>
-          <w:i w:val="false"/>
-          <w:iCs w:val="false"/>
-          <w:sz w:val="24"/>
-          <w:szCs w:val="24"/>
-        </w:rPr>
-        <w:t xml:space="preserve">Bahwa PENGGUGAT telah mengetahui pemasangan keramik berwarna hitam tersebut sejak tanggal 20 Februari 2026, sebagaimana PENGGUGAT akui sendiri dalam gugatannya;</w:t>
-      </w:r>
-    </w:p>
-    <w:p>
-      <w:pPr>
-        <w:tabs>
-          <w:tab w:val="left" w:pos="620"/>
-        </w:tabs>
-        <w:spacing w:after="120" w:before="60" w:line="280"/>
-        <w:ind w:left="620" w:hanging="620"/>
-        <w:jc w:val="both"/>
-      </w:pPr>
-      <w:r>
-        <w:rPr>
-          <w:rFonts w:ascii="Times New Roman" w:cs="Times New Roman" w:eastAsia="Times New Roman" w:hAnsi="Times New Roman"/>
-          <w:b w:val="false"/>
-          <w:bCs w:val="false"/>
-          <w:i w:val="false"/>
-          <w:iCs w:val="false"/>
-          <w:sz w:val="24"/>
-          <w:szCs w:val="24"/>
-        </w:rPr>
-        <w:t xml:space="preserve">16.</w:t>
-      </w:r>
-      <w:r>
-        <w:rPr>
-          <w:rFonts w:ascii="Times New Roman" w:cs="Times New Roman" w:eastAsia="Times New Roman" w:hAnsi="Times New Roman"/>
-          <w:sz w:val="24"/>
-          <w:szCs w:val="24"/>
-        </w:rPr>
-        <w:t xml:space="preserve">	</w:t>
-      </w:r>
-      <w:r>
-        <w:rPr>
-          <w:rFonts w:ascii="Times New Roman" w:cs="Times New Roman" w:eastAsia="Times New Roman" w:hAnsi="Times New Roman"/>
-          <w:b w:val="false"/>
-          <w:bCs w:val="false"/>
-          <w:i w:val="false"/>
-          <w:iCs w:val="false"/>
-          <w:sz w:val="24"/>
-          <w:szCs w:val="24"/>
-        </w:rPr>
-        <w:t xml:space="preserve">Bahwa meskipun telah mengetahui keadaan tersebut, PENGGUGAT tetap melakukan pembayaran Termin II pada tanggal 5 Maret 2026 dan pembayaran Termin III pada tanggal 10 April 2026, yaitu dua kali pembayaran setelah keberatan disampaikan, tanpa sekali pun mensyaratkan pembongkaran keramik terlebih dahulu dan tanpa menahan sebagian pembayaran sebagai jaminan perbaikan;</w:t>
-      </w:r>
-    </w:p>
-    <w:p>
-      <w:pPr>
-        <w:tabs>
-          <w:tab w:val="left" w:pos="620"/>
-        </w:tabs>
-        <w:spacing w:after="120" w:before="60" w:line="280"/>
-        <w:ind w:left="620" w:hanging="620"/>
-        <w:jc w:val="both"/>
-      </w:pPr>
-      <w:r>
-        <w:rPr>
-          <w:rFonts w:ascii="Times New Roman" w:cs="Times New Roman" w:eastAsia="Times New Roman" w:hAnsi="Times New Roman"/>
-          <w:b w:val="false"/>
-          <w:bCs w:val="false"/>
-          <w:i w:val="false"/>
-          <w:iCs w:val="false"/>
-          <w:sz w:val="24"/>
-          <w:szCs w:val="24"/>
-        </w:rPr>
-        <w:t xml:space="preserve">17.</w:t>
-      </w:r>
-      <w:r>
-        <w:rPr>
-          <w:rFonts w:ascii="Times New Roman" w:cs="Times New Roman" w:eastAsia="Times New Roman" w:hAnsi="Times New Roman"/>
-          <w:sz w:val="24"/>
-          <w:szCs w:val="24"/>
-        </w:rPr>
-        <w:t xml:space="preserve">	</w:t>
-      </w:r>
-      <w:r>
-        <w:rPr>
-          <w:rFonts w:ascii="Times New Roman" w:cs="Times New Roman" w:eastAsia="Times New Roman" w:hAnsi="Times New Roman"/>
-          <w:b w:val="false"/>
-          <w:bCs w:val="false"/>
-          <w:i w:val="false"/>
-          <w:iCs w:val="false"/>
-          <w:sz w:val="24"/>
-          <w:szCs w:val="24"/>
-        </w:rPr>
-        <w:t xml:space="preserve">Bahwa perbuatan PENGGUGAT yang terus melaksanakan pembayaran selama lebih dari 7 (tujuh) minggu setelah mengetahui ketidaksesuaian, serta membiarkan pekerjaan lantai tetap berlangsung, menunjukkan bahwa PENGGUGAT pada kenyataannya menerima keadaan tersebut. PENGGUGAT tidak dapat pada kemudian hari menuntut pembongkaran atas keadaan yang telah ia terima melalui perbuatannya sendiri;</w:t>
-      </w:r>
-    </w:p>
-    <w:p>
-      <w:pPr>
-        <w:tabs>
-          <w:tab w:val="left" w:pos="620"/>
-        </w:tabs>
-        <w:spacing w:after="120" w:before="60" w:line="280"/>
-        <w:ind w:left="620" w:hanging="620"/>
-        <w:jc w:val="both"/>
-      </w:pPr>
-      <w:r>
-        <w:rPr>
-          <w:rFonts w:ascii="Times New Roman" w:cs="Times New Roman" w:eastAsia="Times New Roman" w:hAnsi="Times New Roman"/>
-          <w:b w:val="false"/>
-          <w:bCs w:val="false"/>
-          <w:i w:val="false"/>
-          <w:iCs w:val="false"/>
-          <w:sz w:val="24"/>
-          <w:szCs w:val="24"/>
-        </w:rPr>
-        <w:t xml:space="preserve">18.</w:t>
-      </w:r>
-      <w:r>
-        <w:rPr>
-          <w:rFonts w:ascii="Times New Roman" w:cs="Times New Roman" w:eastAsia="Times New Roman" w:hAnsi="Times New Roman"/>
-          <w:sz w:val="24"/>
-          <w:szCs w:val="24"/>
-        </w:rPr>
-        <w:t xml:space="preserve">	</w:t>
-      </w:r>
-      <w:r>
-        <w:rPr>
-          <w:rFonts w:ascii="Times New Roman" w:cs="Times New Roman" w:eastAsia="Times New Roman" w:hAnsi="Times New Roman"/>
-          <w:b w:val="false"/>
-          <w:bCs w:val="false"/>
-          <w:i w:val="false"/>
-          <w:iCs w:val="false"/>
-          <w:sz w:val="24"/>
-          <w:szCs w:val="24"/>
-        </w:rPr>
-        <w:t xml:space="preserve">Bahwa TERGUGAT sampai dengan saat ini tetap bersedia menggantikan keramik tersebut sesuai spesifikasi, sepanjang PENGGUGAT memenuhi kewajiban pembayaran yang telah TERGUGAT tagihkan;</w:t>
-      </w:r>
-    </w:p>
-    <w:p>
-      <w:pPr>
-        <w:spacing w:after="120" w:before="200" w:line="280"/>
+        <w:t xml:space="preserve">G. Tanggapan atas Dalil Angka 13, Angka 14, dan Angka 15 — Tagihan 8 Mei 2026</w:t>
+      </w:r>
+    </w:p>
+    <w:p>
+      <w:pPr>
+        <w:tabs>
+          <w:tab w:val="left" w:pos="620"/>
+        </w:tabs>
+        <w:spacing w:after="120" w:before="60" w:line="280"/>
+        <w:ind w:left="620" w:hanging="620"/>
+        <w:jc w:val="both"/>
+      </w:pPr>
+      <w:r>
+        <w:rPr>
+          <w:rFonts w:ascii="Times New Roman" w:cs="Times New Roman" w:eastAsia="Times New Roman" w:hAnsi="Times New Roman"/>
+          <w:b w:val="false"/>
+          <w:bCs w:val="false"/>
+          <w:i w:val="false"/>
+          <w:iCs w:val="false"/>
+          <w:sz w:val="24"/>
+          <w:szCs w:val="24"/>
+        </w:rPr>
+        <w:t xml:space="preserve">28.</w:t>
+      </w:r>
+      <w:r>
+        <w:rPr>
+          <w:rFonts w:ascii="Times New Roman" w:cs="Times New Roman" w:eastAsia="Times New Roman" w:hAnsi="Times New Roman"/>
+          <w:sz w:val="24"/>
+          <w:szCs w:val="24"/>
+        </w:rPr>
+        <w:t xml:space="preserve">	</w:t>
+      </w:r>
+      <w:r>
+        <w:rPr>
+          <w:rFonts w:ascii="Times New Roman" w:cs="Times New Roman" w:eastAsia="Times New Roman" w:hAnsi="Times New Roman"/>
+          <w:b w:val="false"/>
+          <w:bCs w:val="false"/>
+          <w:i w:val="false"/>
+          <w:iCs w:val="false"/>
+          <w:sz w:val="24"/>
+          <w:szCs w:val="24"/>
+        </w:rPr>
+        <w:t xml:space="preserve">Bahwa TERGUGAT mengakui dalil angka 13 gugatan mengenai adanya surat tagihan tanggal 8 Mei 2026 sebesar Rp185.000.000,00, namun membantah dalil angka 14 yang menyatakan tagihan tersebut tidak mempunyai dasar hukum;</w:t>
+      </w:r>
+    </w:p>
+    <w:p>
+      <w:pPr>
+        <w:tabs>
+          <w:tab w:val="left" w:pos="620"/>
+        </w:tabs>
+        <w:spacing w:after="120" w:before="60" w:line="280"/>
+        <w:ind w:left="620" w:hanging="620"/>
+        <w:jc w:val="both"/>
+      </w:pPr>
+      <w:r>
+        <w:rPr>
+          <w:rFonts w:ascii="Times New Roman" w:cs="Times New Roman" w:eastAsia="Times New Roman" w:hAnsi="Times New Roman"/>
+          <w:b w:val="false"/>
+          <w:bCs w:val="false"/>
+          <w:i w:val="false"/>
+          <w:iCs w:val="false"/>
+          <w:sz w:val="24"/>
+          <w:szCs w:val="24"/>
+        </w:rPr>
+        <w:t xml:space="preserve">29.</w:t>
+      </w:r>
+      <w:r>
+        <w:rPr>
+          <w:rFonts w:ascii="Times New Roman" w:cs="Times New Roman" w:eastAsia="Times New Roman" w:hAnsi="Times New Roman"/>
+          <w:sz w:val="24"/>
+          <w:szCs w:val="24"/>
+        </w:rPr>
+        <w:t xml:space="preserve">	</w:t>
+      </w:r>
+      <w:r>
+        <w:rPr>
+          <w:rFonts w:ascii="Times New Roman" w:cs="Times New Roman" w:eastAsia="Times New Roman" w:hAnsi="Times New Roman"/>
+          <w:b w:val="false"/>
+          <w:bCs w:val="false"/>
+          <w:i w:val="false"/>
+          <w:iCs w:val="false"/>
+          <w:sz w:val="24"/>
+          <w:szCs w:val="24"/>
+        </w:rPr>
+        <w:t xml:space="preserve">Bahwa terhadap dalil angka 14 huruf a, tagihan Rp100.000.000,00 bukan semata bagian Termin IV, melainkan pembayaran atas nilai pekerjaan yang nyata telah dilaksanakan. Berdasarkan realisasi progres 85% senilai Rp722.500.000,00 sedangkan PENGGUGAT baru membayar Rp600.000.000,00, TERGUGAT sesungguhnya berhak atas Rp122.500.000,00. TERGUGAT dengan itikad baik hanya menagih Rp100.000.000,00, yaitu di bawah jumlah yang menjadi haknya;</w:t>
+      </w:r>
+    </w:p>
+    <w:p>
+      <w:pPr>
+        <w:tabs>
+          <w:tab w:val="left" w:pos="620"/>
+        </w:tabs>
+        <w:spacing w:after="120" w:before="60" w:line="280"/>
+        <w:ind w:left="620" w:hanging="620"/>
+        <w:jc w:val="both"/>
+      </w:pPr>
+      <w:r>
+        <w:rPr>
+          <w:rFonts w:ascii="Times New Roman" w:cs="Times New Roman" w:eastAsia="Times New Roman" w:hAnsi="Times New Roman"/>
+          <w:b w:val="false"/>
+          <w:bCs w:val="false"/>
+          <w:i w:val="false"/>
+          <w:iCs w:val="false"/>
+          <w:sz w:val="24"/>
+          <w:szCs w:val="24"/>
+        </w:rPr>
+        <w:t xml:space="preserve">30.</w:t>
+      </w:r>
+      <w:r>
+        <w:rPr>
+          <w:rFonts w:ascii="Times New Roman" w:cs="Times New Roman" w:eastAsia="Times New Roman" w:hAnsi="Times New Roman"/>
+          <w:sz w:val="24"/>
+          <w:szCs w:val="24"/>
+        </w:rPr>
+        <w:t xml:space="preserve">	</w:t>
+      </w:r>
+      <w:r>
+        <w:rPr>
+          <w:rFonts w:ascii="Times New Roman" w:cs="Times New Roman" w:eastAsia="Times New Roman" w:hAnsi="Times New Roman"/>
+          <w:b w:val="false"/>
+          <w:bCs w:val="false"/>
+          <w:i w:val="false"/>
+          <w:iCs w:val="false"/>
+          <w:sz w:val="24"/>
+          <w:szCs w:val="24"/>
+        </w:rPr>
+        <w:t xml:space="preserve">Bahwa terhadap dalil angka 14 huruf b, tidak dibuatnya addendum merupakan kelalaian bersama PARA PIHAK sebagaimana telah TERGUGAT uraikan pada bagian D di atas, karena PENGGUGAT hadir sendiri dalam pertemuan tanggal 18 Maret 2026 dan menyetujui perubahan tanpa meminta dibuatkan addendum;</w:t>
+      </w:r>
+    </w:p>
+    <w:p>
+      <w:pPr>
+        <w:tabs>
+          <w:tab w:val="left" w:pos="620"/>
+        </w:tabs>
+        <w:spacing w:after="120" w:before="60" w:line="280"/>
+        <w:ind w:left="620" w:hanging="620"/>
+        <w:jc w:val="both"/>
+      </w:pPr>
+      <w:r>
+        <w:rPr>
+          <w:rFonts w:ascii="Times New Roman" w:cs="Times New Roman" w:eastAsia="Times New Roman" w:hAnsi="Times New Roman"/>
+          <w:b w:val="false"/>
+          <w:bCs w:val="false"/>
+          <w:i w:val="false"/>
+          <w:iCs w:val="false"/>
+          <w:sz w:val="24"/>
+          <w:szCs w:val="24"/>
+        </w:rPr>
+        <w:t xml:space="preserve">31.</w:t>
+      </w:r>
+      <w:r>
+        <w:rPr>
+          <w:rFonts w:ascii="Times New Roman" w:cs="Times New Roman" w:eastAsia="Times New Roman" w:hAnsi="Times New Roman"/>
+          <w:sz w:val="24"/>
+          <w:szCs w:val="24"/>
+        </w:rPr>
+        <w:t xml:space="preserve">	</w:t>
+      </w:r>
+      <w:r>
+        <w:rPr>
+          <w:rFonts w:ascii="Times New Roman" w:cs="Times New Roman" w:eastAsia="Times New Roman" w:hAnsi="Times New Roman"/>
+          <w:b w:val="false"/>
+          <w:bCs w:val="false"/>
+          <w:i w:val="false"/>
+          <w:iCs w:val="false"/>
+          <w:sz w:val="24"/>
+          <w:szCs w:val="24"/>
+        </w:rPr>
+        <w:t xml:space="preserve">Bahwa terhadap dalil angka 14 huruf c, yang TERGUGAT tagihkan adalah selisih volume dan spesifikasi di atas yang dianggarkan dalam Rencana Anggaran Biaya, yaitu penggantian plafon datar menjadi drop ceiling berornamen, penambahan titik dan fixture pencahayaan di atas 48 titik yang dianggarkan, serta perluasan perkerasan dan penataan area luar, sebagaimana perhitungan selisih volume yang TERGUGAT ajukan sebagai alat bukti. Menunjuk adanya pos dalam Rencana Anggaran Biaya tidak dengan sendirinya membuktikan bahwa volume yang dikerjakan tidak melampaui volume yang dianggarkan;</w:t>
+      </w:r>
+    </w:p>
+    <w:p>
+      <w:pPr>
+        <w:tabs>
+          <w:tab w:val="left" w:pos="620"/>
+        </w:tabs>
+        <w:spacing w:after="120" w:before="60" w:line="280"/>
+        <w:ind w:left="620" w:hanging="620"/>
+        <w:jc w:val="both"/>
+      </w:pPr>
+      <w:r>
+        <w:rPr>
+          <w:rFonts w:ascii="Times New Roman" w:cs="Times New Roman" w:eastAsia="Times New Roman" w:hAnsi="Times New Roman"/>
+          <w:b w:val="false"/>
+          <w:bCs w:val="false"/>
+          <w:i w:val="false"/>
+          <w:iCs w:val="false"/>
+          <w:sz w:val="24"/>
+          <w:szCs w:val="24"/>
+        </w:rPr>
+        <w:t xml:space="preserve">32.</w:t>
+      </w:r>
+      <w:r>
+        <w:rPr>
+          <w:rFonts w:ascii="Times New Roman" w:cs="Times New Roman" w:eastAsia="Times New Roman" w:hAnsi="Times New Roman"/>
+          <w:sz w:val="24"/>
+          <w:szCs w:val="24"/>
+        </w:rPr>
+        <w:t xml:space="preserve">	</w:t>
+      </w:r>
+      <w:r>
+        <w:rPr>
+          <w:rFonts w:ascii="Times New Roman" w:cs="Times New Roman" w:eastAsia="Times New Roman" w:hAnsi="Times New Roman"/>
+          <w:b w:val="false"/>
+          <w:bCs w:val="false"/>
+          <w:i w:val="false"/>
+          <w:iCs w:val="false"/>
+          <w:sz w:val="24"/>
+          <w:szCs w:val="24"/>
+        </w:rPr>
+        <w:t xml:space="preserve">Bahwa terhadap dalil angka 14 huruf d, keterlambatan tidak bersumber dari kelalaian TERGUGAT melainkan dari temuan kondisi lapangan dan perubahan pekerjaan yang disetujui PENGGUGAT, sebagaimana telah diuraikan pada bagian D;</w:t>
+      </w:r>
+    </w:p>
+    <w:p>
+      <w:pPr>
+        <w:tabs>
+          <w:tab w:val="left" w:pos="620"/>
+        </w:tabs>
+        <w:spacing w:after="120" w:before="60" w:line="280"/>
+        <w:ind w:left="620" w:hanging="620"/>
+        <w:jc w:val="both"/>
+      </w:pPr>
+      <w:r>
+        <w:rPr>
+          <w:rFonts w:ascii="Times New Roman" w:cs="Times New Roman" w:eastAsia="Times New Roman" w:hAnsi="Times New Roman"/>
+          <w:b w:val="false"/>
+          <w:bCs w:val="false"/>
+          <w:i w:val="false"/>
+          <w:iCs w:val="false"/>
+          <w:sz w:val="24"/>
+          <w:szCs w:val="24"/>
+        </w:rPr>
+        <w:t xml:space="preserve">33.</w:t>
+      </w:r>
+      <w:r>
+        <w:rPr>
+          <w:rFonts w:ascii="Times New Roman" w:cs="Times New Roman" w:eastAsia="Times New Roman" w:hAnsi="Times New Roman"/>
+          <w:sz w:val="24"/>
+          <w:szCs w:val="24"/>
+        </w:rPr>
+        <w:t xml:space="preserve">	</w:t>
+      </w:r>
+      <w:r>
+        <w:rPr>
+          <w:rFonts w:ascii="Times New Roman" w:cs="Times New Roman" w:eastAsia="Times New Roman" w:hAnsi="Times New Roman"/>
+          <w:b w:val="false"/>
+          <w:bCs w:val="false"/>
+          <w:i w:val="false"/>
+          <w:iCs w:val="false"/>
+          <w:sz w:val="24"/>
+          <w:szCs w:val="24"/>
+        </w:rPr>
+        <w:t xml:space="preserve">Bahwa pekerjaan tambahan tersebut nyata dilaksanakan dan hasilnya melekat pada bangunan milik PENGGUGAT serta dinikmati olehnya. Menolak membayar sementara menikmati hasil pekerjaan merupakan pengayaan tanpa hak yang tidak dibenarkan hukum;</w:t>
+      </w:r>
+    </w:p>
+    <w:p>
+      <w:pPr>
+        <w:tabs>
+          <w:tab w:val="left" w:pos="620"/>
+        </w:tabs>
+        <w:spacing w:after="120" w:before="60" w:line="280"/>
+        <w:ind w:left="620" w:hanging="620"/>
+        <w:jc w:val="both"/>
+      </w:pPr>
+      <w:r>
+        <w:rPr>
+          <w:rFonts w:ascii="Times New Roman" w:cs="Times New Roman" w:eastAsia="Times New Roman" w:hAnsi="Times New Roman"/>
+          <w:b w:val="false"/>
+          <w:bCs w:val="false"/>
+          <w:i w:val="false"/>
+          <w:iCs w:val="false"/>
+          <w:sz w:val="24"/>
+          <w:szCs w:val="24"/>
+        </w:rPr>
+        <w:t xml:space="preserve">34.</w:t>
+      </w:r>
+      <w:r>
+        <w:rPr>
+          <w:rFonts w:ascii="Times New Roman" w:cs="Times New Roman" w:eastAsia="Times New Roman" w:hAnsi="Times New Roman"/>
+          <w:sz w:val="24"/>
+          <w:szCs w:val="24"/>
+        </w:rPr>
+        <w:t xml:space="preserve">	</w:t>
+      </w:r>
+      <w:r>
+        <w:rPr>
+          <w:rFonts w:ascii="Times New Roman" w:cs="Times New Roman" w:eastAsia="Times New Roman" w:hAnsi="Times New Roman"/>
+          <w:b w:val="false"/>
+          <w:bCs w:val="false"/>
+          <w:i w:val="false"/>
+          <w:iCs w:val="false"/>
+          <w:sz w:val="24"/>
+          <w:szCs w:val="24"/>
+        </w:rPr>
+        <w:t xml:space="preserve">Bahwa terhadap dalil angka 15, TERGUGAT mencatat PENGGUGAT sendiri mengakui penolakan tagihan hanya disampaikan melalui sambungan telepon, tanpa satu pun surat penolakan yang diajukan sebagai alat bukti. Adapun mengenai penangguhan prestasi, TERGUGAT menanggapinya pada bagian H di bawah ini;</w:t>
+      </w:r>
+    </w:p>
+    <w:p>
+      <w:pPr>
+        <w:spacing w:after="120" w:before="220" w:line="280"/>
         <w:jc w:val="left"/>
       </w:pPr>
       <w:r>
@@ -2371,222 +3756,222 @@
           <w:sz w:val="24"/>
           <w:szCs w:val="24"/>
         </w:rPr>
-        <w:t xml:space="preserve">E. Tagihan TERGUGAT Tanggal 8 Mei 2026 Mempunyai Dasar</w:t>
-      </w:r>
-    </w:p>
-    <w:p>
-      <w:pPr>
-        <w:tabs>
-          <w:tab w:val="left" w:pos="620"/>
-        </w:tabs>
-        <w:spacing w:after="120" w:before="60" w:line="280"/>
-        <w:ind w:left="620" w:hanging="620"/>
-        <w:jc w:val="both"/>
-      </w:pPr>
-      <w:r>
-        <w:rPr>
-          <w:rFonts w:ascii="Times New Roman" w:cs="Times New Roman" w:eastAsia="Times New Roman" w:hAnsi="Times New Roman"/>
-          <w:b w:val="false"/>
-          <w:bCs w:val="false"/>
-          <w:i w:val="false"/>
-          <w:iCs w:val="false"/>
-          <w:sz w:val="24"/>
-          <w:szCs w:val="24"/>
-        </w:rPr>
-        <w:t xml:space="preserve">19.</w:t>
-      </w:r>
-      <w:r>
-        <w:rPr>
-          <w:rFonts w:ascii="Times New Roman" w:cs="Times New Roman" w:eastAsia="Times New Roman" w:hAnsi="Times New Roman"/>
-          <w:sz w:val="24"/>
-          <w:szCs w:val="24"/>
-        </w:rPr>
-        <w:t xml:space="preserve">	</w:t>
-      </w:r>
-      <w:r>
-        <w:rPr>
-          <w:rFonts w:ascii="Times New Roman" w:cs="Times New Roman" w:eastAsia="Times New Roman" w:hAnsi="Times New Roman"/>
-          <w:b w:val="false"/>
-          <w:bCs w:val="false"/>
-          <w:i w:val="false"/>
-          <w:iCs w:val="false"/>
-          <w:sz w:val="24"/>
-          <w:szCs w:val="24"/>
-        </w:rPr>
-        <w:t xml:space="preserve">Bahwa TERGUGAT menolak dalil PENGGUGAT bahwa tagihan tanggal 8 Mei 2026 sebesar Rp185.000.000,00 tidak mempunyai dasar hukum;</w:t>
-      </w:r>
-    </w:p>
-    <w:p>
-      <w:pPr>
-        <w:tabs>
-          <w:tab w:val="left" w:pos="620"/>
-        </w:tabs>
-        <w:spacing w:after="120" w:before="60" w:line="280"/>
-        <w:ind w:left="620" w:hanging="620"/>
-        <w:jc w:val="both"/>
-      </w:pPr>
-      <w:r>
-        <w:rPr>
-          <w:rFonts w:ascii="Times New Roman" w:cs="Times New Roman" w:eastAsia="Times New Roman" w:hAnsi="Times New Roman"/>
-          <w:b w:val="false"/>
-          <w:bCs w:val="false"/>
-          <w:i w:val="false"/>
-          <w:iCs w:val="false"/>
-          <w:sz w:val="24"/>
-          <w:szCs w:val="24"/>
-        </w:rPr>
-        <w:t xml:space="preserve">20.</w:t>
-      </w:r>
-      <w:r>
-        <w:rPr>
-          <w:rFonts w:ascii="Times New Roman" w:cs="Times New Roman" w:eastAsia="Times New Roman" w:hAnsi="Times New Roman"/>
-          <w:sz w:val="24"/>
-          <w:szCs w:val="24"/>
-        </w:rPr>
-        <w:t xml:space="preserve">	</w:t>
-      </w:r>
-      <w:r>
-        <w:rPr>
-          <w:rFonts w:ascii="Times New Roman" w:cs="Times New Roman" w:eastAsia="Times New Roman" w:hAnsi="Times New Roman"/>
-          <w:b w:val="false"/>
-          <w:bCs w:val="false"/>
-          <w:i w:val="false"/>
-          <w:iCs w:val="false"/>
-          <w:sz w:val="24"/>
-          <w:szCs w:val="24"/>
-        </w:rPr>
-        <w:t xml:space="preserve">Bahwa tagihan sebesar Rp100.000.000,00 merupakan bagian dari nilai pekerjaan yang nyata telah TERGUGAT laksanakan. Berdasarkan realisasi progres 85% atau senilai Rp722.500.000,00, sedangkan PENGGUGAT baru membayar Rp600.000.000,00, maka TERGUGAT sesungguhnya berhak atas Rp122.500.000,00. TERGUGAT dengan itikad baik hanya menagih Rp100.000.000,00, yaitu di bawah jumlah yang menjadi haknya;</w:t>
-      </w:r>
-    </w:p>
-    <w:p>
-      <w:pPr>
-        <w:tabs>
-          <w:tab w:val="left" w:pos="620"/>
-        </w:tabs>
-        <w:spacing w:after="120" w:before="60" w:line="280"/>
-        <w:ind w:left="620" w:hanging="620"/>
-        <w:jc w:val="both"/>
-      </w:pPr>
-      <w:r>
-        <w:rPr>
-          <w:rFonts w:ascii="Times New Roman" w:cs="Times New Roman" w:eastAsia="Times New Roman" w:hAnsi="Times New Roman"/>
-          <w:b w:val="false"/>
-          <w:bCs w:val="false"/>
-          <w:i w:val="false"/>
-          <w:iCs w:val="false"/>
-          <w:sz w:val="24"/>
-          <w:szCs w:val="24"/>
-        </w:rPr>
-        <w:t xml:space="preserve">21.</w:t>
-      </w:r>
-      <w:r>
-        <w:rPr>
-          <w:rFonts w:ascii="Times New Roman" w:cs="Times New Roman" w:eastAsia="Times New Roman" w:hAnsi="Times New Roman"/>
-          <w:sz w:val="24"/>
-          <w:szCs w:val="24"/>
-        </w:rPr>
-        <w:t xml:space="preserve">	</w:t>
-      </w:r>
-      <w:r>
-        <w:rPr>
-          <w:rFonts w:ascii="Times New Roman" w:cs="Times New Roman" w:eastAsia="Times New Roman" w:hAnsi="Times New Roman"/>
-          <w:b w:val="false"/>
-          <w:bCs w:val="false"/>
-          <w:i w:val="false"/>
-          <w:iCs w:val="false"/>
-          <w:sz w:val="24"/>
-          <w:szCs w:val="24"/>
-        </w:rPr>
-        <w:t xml:space="preserve">Bahwa tagihan sebesar Rp85.000.000,00 merupakan nilai pekerjaan tambahan yang volume dan spesifikasinya melampaui yang dianggarkan dalam Rencana Anggaran Biaya, yaitu penggantian plafon datar menjadi drop ceiling berornamen, penambahan titik dan fixture pencahayaan di atas 48 titik yang dianggarkan, serta perluasan perkerasan dan penataan area luar, sebagaimana perhitungan selisih volume yang TERGUGAT ajukan sebagai alat bukti;</w:t>
-      </w:r>
-    </w:p>
-    <w:p>
-      <w:pPr>
-        <w:tabs>
-          <w:tab w:val="left" w:pos="620"/>
-        </w:tabs>
-        <w:spacing w:after="120" w:before="60" w:line="280"/>
-        <w:ind w:left="620" w:hanging="620"/>
-        <w:jc w:val="both"/>
-      </w:pPr>
-      <w:r>
-        <w:rPr>
-          <w:rFonts w:ascii="Times New Roman" w:cs="Times New Roman" w:eastAsia="Times New Roman" w:hAnsi="Times New Roman"/>
-          <w:b w:val="false"/>
-          <w:bCs w:val="false"/>
-          <w:i w:val="false"/>
-          <w:iCs w:val="false"/>
-          <w:sz w:val="24"/>
-          <w:szCs w:val="24"/>
-        </w:rPr>
-        <w:t xml:space="preserve">22.</w:t>
-      </w:r>
-      <w:r>
-        <w:rPr>
-          <w:rFonts w:ascii="Times New Roman" w:cs="Times New Roman" w:eastAsia="Times New Roman" w:hAnsi="Times New Roman"/>
-          <w:sz w:val="24"/>
-          <w:szCs w:val="24"/>
-        </w:rPr>
-        <w:t xml:space="preserve">	</w:t>
-      </w:r>
-      <w:r>
-        <w:rPr>
-          <w:rFonts w:ascii="Times New Roman" w:cs="Times New Roman" w:eastAsia="Times New Roman" w:hAnsi="Times New Roman"/>
-          <w:b w:val="false"/>
-          <w:bCs w:val="false"/>
-          <w:i w:val="false"/>
-          <w:iCs w:val="false"/>
-          <w:sz w:val="24"/>
-          <w:szCs w:val="24"/>
-        </w:rPr>
-        <w:t xml:space="preserve">Bahwa pekerjaan tambahan tersebut dilaksanakan atas persetujuan PENGGUGAT yang diberikan dalam pertemuan tanggal 18 Maret 2026, dan hasilnya nyata melekat pada bangunan milik PENGGUGAT serta dinikmati olehnya. Menolak membayar sementara menikmati hasil pekerjaan merupakan pengayaan tanpa hak yang tidak dibenarkan hukum;</w:t>
-      </w:r>
-    </w:p>
-    <w:p>
-      <w:pPr>
-        <w:tabs>
-          <w:tab w:val="left" w:pos="620"/>
-        </w:tabs>
-        <w:spacing w:after="120" w:before="60" w:line="280"/>
-        <w:ind w:left="620" w:hanging="620"/>
-        <w:jc w:val="both"/>
-      </w:pPr>
-      <w:r>
-        <w:rPr>
-          <w:rFonts w:ascii="Times New Roman" w:cs="Times New Roman" w:eastAsia="Times New Roman" w:hAnsi="Times New Roman"/>
-          <w:b w:val="false"/>
-          <w:bCs w:val="false"/>
-          <w:i w:val="false"/>
-          <w:iCs w:val="false"/>
-          <w:sz w:val="24"/>
-          <w:szCs w:val="24"/>
-        </w:rPr>
-        <w:t xml:space="preserve">23.</w:t>
-      </w:r>
-      <w:r>
-        <w:rPr>
-          <w:rFonts w:ascii="Times New Roman" w:cs="Times New Roman" w:eastAsia="Times New Roman" w:hAnsi="Times New Roman"/>
-          <w:sz w:val="24"/>
-          <w:szCs w:val="24"/>
-        </w:rPr>
-        <w:t xml:space="preserve">	</w:t>
-      </w:r>
-      <w:r>
-        <w:rPr>
-          <w:rFonts w:ascii="Times New Roman" w:cs="Times New Roman" w:eastAsia="Times New Roman" w:hAnsi="Times New Roman"/>
-          <w:b w:val="false"/>
-          <w:bCs w:val="false"/>
-          <w:i w:val="false"/>
-          <w:iCs w:val="false"/>
-          <w:sz w:val="24"/>
-          <w:szCs w:val="24"/>
-        </w:rPr>
-        <w:t xml:space="preserve">Bahwa TERGUGAT mengakui perubahan tersebut tidak dituangkan dalam addendum tertulis. Namun tidak dibuatnya addendum merupakan kelalaian bersama PARA PIHAK, bukan kelalaian TERGUGAT semata, karena PENGGUGAT hadir sendiri dalam pertemuan tanggal 18 Maret 2026 dan sama sekali tidak meminta dibuatnya addendum atas perubahan yang ia setujui;</w:t>
-      </w:r>
-    </w:p>
-    <w:p>
-      <w:pPr>
-        <w:spacing w:after="120" w:before="200" w:line="280"/>
+        <w:t xml:space="preserve">H. Tanggapan atas Dalil Angka 16 dan Angka 17 — Terhentinya Pekerjaan</w:t>
+      </w:r>
+    </w:p>
+    <w:p>
+      <w:pPr>
+        <w:tabs>
+          <w:tab w:val="left" w:pos="620"/>
+        </w:tabs>
+        <w:spacing w:after="120" w:before="60" w:line="280"/>
+        <w:ind w:left="620" w:hanging="620"/>
+        <w:jc w:val="both"/>
+      </w:pPr>
+      <w:r>
+        <w:rPr>
+          <w:rFonts w:ascii="Times New Roman" w:cs="Times New Roman" w:eastAsia="Times New Roman" w:hAnsi="Times New Roman"/>
+          <w:b w:val="false"/>
+          <w:bCs w:val="false"/>
+          <w:i w:val="false"/>
+          <w:iCs w:val="false"/>
+          <w:sz w:val="24"/>
+          <w:szCs w:val="24"/>
+        </w:rPr>
+        <w:t xml:space="preserve">35.</w:t>
+      </w:r>
+      <w:r>
+        <w:rPr>
+          <w:rFonts w:ascii="Times New Roman" w:cs="Times New Roman" w:eastAsia="Times New Roman" w:hAnsi="Times New Roman"/>
+          <w:sz w:val="24"/>
+          <w:szCs w:val="24"/>
+        </w:rPr>
+        <w:t xml:space="preserve">	</w:t>
+      </w:r>
+      <w:r>
+        <w:rPr>
+          <w:rFonts w:ascii="Times New Roman" w:cs="Times New Roman" w:eastAsia="Times New Roman" w:hAnsi="Times New Roman"/>
+          <w:b w:val="false"/>
+          <w:bCs w:val="false"/>
+          <w:i w:val="false"/>
+          <w:iCs w:val="false"/>
+          <w:sz w:val="24"/>
+          <w:szCs w:val="24"/>
+        </w:rPr>
+        <w:t xml:space="preserve">Bahwa TERGUGAT mengakui dalil angka 16 gugatan sepanjang mengenai fakta terhentinya pekerjaan pada tanggal 25 Juni 2026, namun membantah dengan tegas kualifikasi PENGGUGAT bahwa TERGUGAT tidak memenuhi prestasi sama sekali dan menghentikan pekerjaan secara sepihak dengan itikad buruk;</w:t>
+      </w:r>
+    </w:p>
+    <w:p>
+      <w:pPr>
+        <w:tabs>
+          <w:tab w:val="left" w:pos="620"/>
+        </w:tabs>
+        <w:spacing w:after="120" w:before="60" w:line="280"/>
+        <w:ind w:left="620" w:hanging="620"/>
+        <w:jc w:val="both"/>
+      </w:pPr>
+      <w:r>
+        <w:rPr>
+          <w:rFonts w:ascii="Times New Roman" w:cs="Times New Roman" w:eastAsia="Times New Roman" w:hAnsi="Times New Roman"/>
+          <w:b w:val="false"/>
+          <w:bCs w:val="false"/>
+          <w:i w:val="false"/>
+          <w:iCs w:val="false"/>
+          <w:sz w:val="24"/>
+          <w:szCs w:val="24"/>
+        </w:rPr>
+        <w:t xml:space="preserve">36.</w:t>
+      </w:r>
+      <w:r>
+        <w:rPr>
+          <w:rFonts w:ascii="Times New Roman" w:cs="Times New Roman" w:eastAsia="Times New Roman" w:hAnsi="Times New Roman"/>
+          <w:sz w:val="24"/>
+          <w:szCs w:val="24"/>
+        </w:rPr>
+        <w:t xml:space="preserve">	</w:t>
+      </w:r>
+      <w:r>
+        <w:rPr>
+          <w:rFonts w:ascii="Times New Roman" w:cs="Times New Roman" w:eastAsia="Times New Roman" w:hAnsi="Times New Roman"/>
+          <w:b w:val="false"/>
+          <w:bCs w:val="false"/>
+          <w:i w:val="false"/>
+          <w:iCs w:val="false"/>
+          <w:sz w:val="24"/>
+          <w:szCs w:val="24"/>
+        </w:rPr>
+        <w:t xml:space="preserve">Bahwa setelah PENGGUGAT menolak seluruh tagihan tanggal 8 Mei 2026, TERGUGAT tidak lagi memiliki dana untuk membeli material dan membayar upah tenaga kerja, sedangkan nilai pekerjaan yang telah dilaksanakan melampaui jumlah yang telah dibayarkan PENGGUGAT. Terhentinya pekerjaan merupakan akibat ketidakmampuan nyata untuk melanjutkan pelaksanaan, bukan kehendak TERGUGAT meninggalkan kewajibannya;</w:t>
+      </w:r>
+    </w:p>
+    <w:p>
+      <w:pPr>
+        <w:tabs>
+          <w:tab w:val="left" w:pos="620"/>
+        </w:tabs>
+        <w:spacing w:after="120" w:before="60" w:line="280"/>
+        <w:ind w:left="620" w:hanging="620"/>
+        <w:jc w:val="both"/>
+      </w:pPr>
+      <w:r>
+        <w:rPr>
+          <w:rFonts w:ascii="Times New Roman" w:cs="Times New Roman" w:eastAsia="Times New Roman" w:hAnsi="Times New Roman"/>
+          <w:b w:val="false"/>
+          <w:bCs w:val="false"/>
+          <w:i w:val="false"/>
+          <w:iCs w:val="false"/>
+          <w:sz w:val="24"/>
+          <w:szCs w:val="24"/>
+        </w:rPr>
+        <w:t xml:space="preserve">37.</w:t>
+      </w:r>
+      <w:r>
+        <w:rPr>
+          <w:rFonts w:ascii="Times New Roman" w:cs="Times New Roman" w:eastAsia="Times New Roman" w:hAnsi="Times New Roman"/>
+          <w:sz w:val="24"/>
+          <w:szCs w:val="24"/>
+        </w:rPr>
+        <w:t xml:space="preserve">	</w:t>
+      </w:r>
+      <w:r>
+        <w:rPr>
+          <w:rFonts w:ascii="Times New Roman" w:cs="Times New Roman" w:eastAsia="Times New Roman" w:hAnsi="Times New Roman"/>
+          <w:b w:val="false"/>
+          <w:bCs w:val="false"/>
+          <w:i w:val="false"/>
+          <w:iCs w:val="false"/>
+          <w:sz w:val="24"/>
+          <w:szCs w:val="24"/>
+        </w:rPr>
+        <w:t xml:space="preserve">Bahwa TERGUGAT justru telah menyatakan kesediaan melanjutkan pekerjaan, dan kesediaan tersebut tidak pernah dicabut sampai gugatan ini diajukan. TERGUGAT juga telah mengajukan permohonan perpanjangan waktu 45 (empat puluh lima) hari, yang justru menunjukkan niat menyelesaikan pekerjaan, namun permohonan itu ditolak PENGGUGAT tanpa pembahasan yang wajar;</w:t>
+      </w:r>
+    </w:p>
+    <w:p>
+      <w:pPr>
+        <w:tabs>
+          <w:tab w:val="left" w:pos="620"/>
+        </w:tabs>
+        <w:spacing w:after="120" w:before="60" w:line="280"/>
+        <w:ind w:left="620" w:hanging="620"/>
+        <w:jc w:val="both"/>
+      </w:pPr>
+      <w:r>
+        <w:rPr>
+          <w:rFonts w:ascii="Times New Roman" w:cs="Times New Roman" w:eastAsia="Times New Roman" w:hAnsi="Times New Roman"/>
+          <w:b w:val="false"/>
+          <w:bCs w:val="false"/>
+          <w:i w:val="false"/>
+          <w:iCs w:val="false"/>
+          <w:sz w:val="24"/>
+          <w:szCs w:val="24"/>
+        </w:rPr>
+        <w:t xml:space="preserve">38.</w:t>
+      </w:r>
+      <w:r>
+        <w:rPr>
+          <w:rFonts w:ascii="Times New Roman" w:cs="Times New Roman" w:eastAsia="Times New Roman" w:hAnsi="Times New Roman"/>
+          <w:sz w:val="24"/>
+          <w:szCs w:val="24"/>
+        </w:rPr>
+        <w:t xml:space="preserve">	</w:t>
+      </w:r>
+      <w:r>
+        <w:rPr>
+          <w:rFonts w:ascii="Times New Roman" w:cs="Times New Roman" w:eastAsia="Times New Roman" w:hAnsi="Times New Roman"/>
+          <w:b w:val="false"/>
+          <w:bCs w:val="false"/>
+          <w:i w:val="false"/>
+          <w:iCs w:val="false"/>
+          <w:sz w:val="24"/>
+          <w:szCs w:val="24"/>
+        </w:rPr>
+        <w:t xml:space="preserve">Bahwa dalil PENGGUGAT pada akhir angka 16 mengenai tanggal 15 Juni 2026 justru memperkuat kedudukan TERGUGAT. Dalil tersebut menunjukkan bahwa TERGUGAT masih melanjutkan pekerjaan setelah tanggal 1 Mei 2026 dan baru berhenti pada tanggal 25 Juni 2026, yaitu bukan perbuatan pihak yang sejak semula tidak berniat memenuhi prestasinya;</w:t>
+      </w:r>
+    </w:p>
+    <w:p>
+      <w:pPr>
+        <w:tabs>
+          <w:tab w:val="left" w:pos="620"/>
+        </w:tabs>
+        <w:spacing w:after="120" w:before="60" w:line="280"/>
+        <w:ind w:left="620" w:hanging="620"/>
+        <w:jc w:val="both"/>
+      </w:pPr>
+      <w:r>
+        <w:rPr>
+          <w:rFonts w:ascii="Times New Roman" w:cs="Times New Roman" w:eastAsia="Times New Roman" w:hAnsi="Times New Roman"/>
+          <w:b w:val="false"/>
+          <w:bCs w:val="false"/>
+          <w:i w:val="false"/>
+          <w:iCs w:val="false"/>
+          <w:sz w:val="24"/>
+          <w:szCs w:val="24"/>
+        </w:rPr>
+        <w:t xml:space="preserve">39.</w:t>
+      </w:r>
+      <w:r>
+        <w:rPr>
+          <w:rFonts w:ascii="Times New Roman" w:cs="Times New Roman" w:eastAsia="Times New Roman" w:hAnsi="Times New Roman"/>
+          <w:sz w:val="24"/>
+          <w:szCs w:val="24"/>
+        </w:rPr>
+        <w:t xml:space="preserve">	</w:t>
+      </w:r>
+      <w:r>
+        <w:rPr>
+          <w:rFonts w:ascii="Times New Roman" w:cs="Times New Roman" w:eastAsia="Times New Roman" w:hAnsi="Times New Roman"/>
+          <w:b w:val="false"/>
+          <w:bCs w:val="false"/>
+          <w:i w:val="false"/>
+          <w:iCs w:val="false"/>
+          <w:sz w:val="24"/>
+          <w:szCs w:val="24"/>
+        </w:rPr>
+        <w:t xml:space="preserve">Bahwa TERGUGAT mengakui dalil angka 17 gugatan bahwa musyawarah tanggal 20 Juli 2026 tidak menghasilkan kesepakatan, namun membantah sebab kegagalannya. Musyawarah tersebut gagal karena PENGGUGAT menolak secara mutlak seluruh tagihan TERGUGAT tanpa bersedia membahas perhitungan volume pekerjaan tambahan yang TERGUGAT ajukan;</w:t>
+      </w:r>
+    </w:p>
+    <w:p>
+      <w:pPr>
+        <w:spacing w:after="120" w:before="220" w:line="280"/>
         <w:jc w:val="left"/>
       </w:pPr>
       <w:r>
@@ -2599,277 +3984,91 @@
           <w:sz w:val="24"/>
           <w:szCs w:val="24"/>
         </w:rPr>
-        <w:t xml:space="preserve">F. Terhentinya Pekerjaan Disebabkan Tidak Tersedianya Dana</w:t>
-      </w:r>
-    </w:p>
-    <w:p>
-      <w:pPr>
-        <w:tabs>
-          <w:tab w:val="left" w:pos="620"/>
-        </w:tabs>
-        <w:spacing w:after="120" w:before="60" w:line="280"/>
-        <w:ind w:left="620" w:hanging="620"/>
-        <w:jc w:val="both"/>
-      </w:pPr>
-      <w:r>
-        <w:rPr>
-          <w:rFonts w:ascii="Times New Roman" w:cs="Times New Roman" w:eastAsia="Times New Roman" w:hAnsi="Times New Roman"/>
-          <w:b w:val="false"/>
-          <w:bCs w:val="false"/>
-          <w:i w:val="false"/>
-          <w:iCs w:val="false"/>
-          <w:sz w:val="24"/>
-          <w:szCs w:val="24"/>
-        </w:rPr>
-        <w:t xml:space="preserve">24.</w:t>
-      </w:r>
-      <w:r>
-        <w:rPr>
-          <w:rFonts w:ascii="Times New Roman" w:cs="Times New Roman" w:eastAsia="Times New Roman" w:hAnsi="Times New Roman"/>
-          <w:sz w:val="24"/>
-          <w:szCs w:val="24"/>
-        </w:rPr>
-        <w:t xml:space="preserve">	</w:t>
-      </w:r>
-      <w:r>
-        <w:rPr>
-          <w:rFonts w:ascii="Times New Roman" w:cs="Times New Roman" w:eastAsia="Times New Roman" w:hAnsi="Times New Roman"/>
-          <w:b w:val="false"/>
-          <w:bCs w:val="false"/>
-          <w:i w:val="false"/>
-          <w:iCs w:val="false"/>
-          <w:sz w:val="24"/>
-          <w:szCs w:val="24"/>
-        </w:rPr>
-        <w:t xml:space="preserve">Bahwa TERGUGAT menolak dalil PENGGUGAT bahwa TERGUGAT menghentikan pekerjaan secara sepihak dengan itikad buruk;</w:t>
-      </w:r>
-    </w:p>
-    <w:p>
-      <w:pPr>
-        <w:tabs>
-          <w:tab w:val="left" w:pos="620"/>
-        </w:tabs>
-        <w:spacing w:after="120" w:before="60" w:line="280"/>
-        <w:ind w:left="620" w:hanging="620"/>
-        <w:jc w:val="both"/>
-      </w:pPr>
-      <w:r>
-        <w:rPr>
-          <w:rFonts w:ascii="Times New Roman" w:cs="Times New Roman" w:eastAsia="Times New Roman" w:hAnsi="Times New Roman"/>
-          <w:b w:val="false"/>
-          <w:bCs w:val="false"/>
-          <w:i w:val="false"/>
-          <w:iCs w:val="false"/>
-          <w:sz w:val="24"/>
-          <w:szCs w:val="24"/>
-        </w:rPr>
-        <w:t xml:space="preserve">25.</w:t>
-      </w:r>
-      <w:r>
-        <w:rPr>
-          <w:rFonts w:ascii="Times New Roman" w:cs="Times New Roman" w:eastAsia="Times New Roman" w:hAnsi="Times New Roman"/>
-          <w:sz w:val="24"/>
-          <w:szCs w:val="24"/>
-        </w:rPr>
-        <w:t xml:space="preserve">	</w:t>
-      </w:r>
-      <w:r>
-        <w:rPr>
-          <w:rFonts w:ascii="Times New Roman" w:cs="Times New Roman" w:eastAsia="Times New Roman" w:hAnsi="Times New Roman"/>
-          <w:b w:val="false"/>
-          <w:bCs w:val="false"/>
-          <w:i w:val="false"/>
-          <w:iCs w:val="false"/>
-          <w:sz w:val="24"/>
-          <w:szCs w:val="24"/>
-        </w:rPr>
-        <w:t xml:space="preserve">Bahwa setelah PENGGUGAT menolak seluruh tagihan tanggal 8 Mei 2026, TERGUGAT tidak lagi memiliki dana untuk membeli material dan membayar upah tenaga kerja, sedangkan nilai pekerjaan yang telah TERGUGAT laksanakan melampaui jumlah yang telah dibayarkan PENGGUGAT;</w:t>
-      </w:r>
-    </w:p>
-    <w:p>
-      <w:pPr>
-        <w:tabs>
-          <w:tab w:val="left" w:pos="620"/>
-        </w:tabs>
-        <w:spacing w:after="120" w:before="60" w:line="280"/>
-        <w:ind w:left="620" w:hanging="620"/>
-        <w:jc w:val="both"/>
-      </w:pPr>
-      <w:r>
-        <w:rPr>
-          <w:rFonts w:ascii="Times New Roman" w:cs="Times New Roman" w:eastAsia="Times New Roman" w:hAnsi="Times New Roman"/>
-          <w:b w:val="false"/>
-          <w:bCs w:val="false"/>
-          <w:i w:val="false"/>
-          <w:iCs w:val="false"/>
-          <w:sz w:val="24"/>
-          <w:szCs w:val="24"/>
-        </w:rPr>
-        <w:t xml:space="preserve">26.</w:t>
-      </w:r>
-      <w:r>
-        <w:rPr>
-          <w:rFonts w:ascii="Times New Roman" w:cs="Times New Roman" w:eastAsia="Times New Roman" w:hAnsi="Times New Roman"/>
-          <w:sz w:val="24"/>
-          <w:szCs w:val="24"/>
-        </w:rPr>
-        <w:t xml:space="preserve">	</w:t>
-      </w:r>
-      <w:r>
-        <w:rPr>
-          <w:rFonts w:ascii="Times New Roman" w:cs="Times New Roman" w:eastAsia="Times New Roman" w:hAnsi="Times New Roman"/>
-          <w:b w:val="false"/>
-          <w:bCs w:val="false"/>
-          <w:i w:val="false"/>
-          <w:iCs w:val="false"/>
-          <w:sz w:val="24"/>
-          <w:szCs w:val="24"/>
-        </w:rPr>
-        <w:t xml:space="preserve">Bahwa terhentinya pekerjaan merupakan akibat ketidakmampuan nyata untuk melanjutkan pelaksanaan, bukan kehendak TERGUGAT untuk meninggalkan kewajibannya. TERGUGAT justru telah menyatakan kesediaannya melanjutkan pekerjaan, dan kesediaan tersebut tidak pernah dicabut sampai gugatan ini diajukan;</w:t>
-      </w:r>
-    </w:p>
-    <w:p>
-      <w:pPr>
-        <w:tabs>
-          <w:tab w:val="left" w:pos="620"/>
-        </w:tabs>
-        <w:spacing w:after="120" w:before="60" w:line="280"/>
-        <w:ind w:left="620" w:hanging="620"/>
-        <w:jc w:val="both"/>
-      </w:pPr>
-      <w:r>
-        <w:rPr>
-          <w:rFonts w:ascii="Times New Roman" w:cs="Times New Roman" w:eastAsia="Times New Roman" w:hAnsi="Times New Roman"/>
-          <w:b w:val="false"/>
-          <w:bCs w:val="false"/>
-          <w:i w:val="false"/>
-          <w:iCs w:val="false"/>
-          <w:sz w:val="24"/>
-          <w:szCs w:val="24"/>
-        </w:rPr>
-        <w:t xml:space="preserve">27.</w:t>
-      </w:r>
-      <w:r>
-        <w:rPr>
-          <w:rFonts w:ascii="Times New Roman" w:cs="Times New Roman" w:eastAsia="Times New Roman" w:hAnsi="Times New Roman"/>
-          <w:sz w:val="24"/>
-          <w:szCs w:val="24"/>
-        </w:rPr>
-        <w:t xml:space="preserve">	</w:t>
-      </w:r>
-      <w:r>
-        <w:rPr>
-          <w:rFonts w:ascii="Times New Roman" w:cs="Times New Roman" w:eastAsia="Times New Roman" w:hAnsi="Times New Roman"/>
-          <w:b w:val="false"/>
-          <w:bCs w:val="false"/>
-          <w:i w:val="false"/>
-          <w:iCs w:val="false"/>
-          <w:sz w:val="24"/>
-          <w:szCs w:val="24"/>
-        </w:rPr>
-        <w:t xml:space="preserve">Bahwa TERGUGAT juga telah mengajukan permohonan perpanjangan waktu selama 45 (empat puluh lima) hari, yang menunjukkan niat TERGUGAT untuk menyelesaikan pekerjaan. Permohonan tersebut ditolak PENGGUGAT tanpa pembahasan yang wajar;</w:t>
-      </w:r>
-    </w:p>
-    <w:p>
-      <w:pPr>
-        <w:spacing w:after="120" w:before="200" w:line="280"/>
-        <w:jc w:val="left"/>
-      </w:pPr>
-      <w:r>
-        <w:rPr>
-          <w:rFonts w:ascii="Times New Roman" w:cs="Times New Roman" w:eastAsia="Times New Roman" w:hAnsi="Times New Roman"/>
-          <w:b/>
-          <w:bCs/>
-          <w:i w:val="false"/>
-          <w:iCs w:val="false"/>
-          <w:sz w:val="24"/>
-          <w:szCs w:val="24"/>
-        </w:rPr>
-        <w:t xml:space="preserve">G. Tuntutan Ganti Kerugian PENGGUGAT Tidak Berdasar</w:t>
-      </w:r>
-    </w:p>
-    <w:p>
-      <w:pPr>
-        <w:tabs>
-          <w:tab w:val="left" w:pos="620"/>
-        </w:tabs>
-        <w:spacing w:after="120" w:before="60" w:line="280"/>
-        <w:ind w:left="620" w:hanging="620"/>
-        <w:jc w:val="both"/>
-      </w:pPr>
-      <w:r>
-        <w:rPr>
-          <w:rFonts w:ascii="Times New Roman" w:cs="Times New Roman" w:eastAsia="Times New Roman" w:hAnsi="Times New Roman"/>
-          <w:b w:val="false"/>
-          <w:bCs w:val="false"/>
-          <w:i w:val="false"/>
-          <w:iCs w:val="false"/>
-          <w:sz w:val="24"/>
-          <w:szCs w:val="24"/>
-        </w:rPr>
-        <w:t xml:space="preserve">28.</w:t>
-      </w:r>
-      <w:r>
-        <w:rPr>
-          <w:rFonts w:ascii="Times New Roman" w:cs="Times New Roman" w:eastAsia="Times New Roman" w:hAnsi="Times New Roman"/>
-          <w:sz w:val="24"/>
-          <w:szCs w:val="24"/>
-        </w:rPr>
-        <w:t xml:space="preserve">	</w:t>
-      </w:r>
-      <w:r>
-        <w:rPr>
-          <w:rFonts w:ascii="Times New Roman" w:cs="Times New Roman" w:eastAsia="Times New Roman" w:hAnsi="Times New Roman"/>
-          <w:b w:val="false"/>
-          <w:bCs w:val="false"/>
-          <w:i w:val="false"/>
-          <w:iCs w:val="false"/>
-          <w:sz w:val="24"/>
-          <w:szCs w:val="24"/>
-        </w:rPr>
-        <w:t xml:space="preserve">Bahwa TERGUGAT menolak tuntutan ganti kerugian PENGGUGAT sebesar Rp127.088.800,00 untuk seluruhnya;</w:t>
-      </w:r>
-    </w:p>
-    <w:p>
-      <w:pPr>
-        <w:tabs>
-          <w:tab w:val="left" w:pos="620"/>
-        </w:tabs>
-        <w:spacing w:after="120" w:before="60" w:line="280"/>
-        <w:ind w:left="620" w:hanging="620"/>
-        <w:jc w:val="both"/>
-      </w:pPr>
-      <w:r>
-        <w:rPr>
-          <w:rFonts w:ascii="Times New Roman" w:cs="Times New Roman" w:eastAsia="Times New Roman" w:hAnsi="Times New Roman"/>
-          <w:b w:val="false"/>
-          <w:bCs w:val="false"/>
-          <w:i w:val="false"/>
-          <w:iCs w:val="false"/>
-          <w:sz w:val="24"/>
-          <w:szCs w:val="24"/>
-        </w:rPr>
-        <w:t xml:space="preserve">29.</w:t>
-      </w:r>
-      <w:r>
-        <w:rPr>
-          <w:rFonts w:ascii="Times New Roman" w:cs="Times New Roman" w:eastAsia="Times New Roman" w:hAnsi="Times New Roman"/>
-          <w:sz w:val="24"/>
-          <w:szCs w:val="24"/>
-        </w:rPr>
-        <w:t xml:space="preserve">	</w:t>
-      </w:r>
-      <w:r>
-        <w:rPr>
-          <w:rFonts w:ascii="Times New Roman" w:cs="Times New Roman" w:eastAsia="Times New Roman" w:hAnsi="Times New Roman"/>
-          <w:b w:val="false"/>
-          <w:bCs w:val="false"/>
-          <w:i w:val="false"/>
-          <w:iCs w:val="false"/>
-          <w:sz w:val="24"/>
-          <w:szCs w:val="24"/>
-        </w:rPr>
-        <w:t xml:space="preserve">Bahwa dari jumlah tersebut, sebesar Rp46.948.800,00 atau 36,9% dari keseluruhan tuntutan sama sekali belum pernah dikeluarkan oleh PENGGUGAT, sebagaimana tabel berikut:</w:t>
+        <w:t xml:space="preserve">I. Tanggapan atas Dalil Angka 20, Angka 21, dan Angka 22 — Ganti Kerugian</w:t>
+      </w:r>
+    </w:p>
+    <w:p>
+      <w:pPr>
+        <w:tabs>
+          <w:tab w:val="left" w:pos="620"/>
+        </w:tabs>
+        <w:spacing w:after="120" w:before="60" w:line="280"/>
+        <w:ind w:left="620" w:hanging="620"/>
+        <w:jc w:val="both"/>
+      </w:pPr>
+      <w:r>
+        <w:rPr>
+          <w:rFonts w:ascii="Times New Roman" w:cs="Times New Roman" w:eastAsia="Times New Roman" w:hAnsi="Times New Roman"/>
+          <w:b w:val="false"/>
+          <w:bCs w:val="false"/>
+          <w:i w:val="false"/>
+          <w:iCs w:val="false"/>
+          <w:sz w:val="24"/>
+          <w:szCs w:val="24"/>
+        </w:rPr>
+        <w:t xml:space="preserve">40.</w:t>
+      </w:r>
+      <w:r>
+        <w:rPr>
+          <w:rFonts w:ascii="Times New Roman" w:cs="Times New Roman" w:eastAsia="Times New Roman" w:hAnsi="Times New Roman"/>
+          <w:sz w:val="24"/>
+          <w:szCs w:val="24"/>
+        </w:rPr>
+        <w:t xml:space="preserve">	</w:t>
+      </w:r>
+      <w:r>
+        <w:rPr>
+          <w:rFonts w:ascii="Times New Roman" w:cs="Times New Roman" w:eastAsia="Times New Roman" w:hAnsi="Times New Roman"/>
+          <w:b w:val="false"/>
+          <w:bCs w:val="false"/>
+          <w:i w:val="false"/>
+          <w:iCs w:val="false"/>
+          <w:sz w:val="24"/>
+          <w:szCs w:val="24"/>
+        </w:rPr>
+        <w:t xml:space="preserve">Bahwa TERGUGAT menolak dalil angka 20 gugatan dan tuntutan ganti kerugian sebesar Rp127.088.800,00 untuk seluruhnya;</w:t>
+      </w:r>
+    </w:p>
+    <w:p>
+      <w:pPr>
+        <w:tabs>
+          <w:tab w:val="left" w:pos="620"/>
+        </w:tabs>
+        <w:spacing w:after="120" w:before="60" w:line="280"/>
+        <w:ind w:left="620" w:hanging="620"/>
+        <w:jc w:val="both"/>
+      </w:pPr>
+      <w:r>
+        <w:rPr>
+          <w:rFonts w:ascii="Times New Roman" w:cs="Times New Roman" w:eastAsia="Times New Roman" w:hAnsi="Times New Roman"/>
+          <w:b w:val="false"/>
+          <w:bCs w:val="false"/>
+          <w:i w:val="false"/>
+          <w:iCs w:val="false"/>
+          <w:sz w:val="24"/>
+          <w:szCs w:val="24"/>
+        </w:rPr>
+        <w:t xml:space="preserve">41.</w:t>
+      </w:r>
+      <w:r>
+        <w:rPr>
+          <w:rFonts w:ascii="Times New Roman" w:cs="Times New Roman" w:eastAsia="Times New Roman" w:hAnsi="Times New Roman"/>
+          <w:sz w:val="24"/>
+          <w:szCs w:val="24"/>
+        </w:rPr>
+        <w:t xml:space="preserve">	</w:t>
+      </w:r>
+      <w:r>
+        <w:rPr>
+          <w:rFonts w:ascii="Times New Roman" w:cs="Times New Roman" w:eastAsia="Times New Roman" w:hAnsi="Times New Roman"/>
+          <w:b w:val="false"/>
+          <w:bCs w:val="false"/>
+          <w:i w:val="false"/>
+          <w:iCs w:val="false"/>
+          <w:sz w:val="24"/>
+          <w:szCs w:val="24"/>
+        </w:rPr>
+        <w:t xml:space="preserve">Bahwa dari jumlah tersebut, sebesar Rp46.948.800,00 atau 36,9% dari keseluruhan tuntutan sama sekali belum pernah dikeluarkan PENGGUGAT, sebagaimana tabel berikut:</w:t>
       </w:r>
     </w:p>
     <w:tbl>
@@ -2920,7 +4119,7 @@
                 <w:sz w:val="21"/>
                 <w:szCs w:val="21"/>
               </w:rPr>
-              <w:t xml:space="preserve">Pos tuntutan PENGGUGAT</w:t>
+              <w:t xml:space="preserve">Pos tuntutan PENGGUGAT pada dalil angka 20</w:t>
             </w:r>
           </w:p>
         </w:tc>
@@ -3014,7 +4213,7 @@
                 <w:sz w:val="21"/>
                 <w:szCs w:val="21"/>
               </w:rPr>
-              <w:t xml:space="preserve">C. Biaya pembongkaran keramik, puing, dan perbaikan lapisan dasar</w:t>
+              <w:t xml:space="preserve">C. Biaya pembongkaran keramik, pengangkutan puing, dan perbaikan lapisan dasar</w:t>
             </w:r>
           </w:p>
         </w:tc>
@@ -3304,116 +4503,158 @@
           <w:sz w:val="24"/>
           <w:szCs w:val="24"/>
         </w:rPr>
-        <w:t xml:space="preserve">30.</w:t>
-      </w:r>
-      <w:r>
-        <w:rPr>
-          <w:rFonts w:ascii="Times New Roman" w:cs="Times New Roman" w:eastAsia="Times New Roman" w:hAnsi="Times New Roman"/>
-          <w:sz w:val="24"/>
-          <w:szCs w:val="24"/>
-        </w:rPr>
-        <w:t xml:space="preserve">	</w:t>
-      </w:r>
-      <w:r>
-        <w:rPr>
-          <w:rFonts w:ascii="Times New Roman" w:cs="Times New Roman" w:eastAsia="Times New Roman" w:hAnsi="Times New Roman"/>
-          <w:b w:val="false"/>
-          <w:bCs w:val="false"/>
-          <w:i w:val="false"/>
-          <w:iCs w:val="false"/>
-          <w:sz w:val="24"/>
-          <w:szCs w:val="24"/>
-        </w:rPr>
-        <w:t xml:space="preserve">Bahwa kerugian yang belum terjadi dan belum nyata dikeluarkan bukan merupakan kerugian yang dapat dituntut. Pasal 1243 Kitab Undang-Undang Hukum Perdata menuntut adanya kerugian yang nyata diderita, bukan perkiraan biaya yang mungkin akan dikeluarkan di kemudian hari;</w:t>
-      </w:r>
-    </w:p>
-    <w:p>
-      <w:pPr>
-        <w:tabs>
-          <w:tab w:val="left" w:pos="620"/>
-        </w:tabs>
-        <w:spacing w:after="120" w:before="60" w:line="280"/>
-        <w:ind w:left="620" w:hanging="620"/>
-        <w:jc w:val="both"/>
-      </w:pPr>
-      <w:r>
-        <w:rPr>
-          <w:rFonts w:ascii="Times New Roman" w:cs="Times New Roman" w:eastAsia="Times New Roman" w:hAnsi="Times New Roman"/>
-          <w:b w:val="false"/>
-          <w:bCs w:val="false"/>
-          <w:i w:val="false"/>
-          <w:iCs w:val="false"/>
-          <w:sz w:val="24"/>
-          <w:szCs w:val="24"/>
-        </w:rPr>
-        <w:t xml:space="preserve">31.</w:t>
-      </w:r>
-      <w:r>
-        <w:rPr>
-          <w:rFonts w:ascii="Times New Roman" w:cs="Times New Roman" w:eastAsia="Times New Roman" w:hAnsi="Times New Roman"/>
-          <w:sz w:val="24"/>
-          <w:szCs w:val="24"/>
-        </w:rPr>
-        <w:t xml:space="preserve">	</w:t>
-      </w:r>
-      <w:r>
-        <w:rPr>
-          <w:rFonts w:ascii="Times New Roman" w:cs="Times New Roman" w:eastAsia="Times New Roman" w:hAnsi="Times New Roman"/>
-          <w:b w:val="false"/>
-          <w:bCs w:val="false"/>
-          <w:i w:val="false"/>
-          <w:iCs w:val="false"/>
-          <w:sz w:val="24"/>
-          <w:szCs w:val="24"/>
-        </w:rPr>
-        <w:t xml:space="preserve">Bahwa tuntutan pengembalian kelebihan pembayaran sebesar Rp37.640.000,00 seluruhnya bergantung pada angka progres 66,16% yang TERGUGAT tolak. Apabila progres yang benar adalah 85% sebagaimana dalil TERGUGAT, maka tidak terdapat kelebihan pembayaran sama sekali, dan yang terjadi justru sebaliknya, yaitu PENGGUGAT masih berutang kepada TERGUGAT;</w:t>
-      </w:r>
-    </w:p>
-    <w:p>
-      <w:pPr>
-        <w:tabs>
-          <w:tab w:val="left" w:pos="620"/>
-        </w:tabs>
-        <w:spacing w:after="120" w:before="60" w:line="280"/>
-        <w:ind w:left="620" w:hanging="620"/>
-        <w:jc w:val="both"/>
-      </w:pPr>
-      <w:r>
-        <w:rPr>
-          <w:rFonts w:ascii="Times New Roman" w:cs="Times New Roman" w:eastAsia="Times New Roman" w:hAnsi="Times New Roman"/>
-          <w:b w:val="false"/>
-          <w:bCs w:val="false"/>
-          <w:i w:val="false"/>
-          <w:iCs w:val="false"/>
-          <w:sz w:val="24"/>
-          <w:szCs w:val="24"/>
-        </w:rPr>
-        <w:t xml:space="preserve">32.</w:t>
-      </w:r>
-      <w:r>
-        <w:rPr>
-          <w:rFonts w:ascii="Times New Roman" w:cs="Times New Roman" w:eastAsia="Times New Roman" w:hAnsi="Times New Roman"/>
-          <w:sz w:val="24"/>
-          <w:szCs w:val="24"/>
-        </w:rPr>
-        <w:t xml:space="preserve">	</w:t>
-      </w:r>
-      <w:r>
-        <w:rPr>
-          <w:rFonts w:ascii="Times New Roman" w:cs="Times New Roman" w:eastAsia="Times New Roman" w:hAnsi="Times New Roman"/>
-          <w:b w:val="false"/>
-          <w:bCs w:val="false"/>
-          <w:i w:val="false"/>
-          <w:iCs w:val="false"/>
-          <w:sz w:val="24"/>
-          <w:szCs w:val="24"/>
-        </w:rPr>
-        <w:t xml:space="preserve">Bahwa tuntutan denda keterlambatan sebesar Rp42.500.000,00 tidak dapat dikabulkan bersamaan dengan tuntutan pembatalan Perjanjian, sebagaimana telah TERGUGAT uraikan dalam Eksepsi;</w:t>
-      </w:r>
-    </w:p>
-    <w:p>
-      <w:pPr>
-        <w:spacing w:after="120" w:before="200" w:line="280"/>
+        <w:t xml:space="preserve">42.</w:t>
+      </w:r>
+      <w:r>
+        <w:rPr>
+          <w:rFonts w:ascii="Times New Roman" w:cs="Times New Roman" w:eastAsia="Times New Roman" w:hAnsi="Times New Roman"/>
+          <w:sz w:val="24"/>
+          <w:szCs w:val="24"/>
+        </w:rPr>
+        <w:t xml:space="preserve">	</w:t>
+      </w:r>
+      <w:r>
+        <w:rPr>
+          <w:rFonts w:ascii="Times New Roman" w:cs="Times New Roman" w:eastAsia="Times New Roman" w:hAnsi="Times New Roman"/>
+          <w:b w:val="false"/>
+          <w:bCs w:val="false"/>
+          <w:i w:val="false"/>
+          <w:iCs w:val="false"/>
+          <w:sz w:val="24"/>
+          <w:szCs w:val="24"/>
+        </w:rPr>
+        <w:t xml:space="preserve">Bahwa kerugian yang belum terjadi dan belum nyata dikeluarkan bukan merupakan kerugian yang dapat dituntut. Pasal 1243 Kitab Undang-Undang Hukum Perdata yang PENGGUGAT sendiri jadikan dasar menuntut adanya kerugian yang nyata diderita, bukan perkiraan biaya yang mungkin dikeluarkan di kemudian hari;</w:t>
+      </w:r>
+    </w:p>
+    <w:p>
+      <w:pPr>
+        <w:tabs>
+          <w:tab w:val="left" w:pos="620"/>
+        </w:tabs>
+        <w:spacing w:after="120" w:before="60" w:line="280"/>
+        <w:ind w:left="620" w:hanging="620"/>
+        <w:jc w:val="both"/>
+      </w:pPr>
+      <w:r>
+        <w:rPr>
+          <w:rFonts w:ascii="Times New Roman" w:cs="Times New Roman" w:eastAsia="Times New Roman" w:hAnsi="Times New Roman"/>
+          <w:b w:val="false"/>
+          <w:bCs w:val="false"/>
+          <w:i w:val="false"/>
+          <w:iCs w:val="false"/>
+          <w:sz w:val="24"/>
+          <w:szCs w:val="24"/>
+        </w:rPr>
+        <w:t xml:space="preserve">43.</w:t>
+      </w:r>
+      <w:r>
+        <w:rPr>
+          <w:rFonts w:ascii="Times New Roman" w:cs="Times New Roman" w:eastAsia="Times New Roman" w:hAnsi="Times New Roman"/>
+          <w:sz w:val="24"/>
+          <w:szCs w:val="24"/>
+        </w:rPr>
+        <w:t xml:space="preserve">	</w:t>
+      </w:r>
+      <w:r>
+        <w:rPr>
+          <w:rFonts w:ascii="Times New Roman" w:cs="Times New Roman" w:eastAsia="Times New Roman" w:hAnsi="Times New Roman"/>
+          <w:b w:val="false"/>
+          <w:bCs w:val="false"/>
+          <w:i w:val="false"/>
+          <w:iCs w:val="false"/>
+          <w:sz w:val="24"/>
+          <w:szCs w:val="24"/>
+        </w:rPr>
+        <w:t xml:space="preserve">Bahwa tuntutan pengembalian kelebihan pembayaran sebesar Rp37.640.000,00 pada dalil angka 20 huruf A seluruhnya bergantung pada angka progres 66,16% yang TERGUGAT tolak. Apabila progres yang benar adalah 85% sebagaimana dalil TERGUGAT, tidak terdapat kelebihan pembayaran sama sekali, dan yang terjadi justru sebaliknya, yaitu PENGGUGAT masih berutang kepada TERGUGAT;</w:t>
+      </w:r>
+    </w:p>
+    <w:p>
+      <w:pPr>
+        <w:tabs>
+          <w:tab w:val="left" w:pos="620"/>
+        </w:tabs>
+        <w:spacing w:after="120" w:before="60" w:line="280"/>
+        <w:ind w:left="620" w:hanging="620"/>
+        <w:jc w:val="both"/>
+      </w:pPr>
+      <w:r>
+        <w:rPr>
+          <w:rFonts w:ascii="Times New Roman" w:cs="Times New Roman" w:eastAsia="Times New Roman" w:hAnsi="Times New Roman"/>
+          <w:b w:val="false"/>
+          <w:bCs w:val="false"/>
+          <w:i w:val="false"/>
+          <w:iCs w:val="false"/>
+          <w:sz w:val="24"/>
+          <w:szCs w:val="24"/>
+        </w:rPr>
+        <w:t xml:space="preserve">44.</w:t>
+      </w:r>
+      <w:r>
+        <w:rPr>
+          <w:rFonts w:ascii="Times New Roman" w:cs="Times New Roman" w:eastAsia="Times New Roman" w:hAnsi="Times New Roman"/>
+          <w:sz w:val="24"/>
+          <w:szCs w:val="24"/>
+        </w:rPr>
+        <w:t xml:space="preserve">	</w:t>
+      </w:r>
+      <w:r>
+        <w:rPr>
+          <w:rFonts w:ascii="Times New Roman" w:cs="Times New Roman" w:eastAsia="Times New Roman" w:hAnsi="Times New Roman"/>
+          <w:b w:val="false"/>
+          <w:bCs w:val="false"/>
+          <w:i w:val="false"/>
+          <w:iCs w:val="false"/>
+          <w:sz w:val="24"/>
+          <w:szCs w:val="24"/>
+        </w:rPr>
+        <w:t xml:space="preserve">Bahwa TERGUGAT menolak dalil angka 21 gugatan mengenai taksiran biaya penyelesaian sisa pekerjaan sebesar Rp334.588.800,00 dan kekurangan dana Rp84.588.800,00. Angka-angka tersebut merupakan taksiran yang seluruhnya bertumpu pada penilaian progres yang TERGUGAT bantah, dan bukan biaya yang nyata telah dikeluarkan PENGGUGAT;</w:t>
+      </w:r>
+    </w:p>
+    <w:p>
+      <w:pPr>
+        <w:tabs>
+          <w:tab w:val="left" w:pos="620"/>
+        </w:tabs>
+        <w:spacing w:after="120" w:before="60" w:line="280"/>
+        <w:ind w:left="620" w:hanging="620"/>
+        <w:jc w:val="both"/>
+      </w:pPr>
+      <w:r>
+        <w:rPr>
+          <w:rFonts w:ascii="Times New Roman" w:cs="Times New Roman" w:eastAsia="Times New Roman" w:hAnsi="Times New Roman"/>
+          <w:b w:val="false"/>
+          <w:bCs w:val="false"/>
+          <w:i w:val="false"/>
+          <w:iCs w:val="false"/>
+          <w:sz w:val="24"/>
+          <w:szCs w:val="24"/>
+        </w:rPr>
+        <w:t xml:space="preserve">45.</w:t>
+      </w:r>
+      <w:r>
+        <w:rPr>
+          <w:rFonts w:ascii="Times New Roman" w:cs="Times New Roman" w:eastAsia="Times New Roman" w:hAnsi="Times New Roman"/>
+          <w:sz w:val="24"/>
+          <w:szCs w:val="24"/>
+        </w:rPr>
+        <w:t xml:space="preserve">	</w:t>
+      </w:r>
+      <w:r>
+        <w:rPr>
+          <w:rFonts w:ascii="Times New Roman" w:cs="Times New Roman" w:eastAsia="Times New Roman" w:hAnsi="Times New Roman"/>
+          <w:b w:val="false"/>
+          <w:bCs w:val="false"/>
+          <w:i w:val="false"/>
+          <w:iCs w:val="false"/>
+          <w:sz w:val="24"/>
+          <w:szCs w:val="24"/>
+        </w:rPr>
+        <w:t xml:space="preserve">Bahwa TERGUGAT menolak dalil angka 22 gugatan. Tuntutan pembatalan Perjanjian tidak dapat diajukan bersamaan dengan tuntutan denda keterlambatan yang bersumber dari klausula Perjanjian itu sendiri, sebagaimana telah TERGUGAT uraikan dalam Eksepsi;</w:t>
+      </w:r>
+    </w:p>
+    <w:p>
+      <w:pPr>
+        <w:spacing w:after="120" w:before="220" w:line="280"/>
         <w:jc w:val="left"/>
       </w:pPr>
       <w:r>
@@ -3426,91 +4667,133 @@
           <w:sz w:val="24"/>
           <w:szCs w:val="24"/>
         </w:rPr>
-        <w:t xml:space="preserve">H. Permohonan Sita Jaminan dan Putusan Serta-Merta Harus Ditolak</w:t>
-      </w:r>
-    </w:p>
-    <w:p>
-      <w:pPr>
-        <w:tabs>
-          <w:tab w:val="left" w:pos="620"/>
-        </w:tabs>
-        <w:spacing w:after="120" w:before="60" w:line="280"/>
-        <w:ind w:left="620" w:hanging="620"/>
-        <w:jc w:val="both"/>
-      </w:pPr>
-      <w:r>
-        <w:rPr>
-          <w:rFonts w:ascii="Times New Roman" w:cs="Times New Roman" w:eastAsia="Times New Roman" w:hAnsi="Times New Roman"/>
-          <w:b w:val="false"/>
-          <w:bCs w:val="false"/>
-          <w:i w:val="false"/>
-          <w:iCs w:val="false"/>
-          <w:sz w:val="24"/>
-          <w:szCs w:val="24"/>
-        </w:rPr>
-        <w:t xml:space="preserve">33.</w:t>
-      </w:r>
-      <w:r>
-        <w:rPr>
-          <w:rFonts w:ascii="Times New Roman" w:cs="Times New Roman" w:eastAsia="Times New Roman" w:hAnsi="Times New Roman"/>
-          <w:sz w:val="24"/>
-          <w:szCs w:val="24"/>
-        </w:rPr>
-        <w:t xml:space="preserve">	</w:t>
-      </w:r>
-      <w:r>
-        <w:rPr>
-          <w:rFonts w:ascii="Times New Roman" w:cs="Times New Roman" w:eastAsia="Times New Roman" w:hAnsi="Times New Roman"/>
-          <w:b w:val="false"/>
-          <w:bCs w:val="false"/>
-          <w:i w:val="false"/>
-          <w:iCs w:val="false"/>
-          <w:sz w:val="24"/>
-          <w:szCs w:val="24"/>
-        </w:rPr>
-        <w:t xml:space="preserve">Bahwa permohonan sita jaminan PENGGUGAT tidak memenuhi syarat Pasal 227 Herzien Inlandsch Reglement. PENGGUGAT tidak menguraikan satu pun fakta yang menunjukkan adanya persangkaan beralasan bahwa TERGUGAT akan mengalihkan harta kekayaannya. TERGUGAT adalah perseroan terbatas yang masih menjalankan usahanya secara terbuka pada alamat yang jelas, dan PENGGUGAT bahkan tidak menyebutkan objek yang dimohonkan untuk disita;</w:t>
-      </w:r>
-    </w:p>
-    <w:p>
-      <w:pPr>
-        <w:tabs>
-          <w:tab w:val="left" w:pos="620"/>
-        </w:tabs>
-        <w:spacing w:after="120" w:before="60" w:line="280"/>
-        <w:ind w:left="620" w:hanging="620"/>
-        <w:jc w:val="both"/>
-      </w:pPr>
-      <w:r>
-        <w:rPr>
-          <w:rFonts w:ascii="Times New Roman" w:cs="Times New Roman" w:eastAsia="Times New Roman" w:hAnsi="Times New Roman"/>
-          <w:b w:val="false"/>
-          <w:bCs w:val="false"/>
-          <w:i w:val="false"/>
-          <w:iCs w:val="false"/>
-          <w:sz w:val="24"/>
-          <w:szCs w:val="24"/>
-        </w:rPr>
-        <w:t xml:space="preserve">34.</w:t>
-      </w:r>
-      <w:r>
-        <w:rPr>
-          <w:rFonts w:ascii="Times New Roman" w:cs="Times New Roman" w:eastAsia="Times New Roman" w:hAnsi="Times New Roman"/>
-          <w:sz w:val="24"/>
-          <w:szCs w:val="24"/>
-        </w:rPr>
-        <w:t xml:space="preserve">	</w:t>
-      </w:r>
-      <w:r>
-        <w:rPr>
-          <w:rFonts w:ascii="Times New Roman" w:cs="Times New Roman" w:eastAsia="Times New Roman" w:hAnsi="Times New Roman"/>
-          <w:b w:val="false"/>
-          <w:bCs w:val="false"/>
-          <w:i w:val="false"/>
-          <w:iCs w:val="false"/>
-          <w:sz w:val="24"/>
-          <w:szCs w:val="24"/>
-        </w:rPr>
-        <w:t xml:space="preserve">Bahwa permohonan putusan serta-merta juga harus ditolak. Perkara ini justru memuat perselisihan fakta yang sungguh-sungguh mengenai besarnya progres pekerjaan, sehingga tidak termasuk perkara dengan bukti yang begitu terang sebagaimana disyaratkan Pasal 180 ayat (1) Herzien Inlandsch Reglement, dan sejalan dengan kehati-hatian yang digariskan Mahkamah Agung melalui Surat Edaran Nomor 3 Tahun 2000 dan Surat Edaran Nomor 4 Tahun 2001;</w:t>
+        <w:t xml:space="preserve">J. Tanggapan atas Dalil Angka 23, Angka 24, dan Angka 25</w:t>
+      </w:r>
+    </w:p>
+    <w:p>
+      <w:pPr>
+        <w:tabs>
+          <w:tab w:val="left" w:pos="620"/>
+        </w:tabs>
+        <w:spacing w:after="120" w:before="60" w:line="280"/>
+        <w:ind w:left="620" w:hanging="620"/>
+        <w:jc w:val="both"/>
+      </w:pPr>
+      <w:r>
+        <w:rPr>
+          <w:rFonts w:ascii="Times New Roman" w:cs="Times New Roman" w:eastAsia="Times New Roman" w:hAnsi="Times New Roman"/>
+          <w:b w:val="false"/>
+          <w:bCs w:val="false"/>
+          <w:i w:val="false"/>
+          <w:iCs w:val="false"/>
+          <w:sz w:val="24"/>
+          <w:szCs w:val="24"/>
+        </w:rPr>
+        <w:t xml:space="preserve">46.</w:t>
+      </w:r>
+      <w:r>
+        <w:rPr>
+          <w:rFonts w:ascii="Times New Roman" w:cs="Times New Roman" w:eastAsia="Times New Roman" w:hAnsi="Times New Roman"/>
+          <w:sz w:val="24"/>
+          <w:szCs w:val="24"/>
+        </w:rPr>
+        <w:t xml:space="preserve">	</w:t>
+      </w:r>
+      <w:r>
+        <w:rPr>
+          <w:rFonts w:ascii="Times New Roman" w:cs="Times New Roman" w:eastAsia="Times New Roman" w:hAnsi="Times New Roman"/>
+          <w:b w:val="false"/>
+          <w:bCs w:val="false"/>
+          <w:i w:val="false"/>
+          <w:iCs w:val="false"/>
+          <w:sz w:val="24"/>
+          <w:szCs w:val="24"/>
+        </w:rPr>
+        <w:t xml:space="preserve">Bahwa TERGUGAT menolak dalil angka 23 gugatan mengenai sita jaminan. Permohonan tersebut tidak memenuhi syarat Pasal 227 Herzien Inlandsch Reglement, karena PENGGUGAT tidak menguraikan satu pun fakta yang menunjukkan persangkaan beralasan bahwa TERGUGAT akan mengalihkan harta kekayaannya. TERGUGAT adalah perseroan terbatas yang masih menjalankan usahanya secara terbuka pada alamat yang jelas, dan PENGGUGAT bahkan tidak menyebutkan objek yang dimohonkan untuk disita;</w:t>
+      </w:r>
+    </w:p>
+    <w:p>
+      <w:pPr>
+        <w:tabs>
+          <w:tab w:val="left" w:pos="620"/>
+        </w:tabs>
+        <w:spacing w:after="120" w:before="60" w:line="280"/>
+        <w:ind w:left="620" w:hanging="620"/>
+        <w:jc w:val="both"/>
+      </w:pPr>
+      <w:r>
+        <w:rPr>
+          <w:rFonts w:ascii="Times New Roman" w:cs="Times New Roman" w:eastAsia="Times New Roman" w:hAnsi="Times New Roman"/>
+          <w:b w:val="false"/>
+          <w:bCs w:val="false"/>
+          <w:i w:val="false"/>
+          <w:iCs w:val="false"/>
+          <w:sz w:val="24"/>
+          <w:szCs w:val="24"/>
+        </w:rPr>
+        <w:t xml:space="preserve">47.</w:t>
+      </w:r>
+      <w:r>
+        <w:rPr>
+          <w:rFonts w:ascii="Times New Roman" w:cs="Times New Roman" w:eastAsia="Times New Roman" w:hAnsi="Times New Roman"/>
+          <w:sz w:val="24"/>
+          <w:szCs w:val="24"/>
+        </w:rPr>
+        <w:t xml:space="preserve">	</w:t>
+      </w:r>
+      <w:r>
+        <w:rPr>
+          <w:rFonts w:ascii="Times New Roman" w:cs="Times New Roman" w:eastAsia="Times New Roman" w:hAnsi="Times New Roman"/>
+          <w:b w:val="false"/>
+          <w:bCs w:val="false"/>
+          <w:i w:val="false"/>
+          <w:iCs w:val="false"/>
+          <w:sz w:val="24"/>
+          <w:szCs w:val="24"/>
+        </w:rPr>
+        <w:t xml:space="preserve">Bahwa TERGUGAT menolak dalil angka 24 gugatan mengenai kewenangan Pengadilan Negeri Surakarta, sebagaimana telah TERGUGAT uraikan dalam Eksepsi bagian A;</w:t>
+      </w:r>
+    </w:p>
+    <w:p>
+      <w:pPr>
+        <w:tabs>
+          <w:tab w:val="left" w:pos="620"/>
+        </w:tabs>
+        <w:spacing w:after="120" w:before="60" w:line="280"/>
+        <w:ind w:left="620" w:hanging="620"/>
+        <w:jc w:val="both"/>
+      </w:pPr>
+      <w:r>
+        <w:rPr>
+          <w:rFonts w:ascii="Times New Roman" w:cs="Times New Roman" w:eastAsia="Times New Roman" w:hAnsi="Times New Roman"/>
+          <w:b w:val="false"/>
+          <w:bCs w:val="false"/>
+          <w:i w:val="false"/>
+          <w:iCs w:val="false"/>
+          <w:sz w:val="24"/>
+          <w:szCs w:val="24"/>
+        </w:rPr>
+        <w:t xml:space="preserve">48.</w:t>
+      </w:r>
+      <w:r>
+        <w:rPr>
+          <w:rFonts w:ascii="Times New Roman" w:cs="Times New Roman" w:eastAsia="Times New Roman" w:hAnsi="Times New Roman"/>
+          <w:sz w:val="24"/>
+          <w:szCs w:val="24"/>
+        </w:rPr>
+        <w:t xml:space="preserve">	</w:t>
+      </w:r>
+      <w:r>
+        <w:rPr>
+          <w:rFonts w:ascii="Times New Roman" w:cs="Times New Roman" w:eastAsia="Times New Roman" w:hAnsi="Times New Roman"/>
+          <w:b w:val="false"/>
+          <w:bCs w:val="false"/>
+          <w:i w:val="false"/>
+          <w:iCs w:val="false"/>
+          <w:sz w:val="24"/>
+          <w:szCs w:val="24"/>
+        </w:rPr>
+        <w:t xml:space="preserve">Bahwa TERGUGAT menolak dalil angka 25 gugatan mengenai putusan serta-merta. Perkara ini justru memuat perselisihan fakta yang sungguh-sungguh mengenai besarnya progres pekerjaan dengan selisih mencapai Rp172.550.000,00, sehingga tidak termasuk perkara dengan bukti yang begitu terang sebagaimana disyaratkan Pasal 180 ayat (1) Herzien Inlandsch Reglement, dan sejalan dengan kehati-hatian yang digariskan Mahkamah Agung melalui Surat Edaran Nomor 3 Tahun 2000 dan Surat Edaran Nomor 4 Tahun 2001;</w:t>
       </w:r>
     </w:p>
     <w:p>
@@ -3588,7 +4871,7 @@
           <w:sz w:val="24"/>
           <w:szCs w:val="24"/>
         </w:rPr>
-        <w:t xml:space="preserve">Bahwa PENGGUGAT REKONVENSI telah melaksanakan pekerjaan renovasi dengan realisasi progres sekitar 85% atau senilai Rp722.500.000,00, sedangkan TERGUGAT REKONVENSI baru membayar Rp600.000.000,00;</w:t>
+        <w:t xml:space="preserve">Bahwa PENGGUGAT REKONVENSI telah melaksanakan pekerjaan renovasi dengan realisasi progres sekitar 85% atau senilai Rp722.500.000,00, sedangkan TERGUGAT REKONVENSI baru membayar Rp600.000.000,00, sehingga terdapat kekurangan pembayaran sebesar Rp122.500.000,00;</w:t>
       </w:r>
     </w:p>
     <w:p>
@@ -3672,7 +4955,7 @@
           <w:sz w:val="24"/>
           <w:szCs w:val="24"/>
         </w:rPr>
-        <w:t xml:space="preserve">Bahwa dengan demikian PENGGUGAT REKONVENSI sesungguhnya berhak atas Rp207.500.000,00, yaitu Rp122.500.000,00 atas pekerjaan yang telah dilaksanakan ditambah Rp85.000.000,00 atas pekerjaan tambahan;</w:t>
+        <w:t xml:space="preserve">Bahwa dengan demikian PENGGUGAT REKONVENSI sesungguhnya berhak atas Rp207.500.000,00. Namun demikian, dengan itikad baik PENGGUGAT REKONVENSI membatasi tuntutannya pada jumlah yang telah secara resmi ditagihkan melalui surat tagihan tanggal 8 Mei 2026, yaitu Rp185.000.000,00, dan tidak menuntut selisih sebesar Rp22.500.000,00;</w:t>
       </w:r>
     </w:p>
     <w:p>
@@ -3714,7 +4997,7 @@
           <w:sz w:val="24"/>
           <w:szCs w:val="24"/>
         </w:rPr>
-        <w:t xml:space="preserve">Bahwa namun demikian, PENGGUGAT REKONVENSI dengan itikad baik membatasi tuntutannya pada jumlah yang telah secara resmi ditagihkan melalui surat tagihan tanggal 8 Mei 2026, yaitu sebesar Rp185.000.000,00, dan tidak menuntut selisih sebesar Rp22.500.000,00;</w:t>
+        <w:t xml:space="preserve">Bahwa TERGUGAT REKONVENSI telah menolak tagihan tersebut dan sampai gugatan ini diajukan tidak pernah membayarnya, sehingga TERGUGAT REKONVENSI telah melakukan wanprestasi atas kewajiban pembayarannya;</w:t>
       </w:r>
     </w:p>
     <w:p>
@@ -3756,7 +5039,7 @@
           <w:sz w:val="24"/>
           <w:szCs w:val="24"/>
         </w:rPr>
-        <w:t xml:space="preserve">Bahwa TERGUGAT REKONVENSI telah menolak tagihan tersebut dan sampai gugatan ini diajukan tidak pernah membayarnya, sehingga TERGUGAT REKONVENSI telah melakukan wanprestasi atas kewajiban pembayarannya;</w:t>
+        <w:t xml:space="preserve">Bahwa akibat tidak dibayarnya tagihan tersebut, PENGGUGAT REKONVENSI kehilangan kemampuan membeli material dan membayar upah tenaga kerja, sehingga pekerjaan terhenti dan PENGGUGAT REKONVENSI menanggung modal kerja yang telah dikeluarkan tanpa memperoleh penggantian;</w:t>
       </w:r>
     </w:p>
     <w:p>
@@ -3779,48 +5062,6 @@
           <w:szCs w:val="24"/>
         </w:rPr>
         <w:t xml:space="preserve">6.</w:t>
-      </w:r>
-      <w:r>
-        <w:rPr>
-          <w:rFonts w:ascii="Times New Roman" w:cs="Times New Roman" w:eastAsia="Times New Roman" w:hAnsi="Times New Roman"/>
-          <w:sz w:val="24"/>
-          <w:szCs w:val="24"/>
-        </w:rPr>
-        <w:t xml:space="preserve">	</w:t>
-      </w:r>
-      <w:r>
-        <w:rPr>
-          <w:rFonts w:ascii="Times New Roman" w:cs="Times New Roman" w:eastAsia="Times New Roman" w:hAnsi="Times New Roman"/>
-          <w:b w:val="false"/>
-          <w:bCs w:val="false"/>
-          <w:i w:val="false"/>
-          <w:iCs w:val="false"/>
-          <w:sz w:val="24"/>
-          <w:szCs w:val="24"/>
-        </w:rPr>
-        <w:t xml:space="preserve">Bahwa akibat tidak dibayarnya tagihan tersebut, PENGGUGAT REKONVENSI kehilangan kemampuan membeli material dan membayar upah tenaga kerja, sehingga pekerjaan terhenti dan PENGGUGAT REKONVENSI menanggung kerugian berupa modal kerja yang telah dikeluarkan namun tidak memperoleh penggantian;</w:t>
-      </w:r>
-    </w:p>
-    <w:p>
-      <w:pPr>
-        <w:tabs>
-          <w:tab w:val="left" w:pos="620"/>
-        </w:tabs>
-        <w:spacing w:after="120" w:before="60" w:line="280"/>
-        <w:ind w:left="620" w:hanging="620"/>
-        <w:jc w:val="both"/>
-      </w:pPr>
-      <w:r>
-        <w:rPr>
-          <w:rFonts w:ascii="Times New Roman" w:cs="Times New Roman" w:eastAsia="Times New Roman" w:hAnsi="Times New Roman"/>
-          <w:b w:val="false"/>
-          <w:bCs w:val="false"/>
-          <w:i w:val="false"/>
-          <w:iCs w:val="false"/>
-          <w:sz w:val="24"/>
-          <w:szCs w:val="24"/>
-        </w:rPr>
-        <w:t xml:space="preserve">7.</w:t>
       </w:r>
       <w:r>
         <w:rPr>
@@ -3863,7 +5104,7 @@
     </w:p>
     <w:p>
       <w:pPr>
-        <w:spacing w:after="120" w:before="200" w:line="280"/>
+        <w:spacing w:after="120" w:before="220" w:line="280"/>
         <w:jc w:val="left"/>
       </w:pPr>
       <w:r>
@@ -4007,7 +5248,7 @@
     </w:p>
     <w:p>
       <w:pPr>
-        <w:spacing w:after="120" w:before="200" w:line="280"/>
+        <w:spacing w:after="120" w:before="220" w:line="280"/>
         <w:jc w:val="left"/>
       </w:pPr>
       <w:r>
@@ -4361,7 +5602,7 @@
     </w:p>
     <w:p>
       <w:pPr>
-        <w:spacing w:after="120" w:before="200" w:line="280"/>
+        <w:spacing w:after="120" w:before="220" w:line="280"/>
         <w:jc w:val="left"/>
       </w:pPr>
       <w:r>
@@ -4626,7 +5867,7 @@
           <w:sz w:val="24"/>
           <w:szCs w:val="24"/>
         </w:rPr>
-        <w:t xml:space="preserve">Menghukum TERGUGAT REKONVENSI untuk membayar bunga sebesar 6% (enam persen) per tahun atas jumlah tersebut, dihitung sejak tanggal 8 Mei 2026 sampai dengan seluruh kewajiban dilaksanakan;</w:t>
+        <w:t xml:space="preserve">Menghukum TERGUGAT REKONVENSI untuk membayar bunga sebesar 6% (enam persen) per tahun atas jumlah tersebut, dihitung sejak tanggal 8 Mei 2026 sampai seluruh kewajiban dilaksanakan;</w:t>
       </w:r>
     </w:p>
     <w:p>
@@ -4673,7 +5914,7 @@
     </w:p>
     <w:p>
       <w:pPr>
-        <w:spacing w:after="120" w:before="200" w:line="280"/>
+        <w:spacing w:after="120" w:before="220" w:line="280"/>
         <w:jc w:val="left"/>
       </w:pPr>
       <w:r>
